--- a/docs/hardware/unit_product_reference_v_1_1_0_atom_temt6000_ambient_light_sensor.docx
+++ b/docs/hardware/unit_product_reference_v_1_1_0_atom_temt6000_ambient_light_sensor.docx
@@ -237,7 +237,7 @@
         <w:pStyle w:val="Compact"/>
       </w:pPr>
       <w:r>
-        <w:t xml:space="preserve">1.5 Board Views {.section-page}</w:t>
+        <w:t xml:space="preserve">1.6 Board Views {.section-page}</w:t>
       </w:r>
     </w:p>
     <w:p>
@@ -249,7 +249,7 @@
         <w:pStyle w:val="Compact"/>
       </w:pPr>
       <w:r>
-        <w:t xml:space="preserve">1.6 Handling {.section-page}</w:t>
+        <w:t xml:space="preserve">1.7 Handling {.section-page}</w:t>
       </w:r>
     </w:p>
     <w:p>
@@ -768,7 +768,7 @@
         <w:pStyle w:val="FirstParagraph"/>
       </w:pPr>
       <w:r>
-        <w:t xml:space="preserve">The UNIT ATOM TEMT6000 is an ambient-light sensor module developed by UNIT Electronics as part of the DevLab ecosystem. It combines a TEMT6000 visible-light phototransistor with an onboard interface controller, providing both I2C communication and direct access to the sensor’s analog signal.</w:t>
+        <w:t xml:space="preserve">The DevLab I2C GT36537 LDR Ambient Light Sensor is an ambient-light sensor module developed by UNIT Electronics as part of the DevLab ecosystem. It combines a GT36537 photoresistor (LDR), wired as a voltage divider, with an onboard microcontroller-based interface controller, providing both I2C communication and direct access to the sensor’s raw analog signal.</w:t>
       </w:r>
     </w:p>
     <w:p>
@@ -776,7 +776,7 @@
         <w:pStyle w:val="BodyText"/>
       </w:pPr>
       <w:r>
-        <w:t xml:space="preserve">The board provides direct VCC, GND, and SIG contacts, reserved expansion pads, power and status indicators, and a solder bridge for disabling the I2C interface. The onboard controller acquires the TEMT6000 signal through its analog-to-digital converter (ADC) and makes the resulting measurements available through the I2C interface.</w:t>
+        <w:t xml:space="preserve">The board provides three I2C connectors sharing the same bus, a dedicated RAW Signal Header for direct access to the unprocessed sensor output, and power/status indicators. The onboard microcontroller reads the GT36537 divider signal through its analog-to-digital converter (ADC) and makes the resulting measurements available through the I2C interface.</w:t>
       </w:r>
     </w:p>
     <w:bookmarkStart w:id="21" w:name="applications"/>
@@ -813,7 +813,7 @@
         <w:pStyle w:val="Compact"/>
       </w:pPr>
       <w:r>
-        <w:t xml:space="preserve">Direct analog light measurement during development and calibration</w:t>
+        <w:t xml:space="preserve">Direct analog light measurement during development, testing, and characterization</w:t>
       </w:r>
     </w:p>
     <w:p>
@@ -837,7 +837,7 @@
         <w:pStyle w:val="Compact"/>
       </w:pPr>
       <w:r>
-        <w:t xml:space="preserve">Day/night and relative-light detection</w:t>
+        <w:t xml:space="preserve">Smart lighting and home/industrial automation</w:t>
       </w:r>
     </w:p>
     <w:p>
@@ -849,7 +849,7 @@
         <w:pStyle w:val="Compact"/>
       </w:pPr>
       <w:r>
-        <w:t xml:space="preserve">Environmental data logging</w:t>
+        <w:t xml:space="preserve">Day/night and relative-light detection</w:t>
       </w:r>
     </w:p>
     <w:p>
@@ -861,7 +861,31 @@
         <w:pStyle w:val="Compact"/>
       </w:pPr>
       <w:r>
-        <w:t xml:space="preserve">Educational I2C, ADC, and phototransistor experiments</w:t>
+        <w:t xml:space="preserve">Environmental and IoT light-level data logging</w:t>
+      </w:r>
+    </w:p>
+    <w:p>
+      <w:pPr>
+        <w:numPr>
+          <w:ilvl w:val="0"/>
+          <w:numId w:val="1010"/>
+        </w:numPr>
+        <w:pStyle w:val="Compact"/>
+      </w:pPr>
+      <w:r>
+        <w:t xml:space="preserve">Educational I2C and photoresistor experiments</w:t>
+      </w:r>
+    </w:p>
+    <w:p>
+      <w:pPr>
+        <w:numPr>
+          <w:ilvl w:val="0"/>
+          <w:numId w:val="1010"/>
+        </w:numPr>
+        <w:pStyle w:val="Compact"/>
+      </w:pPr>
+      <w:r>
+        <w:t xml:space="preserve">Integration into I2C sensor networks</w:t>
       </w:r>
     </w:p>
     <w:bookmarkEnd w:id="21"/>
@@ -883,7 +907,55 @@
         <w:pStyle w:val="FirstParagraph"/>
       </w:pPr>
       <w:r>
-        <w:t xml:space="preserve">As part of the DevLab Atom family, the TEMT6000 module follows a compact and standardized form factor intended for rapid prototyping and integration with other DevLab modules. The board provides three 4-pin, 1.00 mm-pitch I2C connection positions carrying GND, VCC, SDA, and SCL. One connector is populated by default, while two additional horizontal positions are available for optional JST/Qwiic-compatible connectors. This arrangement provides multiple physical access points to the same I2C interface and supports different module integration and mounting configurations.</w:t>
+        <w:t xml:space="preserve">As part of the DevLab ecosystem, the GT36537 module follows a compact form factor intended for rapid prototyping and integration with other DevLab modules. The board provides three I2C connectors carrying</w:t>
+      </w:r>
+      <w:r>
+        <w:t xml:space="preserve"> </w:t>
+      </w:r>
+      <w:r>
+        <w:rPr>
+          <w:rStyle w:val="VerbatimChar"/>
+        </w:rPr>
+        <w:t xml:space="preserve">GND</w:t>
+      </w:r>
+      <w:r>
+        <w:t xml:space="preserve">,</w:t>
+      </w:r>
+      <w:r>
+        <w:t xml:space="preserve"> </w:t>
+      </w:r>
+      <w:r>
+        <w:rPr>
+          <w:rStyle w:val="VerbatimChar"/>
+        </w:rPr>
+        <w:t xml:space="preserve">VCC</w:t>
+      </w:r>
+      <w:r>
+        <w:t xml:space="preserve">,</w:t>
+      </w:r>
+      <w:r>
+        <w:t xml:space="preserve"> </w:t>
+      </w:r>
+      <w:r>
+        <w:rPr>
+          <w:rStyle w:val="VerbatimChar"/>
+        </w:rPr>
+        <w:t xml:space="preserve">SDA</w:t>
+      </w:r>
+      <w:r>
+        <w:t xml:space="preserve">, and</w:t>
+      </w:r>
+      <w:r>
+        <w:t xml:space="preserve"> </w:t>
+      </w:r>
+      <w:r>
+        <w:rPr>
+          <w:rStyle w:val="VerbatimChar"/>
+        </w:rPr>
+        <w:t xml:space="preserve">SCL</w:t>
+      </w:r>
+      <w:r>
+        <w:t xml:space="preserve">, all wired to the same bus, giving multiple physical access points to the I2C interface and supporting different module integration and mounting configurations.</w:t>
       </w:r>
     </w:p>
     <w:p>
@@ -891,7 +963,7 @@
         <w:pStyle w:val="BodyText"/>
       </w:pPr>
       <w:r>
-        <w:t xml:space="preserve">The module is designed for nominal 3.3 V or 5 V operation. Before connecting it to a host, verify the supply voltage, I2C pull-up voltage, connector orientation, and applicable electrical ratings. When operating the module at 5 V with a 3.3 V host, level translation may be required.</w:t>
+        <w:t xml:space="preserve">Connector pitch, mechanical drawings, and supply-voltage limits for this GT36537 revision are still pending publication; verify the current hardware documentation before connecting the module to a host.</w:t>
       </w:r>
     </w:p>
     <w:bookmarkEnd w:id="22"/>
@@ -917,7 +989,7 @@
         <w:pStyle w:val="Compact"/>
       </w:pPr>
       <w:r>
-        <w:t xml:space="preserve">TEMT6000 ambient-light phototransistor</w:t>
+        <w:t xml:space="preserve">GT36537 ambient-light photoresistor, wired as a voltage divider</w:t>
       </w:r>
     </w:p>
     <w:p>
@@ -929,7 +1001,7 @@
         <w:pStyle w:val="Compact"/>
       </w:pPr>
       <w:r>
-        <w:t xml:space="preserve">32-bit Arm Cortex-M0+ controller with 16 KB Flash and 2 KB SRAM, using its internal HSI at up to 24 MHz</w:t>
+        <w:t xml:space="preserve">Onboard microcontroller handling I2C communication and ADC acquisition</w:t>
       </w:r>
     </w:p>
     <w:p>
@@ -941,7 +1013,7 @@
         <w:pStyle w:val="Compact"/>
       </w:pPr>
       <w:r>
-        <w:t xml:space="preserve">Nominal 3.3 V and 5 V operation; controller upper operating limit of 5.5 V</w:t>
+        <w:t xml:space="preserve">7-bit I2C slave operation using the DevLab Device Protocol (DDP)</w:t>
       </w:r>
     </w:p>
     <w:p>
@@ -953,7 +1025,55 @@
         <w:pStyle w:val="Compact"/>
       </w:pPr>
       <w:r>
-        <w:t xml:space="preserve">7-bit I2C slave operation from 100 kHz to 400 kHz</w:t>
+        <w:t xml:space="preserve">Three I2C connection positions carrying</w:t>
+      </w:r>
+      <w:r>
+        <w:t xml:space="preserve"> </w:t>
+      </w:r>
+      <w:r>
+        <w:rPr>
+          <w:rStyle w:val="VerbatimChar"/>
+        </w:rPr>
+        <w:t xml:space="preserve">GND</w:t>
+      </w:r>
+      <w:r>
+        <w:t xml:space="preserve">,</w:t>
+      </w:r>
+      <w:r>
+        <w:t xml:space="preserve"> </w:t>
+      </w:r>
+      <w:r>
+        <w:rPr>
+          <w:rStyle w:val="VerbatimChar"/>
+        </w:rPr>
+        <w:t xml:space="preserve">VCC</w:t>
+      </w:r>
+      <w:r>
+        <w:t xml:space="preserve">,</w:t>
+      </w:r>
+      <w:r>
+        <w:t xml:space="preserve"> </w:t>
+      </w:r>
+      <w:r>
+        <w:rPr>
+          <w:rStyle w:val="VerbatimChar"/>
+        </w:rPr>
+        <w:t xml:space="preserve">SDA</w:t>
+      </w:r>
+      <w:r>
+        <w:t xml:space="preserve">, and</w:t>
+      </w:r>
+      <w:r>
+        <w:t xml:space="preserve"> </w:t>
+      </w:r>
+      <w:r>
+        <w:rPr>
+          <w:rStyle w:val="VerbatimChar"/>
+        </w:rPr>
+        <w:t xml:space="preserve">SCL</w:t>
+      </w:r>
+      <w:r>
+        <w:t xml:space="preserve">, all connected to the same bus</w:t>
       </w:r>
     </w:p>
     <w:p>
@@ -965,55 +1085,7 @@
         <w:pStyle w:val="Compact"/>
       </w:pPr>
       <w:r>
-        <w:t xml:space="preserve">Three I2C connection positions carrying</w:t>
-      </w:r>
-      <w:r>
-        <w:t xml:space="preserve"> </w:t>
-      </w:r>
-      <w:r>
-        <w:rPr>
-          <w:rStyle w:val="VerbatimChar"/>
-        </w:rPr>
-        <w:t xml:space="preserve">GND</w:t>
-      </w:r>
-      <w:r>
-        <w:t xml:space="preserve">,</w:t>
-      </w:r>
-      <w:r>
-        <w:t xml:space="preserve"> </w:t>
-      </w:r>
-      <w:r>
-        <w:rPr>
-          <w:rStyle w:val="VerbatimChar"/>
-        </w:rPr>
-        <w:t xml:space="preserve">VCC</w:t>
-      </w:r>
-      <w:r>
-        <w:t xml:space="preserve">,</w:t>
-      </w:r>
-      <w:r>
-        <w:t xml:space="preserve"> </w:t>
-      </w:r>
-      <w:r>
-        <w:rPr>
-          <w:rStyle w:val="VerbatimChar"/>
-        </w:rPr>
-        <w:t xml:space="preserve">SDA</w:t>
-      </w:r>
-      <w:r>
-        <w:t xml:space="preserve">, and</w:t>
-      </w:r>
-      <w:r>
-        <w:t xml:space="preserve"> </w:t>
-      </w:r>
-      <w:r>
-        <w:rPr>
-          <w:rStyle w:val="VerbatimChar"/>
-        </w:rPr>
-        <w:t xml:space="preserve">SCL</w:t>
-      </w:r>
-      <w:r>
-        <w:t xml:space="preserve">: one populated by default and two optional horizontal positions</w:t>
+        <w:t xml:space="preserve">Dedicated RAW Signal Header exposing the unprocessed GT36537 divider output, independent of the I2C interface</w:t>
       </w:r>
     </w:p>
     <w:p>
@@ -1025,52 +1097,7 @@
         <w:pStyle w:val="Compact"/>
       </w:pPr>
       <w:r>
-        <w:t xml:space="preserve">Direct analog</w:t>
-      </w:r>
-      <w:r>
-        <w:t xml:space="preserve"> </w:t>
-      </w:r>
-      <w:r>
-        <w:rPr>
-          <w:rStyle w:val="VerbatimChar"/>
-        </w:rPr>
-        <w:t xml:space="preserve">SIG</w:t>
-      </w:r>
-      <w:r>
-        <w:t xml:space="preserve"> </w:t>
-      </w:r>
-      <w:r>
-        <w:t xml:space="preserve">access with adjacent</w:t>
-      </w:r>
-      <w:r>
-        <w:t xml:space="preserve"> </w:t>
-      </w:r>
-      <w:r>
-        <w:rPr>
-          <w:rStyle w:val="VerbatimChar"/>
-        </w:rPr>
-        <w:t xml:space="preserve">VCC</w:t>
-      </w:r>
-      <w:r>
-        <w:t xml:space="preserve"> </w:t>
-      </w:r>
-      <w:r>
-        <w:t xml:space="preserve">and</w:t>
-      </w:r>
-      <w:r>
-        <w:t xml:space="preserve"> </w:t>
-      </w:r>
-      <w:r>
-        <w:rPr>
-          <w:rStyle w:val="VerbatimChar"/>
-        </w:rPr>
-        <w:t xml:space="preserve">GND</w:t>
-      </w:r>
-      <w:r>
-        <w:t xml:space="preserve"> </w:t>
-      </w:r>
-      <w:r>
-        <w:t xml:space="preserve">contacts</w:t>
+        <w:t xml:space="preserve">Power and user/status indicators</w:t>
       </w:r>
     </w:p>
     <w:p>
@@ -1082,67 +1109,15 @@
         <w:pStyle w:val="Compact"/>
       </w:pPr>
       <w:r>
-        <w:t xml:space="preserve">Two reserved expansion pads with no current application assignment</w:t>
-      </w:r>
-    </w:p>
-    <w:p>
-      <w:pPr>
-        <w:numPr>
-          <w:ilvl w:val="0"/>
-          <w:numId w:val="1011"/>
-        </w:numPr>
-        <w:pStyle w:val="Compact"/>
-      </w:pPr>
-      <w:r>
-        <w:t xml:space="preserve">Internal ADC acquisition of the TEMT6000 analog signal</w:t>
-      </w:r>
-    </w:p>
-    <w:p>
-      <w:pPr>
-        <w:numPr>
-          <w:ilvl w:val="0"/>
-          <w:numId w:val="1011"/>
-        </w:numPr>
-        <w:pStyle w:val="Compact"/>
-      </w:pPr>
-      <w:r>
-        <w:t xml:space="preserve">Shared I2C and factory programming signals</w:t>
-      </w:r>
-    </w:p>
-    <w:p>
-      <w:pPr>
-        <w:numPr>
-          <w:ilvl w:val="0"/>
-          <w:numId w:val="1011"/>
-        </w:numPr>
-        <w:pStyle w:val="Compact"/>
-      </w:pPr>
-      <w:r>
-        <w:t xml:space="preserve">Factory-only SWD/reset functions, power indicator, and built-in status indicator</w:t>
-      </w:r>
-    </w:p>
-    <w:p>
-      <w:pPr>
-        <w:numPr>
-          <w:ilvl w:val="0"/>
-          <w:numId w:val="1011"/>
-        </w:numPr>
-        <w:pStyle w:val="Compact"/>
-      </w:pPr>
-      <w:r>
-        <w:t xml:space="preserve">Cuttable solder bridge for disabling I2C operation</w:t>
-      </w:r>
-    </w:p>
-    <w:p>
-      <w:pPr>
-        <w:numPr>
-          <w:ilvl w:val="0"/>
-          <w:numId w:val="1011"/>
-        </w:numPr>
-        <w:pStyle w:val="Compact"/>
-      </w:pPr>
-      <w:r>
-        <w:t xml:space="preserve">Manufacturer Part Number (MPN):</w:t>
+        <w:t xml:space="preserve">Dedicated test points for debug</w:t>
+      </w:r>
+    </w:p>
+    <w:p>
+      <w:pPr>
+        <w:pStyle w:val="FirstParagraph"/>
+      </w:pPr>
+      <w:r>
+        <w:t xml:space="preserve">The controller implements DevLab Device Protocol (DDP) v1.0. The GT36537 profile is identified by Device ID</w:t>
       </w:r>
       <w:r>
         <w:t xml:space="preserve"> </w:t>
@@ -1151,15 +1126,10 @@
         <w:rPr>
           <w:rStyle w:val="VerbatimChar"/>
         </w:rPr>
-        <w:t xml:space="preserve">UE0098</w:t>
-      </w:r>
-    </w:p>
-    <w:p>
-      <w:pPr>
-        <w:pStyle w:val="FirstParagraph"/>
-      </w:pPr>
-      <w:r>
-        <w:t xml:space="preserve">The controller implements DevLab Device Protocol (DDP) v1.0. The TEMT6000 profile is identified by Device ID</w:t>
+        <w:t xml:space="preserve">0x0106</w:t>
+      </w:r>
+      <w:r>
+        <w:t xml:space="preserve">, and the factory I2C address is</w:t>
       </w:r>
       <w:r>
         <w:t xml:space="preserve"> </w:t>
@@ -1168,55 +1138,7 @@
         <w:rPr>
           <w:rStyle w:val="VerbatimChar"/>
         </w:rPr>
-        <w:t xml:space="preserve">0x0102</w:t>
-      </w:r>
-      <w:r>
-        <w:t xml:space="preserve">; command</w:t>
-      </w:r>
-      <w:r>
-        <w:t xml:space="preserve"> </w:t>
-      </w:r>
-      <w:r>
-        <w:rPr>
-          <w:rStyle w:val="VerbatimChar"/>
-        </w:rPr>
-        <w:t xml:space="preserve">TEMT6000_RAW</w:t>
-      </w:r>
-      <w:r>
-        <w:t xml:space="preserve"> </w:t>
-      </w:r>
-      <w:r>
-        <w:t xml:space="preserve">(</w:t>
-      </w:r>
-      <w:r>
-        <w:rPr>
-          <w:rStyle w:val="VerbatimChar"/>
-        </w:rPr>
-        <w:t xml:space="preserve">0x80</w:t>
-      </w:r>
-      <w:r>
-        <w:t xml:space="preserve">) returns a 12-bit ADC sample in an unsigned 16-bit little-endian response. The current controller firmware reports factory address</w:t>
-      </w:r>
-      <w:r>
-        <w:t xml:space="preserve"> </w:t>
-      </w:r>
-      <w:r>
-        <w:rPr>
-          <w:rStyle w:val="VerbatimChar"/>
-        </w:rPr>
-        <w:t xml:space="preserve">0x20</w:t>
-      </w:r>
-      <w:r>
-        <w:t xml:space="preserve">, firmware/hardware version 1.0, and capabilities</w:t>
-      </w:r>
-      <w:r>
-        <w:t xml:space="preserve"> </w:t>
-      </w:r>
-      <w:r>
-        <w:rPr>
-          <w:rStyle w:val="VerbatimChar"/>
-        </w:rPr>
-        <w:t xml:space="preserve">0x000001B9</w:t>
+        <w:t xml:space="preserve">0x26</w:t>
       </w:r>
       <w:r>
         <w:t xml:space="preserve">.</w:t>
@@ -1227,12 +1149,12 @@
         <w:pStyle w:val="BodyText"/>
       </w:pPr>
       <w:r>
-        <w:t xml:space="preserve">The I2C data and clock signals are shared with the controller’s factory programming interface; therefore, I2C communication and SWD programming cannot be used simultaneously. SWD and reset functions are reserved for manufacturer programming and advanced factory diagnostics, not for user firmware replacement.</w:t>
+        <w:t xml:space="preserve">Detailed electrical ratings, mechanical dimensions, and pinout diagrams for this GT36537 revision are still pending and will be published once the corresponding hardware assets are available.</w:t>
       </w:r>
     </w:p>
     <w:bookmarkEnd w:id="23"/>
     <w:bookmarkEnd w:id="24"/>
-    <w:bookmarkStart w:id="41" w:name="the-board"/>
+    <w:bookmarkStart w:id="32" w:name="the-board"/>
     <w:p>
       <w:pPr>
         <w:pStyle w:val="Heading2"/>
@@ -1250,40 +1172,63 @@
         <w:pStyle w:val="FirstParagraph"/>
       </w:pPr>
       <w:r>
-        <w:t xml:space="preserve">The design supports two host paths. A Qwiic-capable controller can attach</w:t>
-      </w:r>
-      <w:r>
-        <w:t xml:space="preserve"> </w:t>
-      </w:r>
-      <w:r>
-        <w:t xml:space="preserve">through the I2C positions, while an ADC-capable host or test instrument can</w:t>
-      </w:r>
-      <w:r>
-        <w:t xml:space="preserve"> </w:t>
-      </w:r>
-      <w:r>
-        <w:t xml:space="preserve">sample the exposed</w:t>
-      </w:r>
-      <w:r>
-        <w:t xml:space="preserve"> </w:t>
-      </w:r>
-      <w:r>
-        <w:rPr>
-          <w:rStyle w:val="VerbatimChar"/>
-        </w:rPr>
-        <w:t xml:space="preserve">SIG</w:t>
-      </w:r>
-      <w:r>
-        <w:t xml:space="preserve"> </w:t>
-      </w:r>
-      <w:r>
-        <w:t xml:space="preserve">contact directly. Factory programming and debugging</w:t>
-      </w:r>
-      <w:r>
-        <w:t xml:space="preserve"> </w:t>
-      </w:r>
-      <w:r>
-        <w:t xml:space="preserve">reuse the I2C signals; they are not a separate user interface.</w:t>
+        <w:t xml:space="preserve">The design supports two host paths. An I2C-capable controller can attach</w:t>
+      </w:r>
+      <w:r>
+        <w:t xml:space="preserve"> </w:t>
+      </w:r>
+      <w:r>
+        <w:t xml:space="preserve">through any of the three I2C connectors, while a host or test instrument with</w:t>
+      </w:r>
+      <w:r>
+        <w:t xml:space="preserve"> </w:t>
+      </w:r>
+      <w:r>
+        <w:t xml:space="preserve">an analog input can sample the dedicated RAW Signal Header directly. The</w:t>
+      </w:r>
+      <w:r>
+        <w:t xml:space="preserve"> </w:t>
+      </w:r>
+      <w:r>
+        <w:t xml:space="preserve">GT36537 photoresistor (LDR) is wired as a voltage divider; its midpoint is</w:t>
+      </w:r>
+      <w:r>
+        <w:t xml:space="preserve"> </w:t>
+      </w:r>
+      <w:r>
+        <w:t xml:space="preserve">read by the onboard microcontroller and made available through the I2C</w:t>
+      </w:r>
+      <w:r>
+        <w:t xml:space="preserve"> </w:t>
+      </w:r>
+      <w:r>
+        <w:t xml:space="preserve">interface, and remains separately available as an unprocessed analog signal</w:t>
+      </w:r>
+      <w:r>
+        <w:t xml:space="preserve"> </w:t>
+      </w:r>
+      <w:r>
+        <w:t xml:space="preserve">on the RAW Signal Header.</w:t>
+      </w:r>
+    </w:p>
+    <w:p>
+      <w:pPr>
+        <w:pStyle w:val="BodyText"/>
+      </w:pPr>
+      <w:r>
+        <w:t xml:space="preserve">Detailed mechanical, pinout, and schematic assets for this GT36537 revision</w:t>
+      </w:r>
+      <w:r>
+        <w:t xml:space="preserve"> </w:t>
+      </w:r>
+      <w:r>
+        <w:t xml:space="preserve">are still pending publication. The values in this chapter reflect the current</w:t>
+      </w:r>
+      <w:r>
+        <w:t xml:space="preserve"> </w:t>
+      </w:r>
+      <w:r>
+        <w:t xml:space="preserve">confirmed design; items not yet released are marked accordingly.</w:t>
       </w:r>
     </w:p>
     <w:bookmarkStart w:id="25" w:name="accessories"/>
@@ -1438,7 +1383,7 @@
               <w:jc w:val="left"/>
             </w:pPr>
             <w:r>
-              <w:t xml:space="preserve">Verify 1.00 mm pitch, connector orientation, and contact order against the populated connector</w:t>
+              <w:t xml:space="preserve">Connector pitch and orientation for this GT36537 revision are pending publication; verify against the populated connector before use</w:t>
             </w:r>
           </w:p>
         </w:tc>
@@ -1552,7 +1497,7 @@
               <w:jc w:val="left"/>
             </w:pPr>
             <w:r>
-              <w:t xml:space="preserve">Use 7-bit addressing and an I2C clock from 100 kHz through 400 kHz</w:t>
+              <w:t xml:space="preserve">Use 7-bit addressing over the DevLab Device Protocol (DDP)</w:t>
             </w:r>
           </w:p>
         </w:tc>
@@ -1611,7 +1556,13 @@
               <w:rPr>
                 <w:rStyle w:val="VerbatimChar"/>
               </w:rPr>
-              <w:t xml:space="preserve">SIG</w:t>
+              <w:t xml:space="preserve">SIGNAL</w:t>
+            </w:r>
+            <w:r>
+              <w:t xml:space="preserve"> </w:t>
+            </w:r>
+            <w:r>
+              <w:t xml:space="preserve">on the RAW Signal Header</w:t>
             </w:r>
           </w:p>
         </w:tc>
@@ -1626,7 +1577,7 @@
               <w:rPr>
                 <w:rStyle w:val="VerbatimChar"/>
               </w:rPr>
-              <w:t xml:space="preserve">SIG</w:t>
+              <w:t xml:space="preserve">SIGNAL</w:t>
             </w:r>
             <w:r>
               <w:t xml:space="preserve"> </w:t>
@@ -1789,7 +1740,7 @@
               <w:jc w:val="left"/>
             </w:pPr>
             <w:r>
-              <w:t xml:space="preserve">UNIT ATOM TEMT6000 Ambient Light Sensor</w:t>
+              <w:t xml:space="preserve">DevLab I2C GT36537 LDR Ambient Light Sensor</w:t>
             </w:r>
           </w:p>
         </w:tc>
@@ -1855,32 +1806,6 @@
               <w:jc w:val="left"/>
             </w:pPr>
             <w:r>
-              <w:t xml:space="preserve">Product family</w:t>
-            </w:r>
-          </w:p>
-        </w:tc>
-        <w:tc>
-          <w:tcPr/>
-          <w:p>
-            <w:pPr>
-              <w:pStyle w:val="Compact"/>
-              <w:jc w:val="left"/>
-            </w:pPr>
-            <w:r>
-              <w:t xml:space="preserve">Atom</w:t>
-            </w:r>
-          </w:p>
-        </w:tc>
-      </w:tr>
-      <w:tr>
-        <w:tc>
-          <w:tcPr/>
-          <w:p>
-            <w:pPr>
-              <w:pStyle w:val="Compact"/>
-              <w:jc w:val="left"/>
-            </w:pPr>
-            <w:r>
               <w:t xml:space="preserve">Product type</w:t>
             </w:r>
           </w:p>
@@ -1893,7 +1818,7 @@
               <w:jc w:val="left"/>
             </w:pPr>
             <w:r>
-              <w:t xml:space="preserve">I2C-compatible and direct-analog ambient-light module</w:t>
+              <w:t xml:space="preserve">I2C-compatible ambient-light module with direct raw-signal access</w:t>
             </w:r>
           </w:p>
         </w:tc>
@@ -1919,7 +1844,7 @@
               <w:jc w:val="left"/>
             </w:pPr>
             <w:r>
-              <w:t xml:space="preserve">TEMT6000</w:t>
+              <w:t xml:space="preserve">GT36537 photoresistor (LDR), wired as a voltage divider</w:t>
             </w:r>
           </w:p>
         </w:tc>
@@ -1945,7 +1870,7 @@
               <w:jc w:val="left"/>
             </w:pPr>
             <w:r>
-              <w:t xml:space="preserve">32-bit Arm Cortex-M0+; 16 KB Flash and 2 KB SRAM</w:t>
+              <w:t xml:space="preserve">32-bit Arm Cortex-M0+ microcontroller; exact fitted part pending confirmation</w:t>
             </w:r>
           </w:p>
         </w:tc>
@@ -1971,7 +1896,7 @@
               <w:jc w:val="left"/>
             </w:pPr>
             <w:r>
-              <w:t xml:space="preserve">UE0098</w:t>
+              <w:t xml:space="preserve">Pending</w:t>
             </w:r>
           </w:p>
         </w:tc>
@@ -1994,7 +1919,11 @@
           <w:p>
             <w:pPr>
               <w:pStyle w:val="Compact"/>
-            </w:pPr>
+              <w:jc w:val="left"/>
+            </w:pPr>
+            <w:r>
+              <w:t xml:space="preserve">Pending</w:t>
+            </w:r>
           </w:p>
         </w:tc>
       </w:tr>
@@ -2019,7 +1948,7 @@
               <w:jc w:val="left"/>
             </w:pPr>
             <w:r>
-              <w:t xml:space="preserve">Version 1.1.0</w:t>
+              <w:t xml:space="preserve">Pending — this chapter reflects the GT36537 revision in progress</w:t>
             </w:r>
           </w:p>
         </w:tc>
@@ -2115,83 +2044,83 @@
               <w:jc w:val="left"/>
             </w:pPr>
             <w:r>
-              <w:t xml:space="preserve">TEMT6000 sensor</w:t>
-            </w:r>
-          </w:p>
-        </w:tc>
-        <w:tc>
-          <w:tcPr/>
-          <w:p>
-            <w:pPr>
-              <w:pStyle w:val="Compact"/>
-              <w:jc w:val="left"/>
-            </w:pPr>
-            <w:r>
-              <w:t xml:space="preserve">Converts visible light to photocurrent</w:t>
-            </w:r>
-          </w:p>
-        </w:tc>
-        <w:tc>
-          <w:tcPr/>
-          <w:p>
-            <w:pPr>
-              <w:pStyle w:val="Compact"/>
-              <w:jc w:val="left"/>
-            </w:pPr>
-            <w:r>
-              <w:t xml:space="preserve">Primary ambient-light sensing element</w:t>
-            </w:r>
-          </w:p>
-        </w:tc>
-      </w:tr>
-      <w:tr>
-        <w:tc>
-          <w:tcPr/>
-          <w:p>
-            <w:pPr>
-              <w:pStyle w:val="Compact"/>
-              <w:jc w:val="left"/>
-            </w:pPr>
-            <w:r>
-              <w:t xml:space="preserve">Interface controller</w:t>
-            </w:r>
-          </w:p>
-        </w:tc>
-        <w:tc>
-          <w:tcPr/>
-          <w:p>
-            <w:pPr>
-              <w:pStyle w:val="Compact"/>
-              <w:jc w:val="left"/>
-            </w:pPr>
-            <w:r>
-              <w:t xml:space="preserve">Samples and processes the sensor signal for I2C access</w:t>
-            </w:r>
-          </w:p>
-        </w:tc>
-        <w:tc>
-          <w:tcPr/>
-          <w:p>
-            <w:pPr>
-              <w:pStyle w:val="Compact"/>
-              <w:jc w:val="left"/>
-            </w:pPr>
-            <w:r>
-              <w:t xml:space="preserve">32-bit Arm Cortex-M0+ with 16 KB Flash and 2 KB SRAM</w:t>
-            </w:r>
-          </w:p>
-        </w:tc>
-      </w:tr>
-      <w:tr>
-        <w:tc>
-          <w:tcPr/>
-          <w:p>
-            <w:pPr>
-              <w:pStyle w:val="Compact"/>
-              <w:jc w:val="left"/>
-            </w:pPr>
-            <w:r>
-              <w:t xml:space="preserve">I2C connections</w:t>
+              <w:t xml:space="preserve">GT36537 photoresistor (LDR)</w:t>
+            </w:r>
+          </w:p>
+        </w:tc>
+        <w:tc>
+          <w:tcPr/>
+          <w:p>
+            <w:pPr>
+              <w:pStyle w:val="Compact"/>
+              <w:jc w:val="left"/>
+            </w:pPr>
+            <w:r>
+              <w:t xml:space="preserve">Changes resistance with incident visible light</w:t>
+            </w:r>
+          </w:p>
+        </w:tc>
+        <w:tc>
+          <w:tcPr/>
+          <w:p>
+            <w:pPr>
+              <w:pStyle w:val="Compact"/>
+              <w:jc w:val="left"/>
+            </w:pPr>
+            <w:r>
+              <w:t xml:space="preserve">Wired as a voltage divider; primary ambient-light sensing element</w:t>
+            </w:r>
+          </w:p>
+        </w:tc>
+      </w:tr>
+      <w:tr>
+        <w:tc>
+          <w:tcPr/>
+          <w:p>
+            <w:pPr>
+              <w:pStyle w:val="Compact"/>
+              <w:jc w:val="left"/>
+            </w:pPr>
+            <w:r>
+              <w:t xml:space="preserve">Onboard microcontroller</w:t>
+            </w:r>
+          </w:p>
+        </w:tc>
+        <w:tc>
+          <w:tcPr/>
+          <w:p>
+            <w:pPr>
+              <w:pStyle w:val="Compact"/>
+              <w:jc w:val="left"/>
+            </w:pPr>
+            <w:r>
+              <w:t xml:space="preserve">Reads the divider signal through its ADC and manages I2C communication</w:t>
+            </w:r>
+          </w:p>
+        </w:tc>
+        <w:tc>
+          <w:tcPr/>
+          <w:p>
+            <w:pPr>
+              <w:pStyle w:val="Compact"/>
+              <w:jc w:val="left"/>
+            </w:pPr>
+            <w:r>
+              <w:t xml:space="preserve">32-bit Arm Cortex-M0+; exact fitted part pending confirmation</w:t>
+            </w:r>
+          </w:p>
+        </w:tc>
+      </w:tr>
+      <w:tr>
+        <w:tc>
+          <w:tcPr/>
+          <w:p>
+            <w:pPr>
+              <w:pStyle w:val="Compact"/>
+              <w:jc w:val="left"/>
+            </w:pPr>
+            <w:r>
+              <w:t xml:space="preserve">I2C connectors</w:t>
             </w:r>
           </w:p>
         </w:tc>
@@ -2215,72 +2144,33 @@
               <w:jc w:val="left"/>
             </w:pPr>
             <w:r>
-              <w:rPr>
-                <w:rStyle w:val="VerbatimChar"/>
-              </w:rPr>
-              <w:t xml:space="preserve">J1</w:t>
-            </w:r>
-            <w:r>
-              <w:t xml:space="preserve"> </w:t>
-            </w:r>
-            <w:r>
-              <w:t xml:space="preserve">is populated by default;</w:t>
-            </w:r>
-            <w:r>
-              <w:t xml:space="preserve"> </w:t>
-            </w:r>
-            <w:r>
-              <w:rPr>
-                <w:rStyle w:val="VerbatimChar"/>
-              </w:rPr>
-              <w:t xml:space="preserve">J3</w:t>
-            </w:r>
-            <w:r>
-              <w:t xml:space="preserve"> </w:t>
-            </w:r>
-            <w:r>
-              <w:t xml:space="preserve">and</w:t>
-            </w:r>
-            <w:r>
-              <w:t xml:space="preserve"> </w:t>
-            </w:r>
-            <w:r>
-              <w:rPr>
-                <w:rStyle w:val="VerbatimChar"/>
-              </w:rPr>
-              <w:t xml:space="preserve">J4</w:t>
-            </w:r>
-            <w:r>
-              <w:t xml:space="preserve"> </w:t>
-            </w:r>
-            <w:r>
-              <w:t xml:space="preserve">support optional horizontal 4-pin, 1.00 mm-pitch JST/Qwiic-compatible connectors</w:t>
-            </w:r>
-          </w:p>
-        </w:tc>
-      </w:tr>
-      <w:tr>
-        <w:tc>
-          <w:tcPr/>
-          <w:p>
-            <w:pPr>
-              <w:pStyle w:val="Compact"/>
-              <w:jc w:val="left"/>
-            </w:pPr>
-            <w:r>
-              <w:t xml:space="preserve">Direct contacts</w:t>
-            </w:r>
-          </w:p>
-        </w:tc>
-        <w:tc>
-          <w:tcPr/>
-          <w:p>
-            <w:pPr>
-              <w:pStyle w:val="Compact"/>
-              <w:jc w:val="left"/>
-            </w:pPr>
-            <w:r>
-              <w:t xml:space="preserve">Provide direct access to</w:t>
+              <w:t xml:space="preserve">Three connectors, all wired to the same bus</w:t>
+            </w:r>
+          </w:p>
+        </w:tc>
+      </w:tr>
+      <w:tr>
+        <w:tc>
+          <w:tcPr/>
+          <w:p>
+            <w:pPr>
+              <w:pStyle w:val="Compact"/>
+              <w:jc w:val="left"/>
+            </w:pPr>
+            <w:r>
+              <w:t xml:space="preserve">RAW Signal Header</w:t>
+            </w:r>
+          </w:p>
+        </w:tc>
+        <w:tc>
+          <w:tcPr/>
+          <w:p>
+            <w:pPr>
+              <w:pStyle w:val="Compact"/>
+              <w:jc w:val="left"/>
+            </w:pPr>
+            <w:r>
+              <w:t xml:space="preserve">Provides direct access to</w:t>
             </w:r>
             <w:r>
               <w:t xml:space="preserve"> </w:t>
@@ -2304,7 +2194,7 @@
               <w:t xml:space="preserve">GND</w:t>
             </w:r>
             <w:r>
-              <w:t xml:space="preserve">, and analog</w:t>
+              <w:t xml:space="preserve">, and the unprocessed sensor</w:t>
             </w:r>
             <w:r>
               <w:t xml:space="preserve"> </w:t>
@@ -2313,72 +2203,19 @@
               <w:rPr>
                 <w:rStyle w:val="VerbatimChar"/>
               </w:rPr>
-              <w:t xml:space="preserve">SIG</w:t>
-            </w:r>
-          </w:p>
-        </w:tc>
-        <w:tc>
-          <w:tcPr/>
-          <w:p>
-            <w:pPr>
-              <w:pStyle w:val="Compact"/>
-              <w:jc w:val="left"/>
-            </w:pPr>
-            <w:r>
-              <w:t xml:space="preserve">Intended for analog signal access and external ADC measurement</w:t>
-            </w:r>
-          </w:p>
-        </w:tc>
-      </w:tr>
-      <w:tr>
-        <w:tc>
-          <w:tcPr/>
-          <w:p>
-            <w:pPr>
-              <w:pStyle w:val="Compact"/>
-              <w:jc w:val="left"/>
-            </w:pPr>
-            <w:r>
-              <w:t xml:space="preserve">I2C disable bridge</w:t>
-            </w:r>
-          </w:p>
-        </w:tc>
-        <w:tc>
-          <w:tcPr/>
-          <w:p>
-            <w:pPr>
-              <w:pStyle w:val="Compact"/>
-              <w:jc w:val="left"/>
-            </w:pPr>
-            <w:r>
-              <w:t xml:space="preserve">Allows the I2C interface to be disabled</w:t>
-            </w:r>
-          </w:p>
-        </w:tc>
-        <w:tc>
-          <w:tcPr/>
-          <w:p>
-            <w:pPr>
-              <w:pStyle w:val="Compact"/>
-              <w:jc w:val="left"/>
-            </w:pPr>
-            <w:r>
-              <w:t xml:space="preserve">Cut</w:t>
-            </w:r>
-            <w:r>
-              <w:t xml:space="preserve"> </w:t>
-            </w:r>
-            <w:r>
-              <w:rPr>
-                <w:rStyle w:val="VerbatimChar"/>
-              </w:rPr>
-              <w:t xml:space="preserve">JP1</w:t>
-            </w:r>
-            <w:r>
-              <w:t xml:space="preserve"> </w:t>
-            </w:r>
-            <w:r>
-              <w:t xml:space="preserve">to disable I2C operation</w:t>
+              <w:t xml:space="preserve">SIGNAL</w:t>
+            </w:r>
+          </w:p>
+        </w:tc>
+        <w:tc>
+          <w:tcPr/>
+          <w:p>
+            <w:pPr>
+              <w:pStyle w:val="Compact"/>
+              <w:jc w:val="left"/>
+            </w:pPr>
+            <w:r>
+              <w:t xml:space="preserve">Independent of the I2C interface; intended for analog measurement, testing, and characterization</w:t>
             </w:r>
           </w:p>
         </w:tc>
@@ -2416,36 +2253,21 @@
               <w:jc w:val="left"/>
             </w:pPr>
             <w:r>
-              <w:t xml:space="preserve">Onboard</w:t>
-            </w:r>
-            <w:r>
-              <w:t xml:space="preserve"> </w:t>
-            </w:r>
-            <w:r>
-              <w:rPr>
-                <w:rStyle w:val="VerbatimChar"/>
-              </w:rPr>
-              <w:t xml:space="preserve">PWR</w:t>
-            </w:r>
-            <w:r>
-              <w:t xml:space="preserve"> </w:t>
-            </w:r>
-            <w:r>
-              <w:t xml:space="preserve">indicator</w:t>
-            </w:r>
-          </w:p>
-        </w:tc>
-      </w:tr>
-      <w:tr>
-        <w:tc>
-          <w:tcPr/>
-          <w:p>
-            <w:pPr>
-              <w:pStyle w:val="Compact"/>
-              <w:jc w:val="left"/>
-            </w:pPr>
-            <w:r>
-              <w:t xml:space="preserve">Built-in status indicator</w:t>
+              <w:t xml:space="preserve">Onboard power LED</w:t>
+            </w:r>
+          </w:p>
+        </w:tc>
+      </w:tr>
+      <w:tr>
+        <w:tc>
+          <w:tcPr/>
+          <w:p>
+            <w:pPr>
+              <w:pStyle w:val="Compact"/>
+              <w:jc w:val="left"/>
+            </w:pPr>
+            <w:r>
+              <w:t xml:space="preserve">User / status indicator</w:t>
             </w:r>
           </w:p>
         </w:tc>
@@ -2469,105 +2291,52 @@
               <w:jc w:val="left"/>
             </w:pPr>
             <w:r>
-              <w:t xml:space="preserve">Onboard</w:t>
-            </w:r>
-            <w:r>
-              <w:t xml:space="preserve"> </w:t>
-            </w:r>
-            <w:r>
-              <w:rPr>
-                <w:rStyle w:val="VerbatimChar"/>
-              </w:rPr>
-              <w:t xml:space="preserve">USR_LED</w:t>
-            </w:r>
-            <w:r>
-              <w:t xml:space="preserve"> </w:t>
-            </w:r>
-            <w:r>
-              <w:t xml:space="preserve">indicator</w:t>
-            </w:r>
-          </w:p>
-        </w:tc>
-      </w:tr>
-      <w:tr>
-        <w:tc>
-          <w:tcPr/>
-          <w:p>
-            <w:pPr>
-              <w:pStyle w:val="Compact"/>
-              <w:jc w:val="left"/>
-            </w:pPr>
-            <w:r>
-              <w:t xml:space="preserve">Reserved expansion pads</w:t>
-            </w:r>
-          </w:p>
-        </w:tc>
-        <w:tc>
-          <w:tcPr/>
-          <w:p>
-            <w:pPr>
-              <w:pStyle w:val="Compact"/>
-              <w:jc w:val="left"/>
-            </w:pPr>
-            <w:r>
-              <w:t xml:space="preserve">Provide connections reserved for future expansion</w:t>
-            </w:r>
-          </w:p>
-        </w:tc>
-        <w:tc>
-          <w:tcPr/>
-          <w:p>
-            <w:pPr>
-              <w:pStyle w:val="Compact"/>
-              <w:jc w:val="left"/>
-            </w:pPr>
-            <w:r>
-              <w:t xml:space="preserve">No user function is currently assigned</w:t>
-            </w:r>
-          </w:p>
-        </w:tc>
-      </w:tr>
-      <w:tr>
-        <w:tc>
-          <w:tcPr/>
-          <w:p>
-            <w:pPr>
-              <w:pStyle w:val="Compact"/>
-              <w:jc w:val="left"/>
-            </w:pPr>
-            <w:r>
-              <w:t xml:space="preserve">Factory service functions</w:t>
-            </w:r>
-          </w:p>
-        </w:tc>
-        <w:tc>
-          <w:tcPr/>
-          <w:p>
-            <w:pPr>
-              <w:pStyle w:val="Compact"/>
-              <w:jc w:val="left"/>
-            </w:pPr>
-            <w:r>
-              <w:t xml:space="preserve">Support controller programming, debugging, and reset</w:t>
-            </w:r>
-          </w:p>
-        </w:tc>
-        <w:tc>
-          <w:tcPr/>
-          <w:p>
-            <w:pPr>
-              <w:pStyle w:val="Compact"/>
-              <w:jc w:val="left"/>
-            </w:pPr>
-            <w:r>
-              <w:t xml:space="preserve">Reserved for manufacturer use; programming signals share the I2C interface</w:t>
+              <w:t xml:space="preserve">Onboard status LED</w:t>
+            </w:r>
+          </w:p>
+        </w:tc>
+      </w:tr>
+      <w:tr>
+        <w:tc>
+          <w:tcPr/>
+          <w:p>
+            <w:pPr>
+              <w:pStyle w:val="Compact"/>
+              <w:jc w:val="left"/>
+            </w:pPr>
+            <w:r>
+              <w:t xml:space="preserve">Test points</w:t>
+            </w:r>
+          </w:p>
+        </w:tc>
+        <w:tc>
+          <w:tcPr/>
+          <w:p>
+            <w:pPr>
+              <w:pStyle w:val="Compact"/>
+              <w:jc w:val="left"/>
+            </w:pPr>
+            <w:r>
+              <w:t xml:space="preserve">Support debug and validation</w:t>
+            </w:r>
+          </w:p>
+        </w:tc>
+        <w:tc>
+          <w:tcPr/>
+          <w:p>
+            <w:pPr>
+              <w:pStyle w:val="Compact"/>
+              <w:jc w:val="left"/>
+            </w:pPr>
+            <w:r>
+              <w:t xml:space="preserve">Dedicated test points; assignment pending detailed publication</w:t>
             </w:r>
           </w:p>
         </w:tc>
       </w:tr>
     </w:tbl>
     <w:bookmarkEnd w:id="28"/>
-    <w:bookmarkStart w:id="32" w:name="board-layout-and-reference-designators"/>
+    <w:bookmarkStart w:id="29" w:name="board-layout-and-reference-designators"/>
     <w:p>
       <w:pPr>
         <w:pStyle w:val="Heading3"/>
@@ -2585,709 +2354,128 @@
         <w:pStyle w:val="FirstParagraph"/>
       </w:pPr>
       <w:r>
-        <w:drawing>
-          <wp:inline>
-            <wp:extent cx="6108700" cy="4073328"/>
-            <wp:effectExtent b="0" l="0" r="0" t="0"/>
-            <wp:docPr descr="" title="" id="30" name="Picture"/>
-            <a:graphic>
-              <a:graphicData uri="http://schemas.openxmlformats.org/drawingml/2006/picture">
-                <pic:pic>
-                  <pic:nvPicPr>
-                    <pic:cNvPr descr="../../../hardware/resources/unit_topology_v_3_1_0_ue0098_temt6000_ambient_light_sensor.png" id="31" name="Picture"/>
-                    <pic:cNvPicPr>
-                      <a:picLocks noChangeArrowheads="1" noChangeAspect="1"/>
-                    </pic:cNvPicPr>
-                  </pic:nvPicPr>
-                  <pic:blipFill>
-                    <a:blip r:embed="rId29"/>
-                    <a:stretch>
-                      <a:fillRect/>
-                    </a:stretch>
-                  </pic:blipFill>
-                  <pic:spPr bwMode="auto">
-                    <a:xfrm>
-                      <a:off x="0" y="0"/>
-                      <a:ext cx="6108700" cy="4073328"/>
-                    </a:xfrm>
-                    <a:prstGeom prst="rect">
-                      <a:avLst/>
-                    </a:prstGeom>
-                    <a:noFill/>
-                    <a:ln w="9525">
-                      <a:noFill/>
-                      <a:headEnd/>
-                      <a:tailEnd/>
-                    </a:ln>
-                  </pic:spPr>
-                </pic:pic>
-              </a:graphicData>
-            </a:graphic>
-          </wp:inline>
-        </w:drawing>
+        <w:t xml:space="preserve">Board-layout artwork, component placement, and reference designators for this</w:t>
+      </w:r>
+      <w:r>
+        <w:t xml:space="preserve"> </w:t>
+      </w:r>
+      <w:r>
+        <w:t xml:space="preserve">GT36537 revision are still pending publication. The topology, top-view, and</w:t>
+      </w:r>
+      <w:r>
+        <w:t xml:space="preserve"> </w:t>
+      </w:r>
+      <w:r>
+        <w:t xml:space="preserve">bottom-view images previously published for this repository belong to the</w:t>
+      </w:r>
+      <w:r>
+        <w:t xml:space="preserve"> </w:t>
+      </w:r>
+      <w:r>
+        <w:t xml:space="preserve">prior TEMT6000 (UE0098) hardware revision and must not be used as a layout</w:t>
+      </w:r>
+      <w:r>
+        <w:t xml:space="preserve"> </w:t>
+      </w:r>
+      <w:r>
+        <w:t xml:space="preserve">reference for the GT36537 module. This section will be completed once the</w:t>
+      </w:r>
+      <w:r>
+        <w:t xml:space="preserve"> </w:t>
+      </w:r>
+      <w:r>
+        <w:t xml:space="preserve">corresponding hardware assets are released.</w:t>
       </w:r>
     </w:p>
     <w:p>
       <w:pPr>
         <w:pStyle w:val="BodyText"/>
+      </w:pPr>
+      <w:r>
+        <w:t xml:space="preserve">Refer to Chapter 4 for user connections once the released schematic and</w:t>
+      </w:r>
+      <w:r>
+        <w:t xml:space="preserve"> </w:t>
+      </w:r>
+      <w:r>
+        <w:t xml:space="preserve">pinout are available.</w:t>
+      </w:r>
+    </w:p>
+    <w:bookmarkEnd w:id="29"/>
+    <w:bookmarkStart w:id="30" w:name="board-views"/>
+    <w:p>
+      <w:pPr>
+        <w:pStyle w:val="Heading3"/>
       </w:pPr>
       <w:r>
         <w:rPr>
           <w:bCs/>
           <w:b/>
         </w:rPr>
-        <w:t xml:space="preserve">Figure 1.1 — Location of components and reference designators on the top and</w:t>
-      </w:r>
+        <w:t xml:space="preserve">1.6 Board Views</w:t>
+      </w:r>
+    </w:p>
+    <w:p>
+      <w:pPr>
+        <w:pStyle w:val="FirstParagraph"/>
+      </w:pPr>
+      <w:r>
+        <w:t xml:space="preserve">Top- and bottom-view images for this GT36537 revision are pending</w:t>
+      </w:r>
+      <w:r>
+        <w:t xml:space="preserve"> </w:t>
+      </w:r>
+      <w:r>
+        <w:t xml:space="preserve">publication. A product photo and board-view images will be added once the</w:t>
+      </w:r>
+      <w:r>
+        <w:t xml:space="preserve"> </w:t>
+      </w:r>
+      <w:r>
+        <w:t xml:space="preserve">corresponding hardware assets are available.</w:t>
+      </w:r>
+    </w:p>
+    <w:bookmarkEnd w:id="30"/>
+    <w:bookmarkStart w:id="31" w:name="handling"/>
+    <w:p>
+      <w:pPr>
+        <w:pStyle w:val="Heading3"/>
+      </w:pPr>
       <w:r>
         <w:rPr>
           <w:bCs/>
           <w:b/>
         </w:rPr>
-        <w:t xml:space="preserve"> </w:t>
-      </w:r>
+        <w:t xml:space="preserve">1.7 Handling</w:t>
+      </w:r>
+    </w:p>
+    <w:p>
+      <w:pPr>
+        <w:pStyle w:val="FirstParagraph"/>
+      </w:pPr>
+      <w:r>
+        <w:t xml:space="preserve">Use normal ESD precautions. Keep the sensor surface clean and optically</w:t>
+      </w:r>
+      <w:r>
+        <w:t xml:space="preserve"> </w:t>
+      </w:r>
+      <w:r>
+        <w:t xml:space="preserve">unobstructed. Remove power before changing connectors.</w:t>
+      </w:r>
+    </w:p>
+    <w:bookmarkEnd w:id="31"/>
+    <w:bookmarkEnd w:id="32"/>
+    <w:bookmarkStart w:id="41" w:name="ratings"/>
+    <w:p>
+      <w:pPr>
+        <w:pStyle w:val="Heading2"/>
+      </w:pPr>
       <w:r>
         <w:rPr>
           <w:bCs/>
           <w:b/>
         </w:rPr>
-        <w:t xml:space="preserve">bottom sides of the PCB.</w:t>
-      </w:r>
-    </w:p>
-    <w:p>
-      <w:pPr>
-        <w:pStyle w:val="BodyText"/>
-      </w:pPr>
-      <w:r>
-        <w:t xml:space="preserve">This drawing is a component-location reference. It helps locate parts named in</w:t>
-      </w:r>
-      <w:r>
-        <w:t xml:space="preserve"> </w:t>
-      </w:r>
-      <w:r>
-        <w:t xml:space="preserve">the schematic and in the table below; it does not define connector pin order</w:t>
-      </w:r>
-      <w:r>
-        <w:t xml:space="preserve"> </w:t>
-      </w:r>
-      <w:r>
-        <w:t xml:space="preserve">or indicate that every connector footprint is populated.</w:t>
-      </w:r>
-    </w:p>
-    <w:p>
-      <w:pPr>
-        <w:pStyle w:val="BodyText"/>
-      </w:pPr>
-      <w:r>
-        <w:t xml:space="preserve">The top side contains the TEMT6000 sensor (</w:t>
-      </w:r>
-      <w:r>
-        <w:rPr>
-          <w:rStyle w:val="VerbatimChar"/>
-        </w:rPr>
-        <w:t xml:space="preserve">Q1</w:t>
-      </w:r>
-      <w:r>
-        <w:t xml:space="preserve">), interface controller (</w:t>
-      </w:r>
-      <w:r>
-        <w:rPr>
-          <w:rStyle w:val="VerbatimChar"/>
-        </w:rPr>
-        <w:t xml:space="preserve">IC1</w:t>
-      </w:r>
-      <w:r>
-        <w:t xml:space="preserve">),</w:t>
-      </w:r>
-      <w:r>
-        <w:t xml:space="preserve"> </w:t>
-      </w:r>
-      <w:r>
-        <w:t xml:space="preserve">direct</w:t>
-      </w:r>
-      <w:r>
-        <w:t xml:space="preserve"> </w:t>
-      </w:r>
-      <w:r>
-        <w:rPr>
-          <w:rStyle w:val="VerbatimChar"/>
-        </w:rPr>
-        <w:t xml:space="preserve">VCC</w:t>
-      </w:r>
-      <w:r>
-        <w:t xml:space="preserve">/</w:t>
-      </w:r>
-      <w:r>
-        <w:rPr>
-          <w:rStyle w:val="VerbatimChar"/>
-        </w:rPr>
-        <w:t xml:space="preserve">GND</w:t>
-      </w:r>
-      <w:r>
-        <w:t xml:space="preserve">/</w:t>
-      </w:r>
-      <w:r>
-        <w:rPr>
-          <w:rStyle w:val="VerbatimChar"/>
-        </w:rPr>
-        <w:t xml:space="preserve">SIG</w:t>
-      </w:r>
-      <w:r>
-        <w:t xml:space="preserve"> </w:t>
-      </w:r>
-      <w:r>
-        <w:t xml:space="preserve">contacts (</w:t>
-      </w:r>
-      <w:r>
-        <w:rPr>
-          <w:rStyle w:val="VerbatimChar"/>
-        </w:rPr>
-        <w:t xml:space="preserve">J2</w:t>
-      </w:r>
-      <w:r>
-        <w:t xml:space="preserve">), and the I2C connector installed by</w:t>
-      </w:r>
-      <w:r>
-        <w:t xml:space="preserve"> </w:t>
-      </w:r>
-      <w:r>
-        <w:t xml:space="preserve">default (</w:t>
-      </w:r>
-      <w:r>
-        <w:rPr>
-          <w:rStyle w:val="VerbatimChar"/>
-        </w:rPr>
-        <w:t xml:space="preserve">J1</w:t>
-      </w:r>
-      <w:r>
-        <w:t xml:space="preserve">). The bottom side provides two additional footprints,</w:t>
-      </w:r>
-      <w:r>
-        <w:t xml:space="preserve"> </w:t>
-      </w:r>
-      <w:r>
-        <w:rPr>
-          <w:rStyle w:val="VerbatimChar"/>
-        </w:rPr>
-        <w:t xml:space="preserve">J3</w:t>
-      </w:r>
-      <w:r>
-        <w:t xml:space="preserve"> </w:t>
-      </w:r>
-      <w:r>
-        <w:t xml:space="preserve">and</w:t>
-      </w:r>
-      <w:r>
-        <w:t xml:space="preserve"> </w:t>
-      </w:r>
-      <w:r>
-        <w:rPr>
-          <w:rStyle w:val="VerbatimChar"/>
-        </w:rPr>
-        <w:t xml:space="preserve">J4</w:t>
-      </w:r>
-      <w:r>
-        <w:t xml:space="preserve">, for optional horizontal I2C connectors.</w:t>
-      </w:r>
-      <w:r>
-        <w:t xml:space="preserve"> </w:t>
-      </w:r>
-      <w:r>
-        <w:rPr>
-          <w:rStyle w:val="VerbatimChar"/>
-        </w:rPr>
-        <w:t xml:space="preserve">J1</w:t>
-      </w:r>
-      <w:r>
-        <w:t xml:space="preserve">,</w:t>
-      </w:r>
-      <w:r>
-        <w:t xml:space="preserve"> </w:t>
-      </w:r>
-      <w:r>
-        <w:rPr>
-          <w:rStyle w:val="VerbatimChar"/>
-        </w:rPr>
-        <w:t xml:space="preserve">J3</w:t>
-      </w:r>
-      <w:r>
-        <w:t xml:space="preserve">, and</w:t>
-      </w:r>
-      <w:r>
-        <w:t xml:space="preserve"> </w:t>
-      </w:r>
-      <w:r>
-        <w:rPr>
-          <w:rStyle w:val="VerbatimChar"/>
-        </w:rPr>
-        <w:t xml:space="preserve">J4</w:t>
-      </w:r>
-      <w:r>
-        <w:t xml:space="preserve"> </w:t>
-      </w:r>
-      <w:r>
-        <w:t xml:space="preserve">carry the</w:t>
-      </w:r>
-      <w:r>
-        <w:t xml:space="preserve"> </w:t>
-      </w:r>
-      <w:r>
-        <w:t xml:space="preserve">same</w:t>
-      </w:r>
-      <w:r>
-        <w:t xml:space="preserve"> </w:t>
-      </w:r>
-      <w:r>
-        <w:rPr>
-          <w:rStyle w:val="VerbatimChar"/>
-        </w:rPr>
-        <w:t xml:space="preserve">GND</w:t>
-      </w:r>
-      <w:r>
-        <w:t xml:space="preserve">,</w:t>
-      </w:r>
-      <w:r>
-        <w:t xml:space="preserve"> </w:t>
-      </w:r>
-      <w:r>
-        <w:rPr>
-          <w:rStyle w:val="VerbatimChar"/>
-        </w:rPr>
-        <w:t xml:space="preserve">VCC</w:t>
-      </w:r>
-      <w:r>
-        <w:t xml:space="preserve">,</w:t>
-      </w:r>
-      <w:r>
-        <w:t xml:space="preserve"> </w:t>
-      </w:r>
-      <w:r>
-        <w:rPr>
-          <w:rStyle w:val="VerbatimChar"/>
-        </w:rPr>
-        <w:t xml:space="preserve">SDA</w:t>
-      </w:r>
-      <w:r>
-        <w:t xml:space="preserve">, and</w:t>
-      </w:r>
-      <w:r>
-        <w:t xml:space="preserve"> </w:t>
-      </w:r>
-      <w:r>
-        <w:rPr>
-          <w:rStyle w:val="VerbatimChar"/>
-        </w:rPr>
-        <w:t xml:space="preserve">SCL</w:t>
-      </w:r>
-      <w:r>
-        <w:t xml:space="preserve"> </w:t>
-      </w:r>
-      <w:r>
-        <w:t xml:space="preserve">signals and provide access to the same I2C</w:t>
-      </w:r>
-      <w:r>
-        <w:t xml:space="preserve"> </w:t>
-      </w:r>
-      <w:r>
-        <w:t xml:space="preserve">bus.</w:t>
-      </w:r>
-    </w:p>
-    <w:p>
-      <w:pPr>
-        <w:pStyle w:val="BodyText"/>
-      </w:pPr>
-      <w:r>
-        <w:t xml:space="preserve">The drawing also locates the I2C-disable bridge (</w:t>
-      </w:r>
-      <w:r>
-        <w:rPr>
-          <w:rStyle w:val="VerbatimChar"/>
-        </w:rPr>
-        <w:t xml:space="preserve">JP1</w:t>
-      </w:r>
-      <w:r>
-        <w:t xml:space="preserve">), the power and status</w:t>
-      </w:r>
-      <w:r>
-        <w:t xml:space="preserve"> </w:t>
-      </w:r>
-      <w:r>
-        <w:t xml:space="preserve">indicators, and factory test points. Refer to Chapter 4 for user connections</w:t>
-      </w:r>
-      <w:r>
-        <w:t xml:space="preserve"> </w:t>
-      </w:r>
-      <w:r>
-        <w:t xml:space="preserve">and to the released schematic for circuit-level information.</w:t>
-      </w:r>
-    </w:p>
-    <w:tbl>
-      <w:tblPr>
-        <w:tblStyle w:val="Table"/>
-        <w:tblW w:type="pct" w:w="5000"/>
-        <w:tblLook w:firstRow="1" w:lastRow="0" w:firstColumn="0" w:lastColumn="0" w:noHBand="0" w:noVBand="0" w:val="0020"/>
-        <w:jc w:val="start"/>
-      </w:tblPr>
-      <w:tblGrid>
-        <w:gridCol w:w="3960"/>
-        <w:gridCol w:w="3960"/>
-      </w:tblGrid>
-      <w:tr>
-        <w:trPr>
-          <w:tblHeader w:val="true"/>
-        </w:trPr>
-        <w:tc>
-          <w:tcPr/>
-          <w:p>
-            <w:pPr>
-              <w:pStyle w:val="Compact"/>
-              <w:jc w:val="left"/>
-            </w:pPr>
-            <w:r>
-              <w:t xml:space="preserve">Ref.</w:t>
-            </w:r>
-          </w:p>
-        </w:tc>
-        <w:tc>
-          <w:tcPr/>
-          <w:p>
-            <w:pPr>
-              <w:pStyle w:val="Compact"/>
-              <w:jc w:val="left"/>
-            </w:pPr>
-            <w:r>
-              <w:t xml:space="preserve">Description</w:t>
-            </w:r>
-          </w:p>
-        </w:tc>
-      </w:tr>
-      <w:tr>
-        <w:tc>
-          <w:tcPr/>
-          <w:p>
-            <w:pPr>
-              <w:pStyle w:val="Compact"/>
-              <w:jc w:val="left"/>
-            </w:pPr>
-            <w:r>
-              <w:rPr>
-                <w:rStyle w:val="VerbatimChar"/>
-              </w:rPr>
-              <w:t xml:space="preserve">Q1</w:t>
-            </w:r>
-          </w:p>
-        </w:tc>
-        <w:tc>
-          <w:tcPr/>
-          <w:p>
-            <w:pPr>
-              <w:pStyle w:val="Compact"/>
-              <w:jc w:val="left"/>
-            </w:pPr>
-            <w:r>
-              <w:t xml:space="preserve">TEMT6000 ambient-light sensor</w:t>
-            </w:r>
-          </w:p>
-        </w:tc>
-      </w:tr>
-      <w:tr>
-        <w:tc>
-          <w:tcPr/>
-          <w:p>
-            <w:pPr>
-              <w:pStyle w:val="Compact"/>
-              <w:jc w:val="left"/>
-            </w:pPr>
-            <w:r>
-              <w:rPr>
-                <w:rStyle w:val="VerbatimChar"/>
-              </w:rPr>
-              <w:t xml:space="preserve">IC1</w:t>
-            </w:r>
-          </w:p>
-        </w:tc>
-        <w:tc>
-          <w:tcPr/>
-          <w:p>
-            <w:pPr>
-              <w:pStyle w:val="Compact"/>
-              <w:jc w:val="left"/>
-            </w:pPr>
-            <w:r>
-              <w:t xml:space="preserve">Onboard interface controller</w:t>
-            </w:r>
-          </w:p>
-        </w:tc>
-      </w:tr>
-      <w:tr>
-        <w:tc>
-          <w:tcPr/>
-          <w:p>
-            <w:pPr>
-              <w:pStyle w:val="Compact"/>
-              <w:jc w:val="left"/>
-            </w:pPr>
-            <w:r>
-              <w:rPr>
-                <w:rStyle w:val="VerbatimChar"/>
-              </w:rPr>
-              <w:t xml:space="preserve">J1</w:t>
-            </w:r>
-          </w:p>
-        </w:tc>
-        <w:tc>
-          <w:tcPr/>
-          <w:p>
-            <w:pPr>
-              <w:pStyle w:val="Compact"/>
-              <w:jc w:val="left"/>
-            </w:pPr>
-            <w:r>
-              <w:t xml:space="preserve">Factory-populated 4-pin, 1.00 mm-pitch I2C connector</w:t>
-            </w:r>
-          </w:p>
-        </w:tc>
-      </w:tr>
-      <w:tr>
-        <w:tc>
-          <w:tcPr/>
-          <w:p>
-            <w:pPr>
-              <w:pStyle w:val="Compact"/>
-              <w:jc w:val="left"/>
-            </w:pPr>
-            <w:r>
-              <w:rPr>
-                <w:rStyle w:val="VerbatimChar"/>
-              </w:rPr>
-              <w:t xml:space="preserve">J3</w:t>
-            </w:r>
-            <w:r>
-              <w:t xml:space="preserve">,</w:t>
-            </w:r>
-            <w:r>
-              <w:t xml:space="preserve"> </w:t>
-            </w:r>
-            <w:r>
-              <w:rPr>
-                <w:rStyle w:val="VerbatimChar"/>
-              </w:rPr>
-              <w:t xml:space="preserve">J4</w:t>
-            </w:r>
-          </w:p>
-        </w:tc>
-        <w:tc>
-          <w:tcPr/>
-          <w:p>
-            <w:pPr>
-              <w:pStyle w:val="Compact"/>
-              <w:jc w:val="left"/>
-            </w:pPr>
-            <w:r>
-              <w:t xml:space="preserve">Two optional horizontal 4-pin, 1.00 mm-pitch I2C connector positions</w:t>
-            </w:r>
-          </w:p>
-        </w:tc>
-      </w:tr>
-      <w:tr>
-        <w:tc>
-          <w:tcPr/>
-          <w:p>
-            <w:pPr>
-              <w:pStyle w:val="Compact"/>
-              <w:jc w:val="left"/>
-            </w:pPr>
-            <w:r>
-              <w:rPr>
-                <w:rStyle w:val="VerbatimChar"/>
-              </w:rPr>
-              <w:t xml:space="preserve">J2</w:t>
-            </w:r>
-          </w:p>
-        </w:tc>
-        <w:tc>
-          <w:tcPr/>
-          <w:p>
-            <w:pPr>
-              <w:pStyle w:val="Compact"/>
-              <w:jc w:val="left"/>
-            </w:pPr>
-            <w:r>
-              <w:t xml:space="preserve">Direct</w:t>
-            </w:r>
-            <w:r>
-              <w:t xml:space="preserve"> </w:t>
-            </w:r>
-            <w:r>
-              <w:rPr>
-                <w:rStyle w:val="VerbatimChar"/>
-              </w:rPr>
-              <w:t xml:space="preserve">VCC</w:t>
-            </w:r>
-            <w:r>
-              <w:t xml:space="preserve">/</w:t>
-            </w:r>
-            <w:r>
-              <w:rPr>
-                <w:rStyle w:val="VerbatimChar"/>
-              </w:rPr>
-              <w:t xml:space="preserve">GND</w:t>
-            </w:r>
-            <w:r>
-              <w:t xml:space="preserve">/</w:t>
-            </w:r>
-            <w:r>
-              <w:rPr>
-                <w:rStyle w:val="VerbatimChar"/>
-              </w:rPr>
-              <w:t xml:space="preserve">SIG</w:t>
-            </w:r>
-            <w:r>
-              <w:t xml:space="preserve"> </w:t>
-            </w:r>
-            <w:r>
-              <w:t xml:space="preserve">contacts</w:t>
-            </w:r>
-          </w:p>
-        </w:tc>
-      </w:tr>
-      <w:tr>
-        <w:tc>
-          <w:tcPr/>
-          <w:p>
-            <w:pPr>
-              <w:pStyle w:val="Compact"/>
-              <w:jc w:val="left"/>
-            </w:pPr>
-            <w:r>
-              <w:rPr>
-                <w:rStyle w:val="VerbatimChar"/>
-              </w:rPr>
-              <w:t xml:space="preserve">JP1</w:t>
-            </w:r>
-          </w:p>
-        </w:tc>
-        <w:tc>
-          <w:tcPr/>
-          <w:p>
-            <w:pPr>
-              <w:pStyle w:val="Compact"/>
-              <w:jc w:val="left"/>
-            </w:pPr>
-            <w:r>
-              <w:t xml:space="preserve">Cuttable bridge for disabling I2C operation</w:t>
-            </w:r>
-          </w:p>
-        </w:tc>
-      </w:tr>
-      <w:tr>
-        <w:tc>
-          <w:tcPr/>
-          <w:p>
-            <w:pPr>
-              <w:pStyle w:val="Compact"/>
-              <w:jc w:val="left"/>
-            </w:pPr>
-            <w:r>
-              <w:rPr>
-                <w:rStyle w:val="VerbatimChar"/>
-              </w:rPr>
-              <w:t xml:space="preserve">PWR</w:t>
-            </w:r>
-          </w:p>
-        </w:tc>
-        <w:tc>
-          <w:tcPr/>
-          <w:p>
-            <w:pPr>
-              <w:pStyle w:val="Compact"/>
-              <w:jc w:val="left"/>
-            </w:pPr>
-            <w:r>
-              <w:t xml:space="preserve">Power indicator</w:t>
-            </w:r>
-          </w:p>
-        </w:tc>
-      </w:tr>
-      <w:tr>
-        <w:tc>
-          <w:tcPr/>
-          <w:p>
-            <w:pPr>
-              <w:pStyle w:val="Compact"/>
-              <w:jc w:val="left"/>
-            </w:pPr>
-            <w:r>
-              <w:rPr>
-                <w:rStyle w:val="VerbatimChar"/>
-              </w:rPr>
-              <w:t xml:space="preserve">USR_LED</w:t>
-            </w:r>
-          </w:p>
-        </w:tc>
-        <w:tc>
-          <w:tcPr/>
-          <w:p>
-            <w:pPr>
-              <w:pStyle w:val="Compact"/>
-              <w:jc w:val="left"/>
-            </w:pPr>
-            <w:r>
-              <w:t xml:space="preserve">Built-in status indicator</w:t>
-            </w:r>
-          </w:p>
-        </w:tc>
-      </w:tr>
-      <w:tr>
-        <w:tc>
-          <w:tcPr/>
-          <w:p>
-            <w:pPr>
-              <w:pStyle w:val="Compact"/>
-              <w:jc w:val="left"/>
-            </w:pPr>
-            <w:r>
-              <w:rPr>
-                <w:rStyle w:val="VerbatimChar"/>
-              </w:rPr>
-              <w:t xml:space="preserve">TP1</w:t>
-            </w:r>
-            <w:r>
-              <w:t xml:space="preserve">–</w:t>
-            </w:r>
-            <w:r>
-              <w:rPr>
-                <w:rStyle w:val="VerbatimChar"/>
-              </w:rPr>
-              <w:t xml:space="preserve">TP7</w:t>
-            </w:r>
-          </w:p>
-        </w:tc>
-        <w:tc>
-          <w:tcPr/>
-          <w:p>
-            <w:pPr>
-              <w:pStyle w:val="Compact"/>
-              <w:jc w:val="left"/>
-            </w:pPr>
-            <w:r>
-              <w:t xml:space="preserve">Factory test points</w:t>
-            </w:r>
-          </w:p>
-        </w:tc>
-      </w:tr>
-    </w:tbl>
-    <w:bookmarkEnd w:id="32"/>
-    <w:bookmarkStart w:id="39" w:name="board-views"/>
-    <w:p>
-      <w:pPr>
-        <w:pStyle w:val="Heading3"/>
-      </w:pPr>
-      <w:r>
-        <w:rPr>
-          <w:bCs/>
-          <w:b/>
-        </w:rPr>
-        <w:t xml:space="preserve">1.5 Board Views</w:t>
+        <w:t xml:space="preserve">2 Ratings</w:t>
       </w:r>
     </w:p>
     <w:p>
@@ -3295,177 +2483,6 @@
         <w:pStyle w:val="FirstParagraph"/>
       </w:pPr>
       <w:r>
-        <w:drawing>
-          <wp:inline>
-            <wp:extent cx="2148840" cy="1080507"/>
-            <wp:effectExtent b="0" l="0" r="0" t="0"/>
-            <wp:docPr descr="" title="" id="34" name="Picture"/>
-            <a:graphic>
-              <a:graphicData uri="http://schemas.openxmlformats.org/drawingml/2006/picture">
-                <pic:pic>
-                  <pic:nvPicPr>
-                    <pic:cNvPr descr="../../../hardware/resources/unit_top_v_0_3_1_ue0098_temt6000.png" id="35" name="Picture"/>
-                    <pic:cNvPicPr>
-                      <a:picLocks noChangeArrowheads="1" noChangeAspect="1"/>
-                    </pic:cNvPicPr>
-                  </pic:nvPicPr>
-                  <pic:blipFill>
-                    <a:blip r:embed="rId33"/>
-                    <a:stretch>
-                      <a:fillRect/>
-                    </a:stretch>
-                  </pic:blipFill>
-                  <pic:spPr bwMode="auto">
-                    <a:xfrm>
-                      <a:off x="0" y="0"/>
-                      <a:ext cx="2148840" cy="1080507"/>
-                    </a:xfrm>
-                    <a:prstGeom prst="rect">
-                      <a:avLst/>
-                    </a:prstGeom>
-                    <a:noFill/>
-                    <a:ln w="9525">
-                      <a:noFill/>
-                      <a:headEnd/>
-                      <a:tailEnd/>
-                    </a:ln>
-                  </pic:spPr>
-                </pic:pic>
-              </a:graphicData>
-            </a:graphic>
-          </wp:inline>
-        </w:drawing>
-      </w:r>
-    </w:p>
-    <w:p>
-      <w:pPr>
-        <w:pStyle w:val="BodyText"/>
-      </w:pPr>
-      <w:r>
-        <w:t xml:space="preserve">The top view shows the direct sensor contacts, controller, sensor, mounting</w:t>
-      </w:r>
-      <w:r>
-        <w:t xml:space="preserve"> </w:t>
-      </w:r>
-      <w:r>
-        <w:t xml:space="preserve">hole, indicator circuitry, and the factory-populated I2C connector.</w:t>
-      </w:r>
-    </w:p>
-    <w:p>
-      <w:pPr>
-        <w:pStyle w:val="BodyText"/>
-      </w:pPr>
-      <w:r>
-        <w:drawing>
-          <wp:inline>
-            <wp:extent cx="2148840" cy="3486122"/>
-            <wp:effectExtent b="0" l="0" r="0" t="0"/>
-            <wp:docPr descr="" title="" id="37" name="Picture"/>
-            <a:graphic>
-              <a:graphicData uri="http://schemas.openxmlformats.org/drawingml/2006/picture">
-                <pic:pic>
-                  <pic:nvPicPr>
-                    <pic:cNvPr descr="../../../hardware/resources/unit_btm_v_0_3_1_ue0098_temt6000.png" id="38" name="Picture"/>
-                    <pic:cNvPicPr>
-                      <a:picLocks noChangeArrowheads="1" noChangeAspect="1"/>
-                    </pic:cNvPicPr>
-                  </pic:nvPicPr>
-                  <pic:blipFill>
-                    <a:blip r:embed="rId36"/>
-                    <a:stretch>
-                      <a:fillRect/>
-                    </a:stretch>
-                  </pic:blipFill>
-                  <pic:spPr bwMode="auto">
-                    <a:xfrm>
-                      <a:off x="0" y="0"/>
-                      <a:ext cx="2148840" cy="3486122"/>
-                    </a:xfrm>
-                    <a:prstGeom prst="rect">
-                      <a:avLst/>
-                    </a:prstGeom>
-                    <a:noFill/>
-                    <a:ln w="9525">
-                      <a:noFill/>
-                      <a:headEnd/>
-                      <a:tailEnd/>
-                    </a:ln>
-                  </pic:spPr>
-                </pic:pic>
-              </a:graphicData>
-            </a:graphic>
-          </wp:inline>
-        </w:drawing>
-      </w:r>
-    </w:p>
-    <w:p>
-      <w:pPr>
-        <w:pStyle w:val="BodyText"/>
-      </w:pPr>
-      <w:r>
-        <w:t xml:space="preserve">The bottom view shows the I2C connection points, reserved expansion pads,</w:t>
-      </w:r>
-      <w:r>
-        <w:t xml:space="preserve"> </w:t>
-      </w:r>
-      <w:r>
-        <w:t xml:space="preserve">factory service markings, and the optional horizontal connector positions.</w:t>
-      </w:r>
-      <w:r>
-        <w:t xml:space="preserve"> </w:t>
-      </w:r>
-      <w:r>
-        <w:t xml:space="preserve">The I2C signals are shared with the controller’s factory programming and</w:t>
-      </w:r>
-      <w:r>
-        <w:t xml:space="preserve"> </w:t>
-      </w:r>
-      <w:r>
-        <w:t xml:space="preserve">debugging interface; there is no separate user-accessible SWD connector.</w:t>
-      </w:r>
-    </w:p>
-    <w:bookmarkEnd w:id="39"/>
-    <w:bookmarkStart w:id="40" w:name="handling"/>
-    <w:p>
-      <w:pPr>
-        <w:pStyle w:val="Heading3"/>
-      </w:pPr>
-      <w:r>
-        <w:rPr>
-          <w:bCs/>
-          <w:b/>
-        </w:rPr>
-        <w:t xml:space="preserve">1.6 Handling</w:t>
-      </w:r>
-    </w:p>
-    <w:p>
-      <w:pPr>
-        <w:pStyle w:val="FirstParagraph"/>
-      </w:pPr>
-      <w:r>
-        <w:t xml:space="preserve">Use normal ESD precautions. Keep the transparent sensor package clean and optically unobstructed. Remove power before changing connectors or modifying the I2C solder bridge.</w:t>
-      </w:r>
-    </w:p>
-    <w:bookmarkEnd w:id="40"/>
-    <w:bookmarkEnd w:id="41"/>
-    <w:bookmarkStart w:id="50" w:name="ratings"/>
-    <w:p>
-      <w:pPr>
-        <w:pStyle w:val="Heading2"/>
-      </w:pPr>
-      <w:r>
-        <w:rPr>
-          <w:bCs/>
-          <w:b/>
-        </w:rPr>
-        <w:t xml:space="preserve">2 Ratings</w:t>
-      </w:r>
-    </w:p>
-    <w:p>
-      <w:pPr>
-        <w:pStyle w:val="FirstParagraph"/>
-      </w:pPr>
-      <w:r>
         <w:t xml:space="preserve">This chapter summarizes the electrical operating conditions and interface</w:t>
       </w:r>
       <w:r>
@@ -3499,7 +2516,7 @@
         <w:t xml:space="preserve">that require application-specific verification.</w:t>
       </w:r>
     </w:p>
-    <w:bookmarkStart w:id="42" w:name="recommended-operating-conditions"/>
+    <w:bookmarkStart w:id="33" w:name="recommended-operating-conditions"/>
     <w:p>
       <w:pPr>
         <w:pStyle w:val="Heading3"/>
@@ -4193,8 +3210,8 @@
         <w:t xml:space="preserve">absolute maximum ratings are also not specified.</w:t>
       </w:r>
     </w:p>
-    <w:bookmarkEnd w:id="42"/>
-    <w:bookmarkStart w:id="43" w:name="X57f1bc1824078e444c074377e7b47a1eadaa09b"/>
+    <w:bookmarkEnd w:id="33"/>
+    <w:bookmarkStart w:id="34" w:name="X57f1bc1824078e444c074377e7b47a1eadaa09b"/>
     <w:p>
       <w:pPr>
         <w:pStyle w:val="Heading3"/>
@@ -4727,8 +3744,8 @@
         <w:t xml:space="preserve">commands and transaction sequences are provided in Chapter 3.</w:t>
       </w:r>
     </w:p>
-    <w:bookmarkEnd w:id="43"/>
-    <w:bookmarkStart w:id="44" w:name="onboard-interface-controller"/>
+    <w:bookmarkEnd w:id="34"/>
+    <w:bookmarkStart w:id="35" w:name="onboard-interface-controller"/>
     <w:p>
       <w:pPr>
         <w:pStyle w:val="Heading3"/>
@@ -5005,8 +4022,8 @@
         </w:tc>
       </w:tr>
     </w:tbl>
-    <w:bookmarkEnd w:id="44"/>
-    <w:bookmarkStart w:id="45" w:name="temt6000-maximum-ratings"/>
+    <w:bookmarkEnd w:id="35"/>
+    <w:bookmarkStart w:id="36" w:name="temt6000-maximum-ratings"/>
     <w:p>
       <w:pPr>
         <w:pStyle w:val="Heading3"/>
@@ -5430,8 +4447,8 @@
         </w:tc>
       </w:tr>
     </w:tbl>
-    <w:bookmarkEnd w:id="45"/>
-    <w:bookmarkStart w:id="46" w:name="temt6000-characteristics"/>
+    <w:bookmarkEnd w:id="36"/>
+    <w:bookmarkStart w:id="37" w:name="temt6000-characteristics"/>
     <w:p>
       <w:pPr>
         <w:pStyle w:val="Heading3"/>
@@ -6221,8 +5238,8 @@
         </w:tc>
       </w:tr>
     </w:tbl>
-    <w:bookmarkEnd w:id="46"/>
-    <w:bookmarkStart w:id="47" w:name="analog-signal-path"/>
+    <w:bookmarkEnd w:id="37"/>
+    <w:bookmarkStart w:id="38" w:name="analog-signal-path"/>
     <w:p>
       <w:pPr>
         <w:pStyle w:val="Heading3"/>
@@ -6358,8 +5375,8 @@
         <w:t xml:space="preserve">range, analog transfer accuracy, source impedance, loading behavior, and complete-module response still require measurement and qualification.</w:t>
       </w:r>
     </w:p>
-    <w:bookmarkEnd w:id="47"/>
-    <w:bookmarkStart w:id="48" w:name="module-level-characteristics"/>
+    <w:bookmarkEnd w:id="38"/>
+    <w:bookmarkStart w:id="39" w:name="module-level-characteristics"/>
     <w:p>
       <w:pPr>
         <w:pStyle w:val="Heading3"/>
@@ -6789,8 +5806,8 @@
         <w:t xml:space="preserve">complete module.</w:t>
       </w:r>
     </w:p>
-    <w:bookmarkEnd w:id="48"/>
-    <w:bookmarkStart w:id="49" w:name="electrical-precautions"/>
+    <w:bookmarkEnd w:id="39"/>
+    <w:bookmarkStart w:id="40" w:name="electrical-precautions"/>
     <w:p>
       <w:pPr>
         <w:pStyle w:val="Heading3"/>
@@ -6935,9 +5952,9 @@
         <w:t xml:space="preserve">Verify the current released schematic, component specifications, and interface documentation before production integration.</w:t>
       </w:r>
     </w:p>
-    <w:bookmarkEnd w:id="49"/>
-    <w:bookmarkEnd w:id="50"/>
-    <w:bookmarkStart w:id="64" w:name="functional-overview"/>
+    <w:bookmarkEnd w:id="40"/>
+    <w:bookmarkEnd w:id="41"/>
+    <w:bookmarkStart w:id="55" w:name="functional-overview"/>
     <w:p>
       <w:pPr>
         <w:pStyle w:val="Heading2"/>
@@ -7002,7 +6019,7 @@
         <w:t xml:space="preserve">through DevLab Device Protocol (DDP) v1.0.</w:t>
       </w:r>
     </w:p>
-    <w:bookmarkStart w:id="54" w:name="functional-block-diagram"/>
+    <w:bookmarkStart w:id="45" w:name="functional-block-diagram"/>
     <w:p>
       <w:pPr>
         <w:pStyle w:val="Heading3"/>
@@ -7024,18 +6041,18 @@
           <wp:inline>
             <wp:extent cx="6108700" cy="3436143"/>
             <wp:effectExtent b="0" l="0" r="0" t="0"/>
-            <wp:docPr descr="" title="" id="52" name="Picture"/>
+            <wp:docPr descr="" title="" id="43" name="Picture"/>
             <a:graphic>
               <a:graphicData uri="http://schemas.openxmlformats.org/drawingml/2006/picture">
                 <pic:pic>
                   <pic:nvPicPr>
-                    <pic:cNvPr descr="../assets/block_diagram.png" id="53" name="Picture"/>
+                    <pic:cNvPr descr="../assets/block_diagram.png" id="44" name="Picture"/>
                     <pic:cNvPicPr>
                       <a:picLocks noChangeArrowheads="1" noChangeAspect="1"/>
                     </pic:cNvPicPr>
                   </pic:nvPicPr>
                   <pic:blipFill>
-                    <a:blip r:embed="rId51"/>
+                    <a:blip r:embed="rId42"/>
                     <a:stretch>
                       <a:fillRect/>
                     </a:stretch>
@@ -7107,8 +6124,8 @@
         <w:t xml:space="preserve">controller ADC for access over I2C.</w:t>
       </w:r>
     </w:p>
-    <w:bookmarkEnd w:id="54"/>
-    <w:bookmarkStart w:id="55" w:name="operating-modes"/>
+    <w:bookmarkEnd w:id="45"/>
+    <w:bookmarkStart w:id="46" w:name="operating-modes"/>
     <w:p>
       <w:pPr>
         <w:pStyle w:val="Heading3"/>
@@ -7343,8 +6360,8 @@
         <w:t xml:space="preserve">application-specific calibration.</w:t>
       </w:r>
     </w:p>
-    <w:bookmarkEnd w:id="55"/>
-    <w:bookmarkStart w:id="56" w:name="digital-light-measurement"/>
+    <w:bookmarkEnd w:id="46"/>
+    <w:bookmarkStart w:id="47" w:name="digital-light-measurement"/>
     <w:p>
       <w:pPr>
         <w:pStyle w:val="Heading3"/>
@@ -7838,8 +6855,8 @@
         <w:t xml:space="preserve">optical arrangement.</w:t>
       </w:r>
     </w:p>
-    <w:bookmarkEnd w:id="56"/>
-    <w:bookmarkStart w:id="60" w:name="i2c-communication-model"/>
+    <w:bookmarkEnd w:id="47"/>
+    <w:bookmarkStart w:id="51" w:name="i2c-communication-model"/>
     <w:p>
       <w:pPr>
         <w:pStyle w:val="Heading3"/>
@@ -7875,6 +6892,1563 @@
     <w:p>
       <w:pPr>
         <w:pStyle w:val="BodyText"/>
+      </w:pPr>
+      <w:r>
+        <w:drawing>
+          <wp:inline>
+            <wp:extent cx="6108700" cy="3436143"/>
+            <wp:effectExtent b="0" l="0" r="0" t="0"/>
+            <wp:docPr descr="" title="" id="49" name="Picture"/>
+            <a:graphic>
+              <a:graphicData uri="http://schemas.openxmlformats.org/drawingml/2006/picture">
+                <pic:pic>
+                  <pic:nvPicPr>
+                    <pic:cNvPr descr="../assets/ddp_operation.png" id="50" name="Picture"/>
+                    <pic:cNvPicPr>
+                      <a:picLocks noChangeArrowheads="1" noChangeAspect="1"/>
+                    </pic:cNvPicPr>
+                  </pic:nvPicPr>
+                  <pic:blipFill>
+                    <a:blip r:embed="rId48"/>
+                    <a:stretch>
+                      <a:fillRect/>
+                    </a:stretch>
+                  </pic:blipFill>
+                  <pic:spPr bwMode="auto">
+                    <a:xfrm>
+                      <a:off x="0" y="0"/>
+                      <a:ext cx="6108700" cy="3436143"/>
+                    </a:xfrm>
+                    <a:prstGeom prst="rect">
+                      <a:avLst/>
+                    </a:prstGeom>
+                    <a:noFill/>
+                    <a:ln w="9525">
+                      <a:noFill/>
+                      <a:headEnd/>
+                      <a:tailEnd/>
+                    </a:ln>
+                  </pic:spPr>
+                </pic:pic>
+              </a:graphicData>
+            </a:graphic>
+          </wp:inline>
+        </w:drawing>
+      </w:r>
+    </w:p>
+    <w:p>
+      <w:pPr>
+        <w:pStyle w:val="BodyText"/>
+      </w:pPr>
+      <w:r>
+        <w:rPr>
+          <w:bCs/>
+          <w:b/>
+        </w:rPr>
+        <w:t xml:space="preserve">Figure 3.2 — DDP command and response over I2C.</w:t>
+      </w:r>
+      <w:r>
+        <w:t xml:space="preserve"> </w:t>
+      </w:r>
+      <w:r>
+        <w:t xml:space="preserve">The host writes one DDP</w:t>
+      </w:r>
+      <w:r>
+        <w:t xml:space="preserve"> </w:t>
+      </w:r>
+      <w:r>
+        <w:t xml:space="preserve">selector, issues STOP, waits 2–5 ms, and then reads the documented number of</w:t>
+      </w:r>
+      <w:r>
+        <w:t xml:space="preserve"> </w:t>
+      </w:r>
+      <w:r>
+        <w:t xml:space="preserve">response bytes. The host acknowledges intermediate bytes and sends NACK after</w:t>
+      </w:r>
+      <w:r>
+        <w:t xml:space="preserve"> </w:t>
+      </w:r>
+      <w:r>
+        <w:t xml:space="preserve">the final byte.</w:t>
+      </w:r>
+    </w:p>
+    <w:tbl>
+      <w:tblPr>
+        <w:tblStyle w:val="Table"/>
+        <w:tblW w:type="pct" w:w="5000"/>
+        <w:tblLook w:firstRow="1" w:lastRow="0" w:firstColumn="0" w:lastColumn="0" w:noHBand="0" w:noVBand="0" w:val="0020"/>
+        <w:jc w:val="start"/>
+      </w:tblPr>
+      <w:tblGrid>
+        <w:gridCol w:w="3960"/>
+        <w:gridCol w:w="3960"/>
+      </w:tblGrid>
+      <w:tr>
+        <w:trPr>
+          <w:tblHeader w:val="true"/>
+        </w:trPr>
+        <w:tc>
+          <w:tcPr/>
+          <w:p>
+            <w:pPr>
+              <w:pStyle w:val="Compact"/>
+              <w:jc w:val="left"/>
+            </w:pPr>
+            <w:r>
+              <w:t xml:space="preserve">Communication property</w:t>
+            </w:r>
+          </w:p>
+        </w:tc>
+        <w:tc>
+          <w:tcPr/>
+          <w:p>
+            <w:pPr>
+              <w:pStyle w:val="Compact"/>
+              <w:jc w:val="left"/>
+            </w:pPr>
+            <w:r>
+              <w:t xml:space="preserve">Value</w:t>
+            </w:r>
+          </w:p>
+        </w:tc>
+      </w:tr>
+      <w:tr>
+        <w:tc>
+          <w:tcPr/>
+          <w:p>
+            <w:pPr>
+              <w:pStyle w:val="Compact"/>
+              <w:jc w:val="left"/>
+            </w:pPr>
+            <w:r>
+              <w:t xml:space="preserve">Factory 7-bit address</w:t>
+            </w:r>
+          </w:p>
+        </w:tc>
+        <w:tc>
+          <w:tcPr/>
+          <w:p>
+            <w:pPr>
+              <w:pStyle w:val="Compact"/>
+              <w:jc w:val="left"/>
+            </w:pPr>
+            <w:r>
+              <w:rPr>
+                <w:rStyle w:val="VerbatimChar"/>
+              </w:rPr>
+              <w:t xml:space="preserve">0x20</w:t>
+            </w:r>
+          </w:p>
+        </w:tc>
+      </w:tr>
+      <w:tr>
+        <w:tc>
+          <w:tcPr/>
+          <w:p>
+            <w:pPr>
+              <w:pStyle w:val="Compact"/>
+              <w:jc w:val="left"/>
+            </w:pPr>
+            <w:r>
+              <w:t xml:space="preserve">Configurable address range</w:t>
+            </w:r>
+          </w:p>
+        </w:tc>
+        <w:tc>
+          <w:tcPr/>
+          <w:p>
+            <w:pPr>
+              <w:pStyle w:val="Compact"/>
+              <w:jc w:val="left"/>
+            </w:pPr>
+            <w:r>
+              <w:rPr>
+                <w:rStyle w:val="VerbatimChar"/>
+              </w:rPr>
+              <w:t xml:space="preserve">0x08..0x77</w:t>
+            </w:r>
+          </w:p>
+        </w:tc>
+      </w:tr>
+      <w:tr>
+        <w:tc>
+          <w:tcPr/>
+          <w:p>
+            <w:pPr>
+              <w:pStyle w:val="Compact"/>
+              <w:jc w:val="left"/>
+            </w:pPr>
+            <w:r>
+              <w:t xml:space="preserve">I2C clock</w:t>
+            </w:r>
+          </w:p>
+        </w:tc>
+        <w:tc>
+          <w:tcPr/>
+          <w:p>
+            <w:pPr>
+              <w:pStyle w:val="Compact"/>
+              <w:jc w:val="left"/>
+            </w:pPr>
+            <w:r>
+              <w:t xml:space="preserve">100 kHz to 400 kHz</w:t>
+            </w:r>
+          </w:p>
+        </w:tc>
+      </w:tr>
+      <w:tr>
+        <w:tc>
+          <w:tcPr/>
+          <w:p>
+            <w:pPr>
+              <w:pStyle w:val="Compact"/>
+              <w:jc w:val="left"/>
+            </w:pPr>
+            <w:r>
+              <w:t xml:space="preserve">Delay before response read</w:t>
+            </w:r>
+          </w:p>
+        </w:tc>
+        <w:tc>
+          <w:tcPr/>
+          <w:p>
+            <w:pPr>
+              <w:pStyle w:val="Compact"/>
+              <w:jc w:val="left"/>
+            </w:pPr>
+            <w:r>
+              <w:t xml:space="preserve">2–5 ms; use 5 ms conservatively</w:t>
+            </w:r>
+          </w:p>
+        </w:tc>
+      </w:tr>
+      <w:tr>
+        <w:tc>
+          <w:tcPr/>
+          <w:p>
+            <w:pPr>
+              <w:pStyle w:val="Compact"/>
+              <w:jc w:val="left"/>
+            </w:pPr>
+            <w:r>
+              <w:t xml:space="preserve">Byte order for multi-byte values</w:t>
+            </w:r>
+          </w:p>
+        </w:tc>
+        <w:tc>
+          <w:tcPr/>
+          <w:p>
+            <w:pPr>
+              <w:pStyle w:val="Compact"/>
+              <w:jc w:val="left"/>
+            </w:pPr>
+            <w:r>
+              <w:t xml:space="preserve">Little endian</w:t>
+            </w:r>
+          </w:p>
+        </w:tc>
+      </w:tr>
+      <w:tr>
+        <w:tc>
+          <w:tcPr/>
+          <w:p>
+            <w:pPr>
+              <w:pStyle w:val="Compact"/>
+              <w:jc w:val="left"/>
+            </w:pPr>
+            <w:r>
+              <w:t xml:space="preserve">Supported response lengths</w:t>
+            </w:r>
+          </w:p>
+        </w:tc>
+        <w:tc>
+          <w:tcPr/>
+          <w:p>
+            <w:pPr>
+              <w:pStyle w:val="Compact"/>
+              <w:jc w:val="left"/>
+            </w:pPr>
+            <w:r>
+              <w:t xml:space="preserve">1, 2, or 4 bytes, depending on the selected function</w:t>
+            </w:r>
+          </w:p>
+        </w:tc>
+      </w:tr>
+    </w:tbl>
+    <w:p>
+      <w:pPr>
+        <w:pStyle w:val="BodyText"/>
+      </w:pPr>
+      <w:r>
+        <w:t xml:space="preserve">Pass</w:t>
+      </w:r>
+      <w:r>
+        <w:t xml:space="preserve"> </w:t>
+      </w:r>
+      <w:r>
+        <w:rPr>
+          <w:rStyle w:val="VerbatimChar"/>
+        </w:rPr>
+        <w:t xml:space="preserve">0x20</w:t>
+      </w:r>
+      <w:r>
+        <w:t xml:space="preserve"> </w:t>
+      </w:r>
+      <w:r>
+        <w:t xml:space="preserve">directly to an I2C library. Values</w:t>
+      </w:r>
+      <w:r>
+        <w:t xml:space="preserve"> </w:t>
+      </w:r>
+      <w:r>
+        <w:rPr>
+          <w:rStyle w:val="VerbatimChar"/>
+        </w:rPr>
+        <w:t xml:space="preserve">0x40</w:t>
+      </w:r>
+      <w:r>
+        <w:t xml:space="preserve"> </w:t>
+      </w:r>
+      <w:r>
+        <w:t xml:space="preserve">and</w:t>
+      </w:r>
+      <w:r>
+        <w:t xml:space="preserve"> </w:t>
+      </w:r>
+      <w:r>
+        <w:rPr>
+          <w:rStyle w:val="VerbatimChar"/>
+        </w:rPr>
+        <w:t xml:space="preserve">0x41</w:t>
+      </w:r>
+      <w:r>
+        <w:t xml:space="preserve"> </w:t>
+      </w:r>
+      <w:r>
+        <w:t xml:space="preserve">are the</w:t>
+      </w:r>
+      <w:r>
+        <w:t xml:space="preserve"> </w:t>
+      </w:r>
+      <w:r>
+        <w:t xml:space="preserve">shifted write/read address bytes visible on the bus, not the 7-bit address used</w:t>
+      </w:r>
+      <w:r>
+        <w:t xml:space="preserve"> </w:t>
+      </w:r>
+      <w:r>
+        <w:t xml:space="preserve">by typical host APIs.</w:t>
+      </w:r>
+    </w:p>
+    <w:bookmarkEnd w:id="51"/>
+    <w:bookmarkStart w:id="52" w:name="user-accessible-ddp-functions"/>
+    <w:p>
+      <w:pPr>
+        <w:pStyle w:val="Heading3"/>
+      </w:pPr>
+      <w:r>
+        <w:rPr>
+          <w:bCs/>
+          <w:b/>
+        </w:rPr>
+        <w:t xml:space="preserve">3.5 User-Accessible DDP Functions</w:t>
+      </w:r>
+    </w:p>
+    <w:tbl>
+      <w:tblPr>
+        <w:tblStyle w:val="Table"/>
+        <w:tblW w:type="pct" w:w="5000"/>
+        <w:tblLook w:firstRow="1" w:lastRow="0" w:firstColumn="0" w:lastColumn="0" w:noHBand="0" w:noVBand="0" w:val="0020"/>
+        <w:jc w:val="start"/>
+      </w:tblPr>
+      <w:tblGrid>
+        <w:gridCol w:w="2376"/>
+        <w:gridCol w:w="3168"/>
+        <w:gridCol w:w="2376"/>
+      </w:tblGrid>
+      <w:tr>
+        <w:trPr>
+          <w:tblHeader w:val="true"/>
+        </w:trPr>
+        <w:tc>
+          <w:tcPr/>
+          <w:p>
+            <w:pPr>
+              <w:pStyle w:val="Compact"/>
+              <w:jc w:val="left"/>
+            </w:pPr>
+            <w:r>
+              <w:t xml:space="preserve">User function</w:t>
+            </w:r>
+          </w:p>
+        </w:tc>
+        <w:tc>
+          <w:tcPr/>
+          <w:p>
+            <w:pPr>
+              <w:pStyle w:val="Compact"/>
+              <w:jc w:val="right"/>
+            </w:pPr>
+            <w:r>
+              <w:t xml:space="preserve">DDP selector</w:t>
+            </w:r>
+          </w:p>
+        </w:tc>
+        <w:tc>
+          <w:tcPr/>
+          <w:p>
+            <w:pPr>
+              <w:pStyle w:val="Compact"/>
+              <w:jc w:val="left"/>
+            </w:pPr>
+            <w:r>
+              <w:t xml:space="preserve">Result</w:t>
+            </w:r>
+          </w:p>
+        </w:tc>
+      </w:tr>
+      <w:tr>
+        <w:tc>
+          <w:tcPr/>
+          <w:p>
+            <w:pPr>
+              <w:pStyle w:val="Compact"/>
+              <w:jc w:val="left"/>
+            </w:pPr>
+            <w:r>
+              <w:t xml:space="preserve">Identify the module</w:t>
+            </w:r>
+          </w:p>
+        </w:tc>
+        <w:tc>
+          <w:tcPr/>
+          <w:p>
+            <w:pPr>
+              <w:pStyle w:val="Compact"/>
+              <w:jc w:val="right"/>
+            </w:pPr>
+            <w:r>
+              <w:rPr>
+                <w:rStyle w:val="VerbatimChar"/>
+              </w:rPr>
+              <w:t xml:space="preserve">0x00</w:t>
+            </w:r>
+          </w:p>
+        </w:tc>
+        <w:tc>
+          <w:tcPr/>
+          <w:p>
+            <w:pPr>
+              <w:pStyle w:val="Compact"/>
+              <w:jc w:val="left"/>
+            </w:pPr>
+            <w:r>
+              <w:t xml:space="preserve">Device ID</w:t>
+            </w:r>
+            <w:r>
+              <w:t xml:space="preserve"> </w:t>
+            </w:r>
+            <w:r>
+              <w:rPr>
+                <w:rStyle w:val="VerbatimChar"/>
+              </w:rPr>
+              <w:t xml:space="preserve">0x0102</w:t>
+            </w:r>
+          </w:p>
+        </w:tc>
+      </w:tr>
+      <w:tr>
+        <w:tc>
+          <w:tcPr/>
+          <w:p>
+            <w:pPr>
+              <w:pStyle w:val="Compact"/>
+              <w:jc w:val="left"/>
+            </w:pPr>
+            <w:r>
+              <w:t xml:space="preserve">Read protocol version</w:t>
+            </w:r>
+          </w:p>
+        </w:tc>
+        <w:tc>
+          <w:tcPr/>
+          <w:p>
+            <w:pPr>
+              <w:pStyle w:val="Compact"/>
+              <w:jc w:val="right"/>
+            </w:pPr>
+            <w:r>
+              <w:rPr>
+                <w:rStyle w:val="VerbatimChar"/>
+              </w:rPr>
+              <w:t xml:space="preserve">0x04</w:t>
+            </w:r>
+          </w:p>
+        </w:tc>
+        <w:tc>
+          <w:tcPr/>
+          <w:p>
+            <w:pPr>
+              <w:pStyle w:val="Compact"/>
+              <w:jc w:val="left"/>
+            </w:pPr>
+            <w:r>
+              <w:t xml:space="preserve">DDP version 1.0</w:t>
+            </w:r>
+          </w:p>
+        </w:tc>
+      </w:tr>
+      <w:tr>
+        <w:tc>
+          <w:tcPr/>
+          <w:p>
+            <w:pPr>
+              <w:pStyle w:val="Compact"/>
+              <w:jc w:val="left"/>
+            </w:pPr>
+            <w:r>
+              <w:t xml:space="preserve">Read active I2C address</w:t>
+            </w:r>
+          </w:p>
+        </w:tc>
+        <w:tc>
+          <w:tcPr/>
+          <w:p>
+            <w:pPr>
+              <w:pStyle w:val="Compact"/>
+              <w:jc w:val="right"/>
+            </w:pPr>
+            <w:r>
+              <w:rPr>
+                <w:rStyle w:val="VerbatimChar"/>
+              </w:rPr>
+              <w:t xml:space="preserve">0x20</w:t>
+            </w:r>
+          </w:p>
+        </w:tc>
+        <w:tc>
+          <w:tcPr/>
+          <w:p>
+            <w:pPr>
+              <w:pStyle w:val="Compact"/>
+              <w:jc w:val="left"/>
+            </w:pPr>
+            <w:r>
+              <w:t xml:space="preserve">Current 7-bit address</w:t>
+            </w:r>
+          </w:p>
+        </w:tc>
+      </w:tr>
+      <w:tr>
+        <w:tc>
+          <w:tcPr/>
+          <w:p>
+            <w:pPr>
+              <w:pStyle w:val="Compact"/>
+              <w:jc w:val="left"/>
+            </w:pPr>
+            <w:r>
+              <w:t xml:space="preserve">Change I2C address</w:t>
+            </w:r>
+          </w:p>
+        </w:tc>
+        <w:tc>
+          <w:tcPr/>
+          <w:p>
+            <w:pPr>
+              <w:pStyle w:val="Compact"/>
+              <w:jc w:val="right"/>
+            </w:pPr>
+            <w:r>
+              <w:rPr>
+                <w:rStyle w:val="VerbatimChar"/>
+              </w:rPr>
+              <w:t xml:space="preserve">0x21</w:t>
+            </w:r>
+          </w:p>
+        </w:tc>
+        <w:tc>
+          <w:tcPr/>
+          <w:p>
+            <w:pPr>
+              <w:pStyle w:val="Compact"/>
+              <w:jc w:val="left"/>
+            </w:pPr>
+            <w:r>
+              <w:t xml:space="preserve">Stores and applies a new address in the valid range</w:t>
+            </w:r>
+          </w:p>
+        </w:tc>
+      </w:tr>
+      <w:tr>
+        <w:tc>
+          <w:tcPr/>
+          <w:p>
+            <w:pPr>
+              <w:pStyle w:val="Compact"/>
+              <w:jc w:val="left"/>
+            </w:pPr>
+            <w:r>
+              <w:t xml:space="preserve">Restore factory configuration</w:t>
+            </w:r>
+          </w:p>
+        </w:tc>
+        <w:tc>
+          <w:tcPr/>
+          <w:p>
+            <w:pPr>
+              <w:pStyle w:val="Compact"/>
+              <w:jc w:val="right"/>
+            </w:pPr>
+            <w:r>
+              <w:rPr>
+                <w:rStyle w:val="VerbatimChar"/>
+              </w:rPr>
+              <w:t xml:space="preserve">0x23</w:t>
+            </w:r>
+          </w:p>
+        </w:tc>
+        <w:tc>
+          <w:tcPr/>
+          <w:p>
+            <w:pPr>
+              <w:pStyle w:val="Compact"/>
+              <w:jc w:val="left"/>
+            </w:pPr>
+            <w:r>
+              <w:t xml:space="preserve">Restores default configuration; reset required</w:t>
+            </w:r>
+          </w:p>
+        </w:tc>
+      </w:tr>
+      <w:tr>
+        <w:tc>
+          <w:tcPr/>
+          <w:p>
+            <w:pPr>
+              <w:pStyle w:val="Compact"/>
+              <w:jc w:val="left"/>
+            </w:pPr>
+            <w:r>
+              <w:t xml:space="preserve">Read ambient-light data</w:t>
+            </w:r>
+          </w:p>
+        </w:tc>
+        <w:tc>
+          <w:tcPr/>
+          <w:p>
+            <w:pPr>
+              <w:pStyle w:val="Compact"/>
+              <w:jc w:val="right"/>
+            </w:pPr>
+            <w:r>
+              <w:rPr>
+                <w:rStyle w:val="VerbatimChar"/>
+              </w:rPr>
+              <w:t xml:space="preserve">0x60</w:t>
+            </w:r>
+            <w:r>
+              <w:t xml:space="preserve"> </w:t>
+            </w:r>
+            <w:r>
+              <w:t xml:space="preserve">or</w:t>
+            </w:r>
+            <w:r>
+              <w:t xml:space="preserve"> </w:t>
+            </w:r>
+            <w:r>
+              <w:rPr>
+                <w:rStyle w:val="VerbatimChar"/>
+              </w:rPr>
+              <w:t xml:space="preserve">0x80</w:t>
+            </w:r>
+          </w:p>
+        </w:tc>
+        <w:tc>
+          <w:tcPr/>
+          <w:p>
+            <w:pPr>
+              <w:pStyle w:val="Compact"/>
+              <w:jc w:val="left"/>
+            </w:pPr>
+            <w:r>
+              <w:t xml:space="preserve">Latest two-byte 12-bit raw sample</w:t>
+            </w:r>
+          </w:p>
+        </w:tc>
+      </w:tr>
+      <w:tr>
+        <w:tc>
+          <w:tcPr/>
+          <w:p>
+            <w:pPr>
+              <w:pStyle w:val="Compact"/>
+              <w:jc w:val="left"/>
+            </w:pPr>
+            <w:r>
+              <w:t xml:space="preserve">Set ADC averaging</w:t>
+            </w:r>
+          </w:p>
+        </w:tc>
+        <w:tc>
+          <w:tcPr/>
+          <w:p>
+            <w:pPr>
+              <w:pStyle w:val="Compact"/>
+              <w:jc w:val="right"/>
+            </w:pPr>
+            <w:r>
+              <w:rPr>
+                <w:rStyle w:val="VerbatimChar"/>
+              </w:rPr>
+              <w:t xml:space="preserve">0x62</w:t>
+            </w:r>
+          </w:p>
+        </w:tc>
+        <w:tc>
+          <w:tcPr/>
+          <w:p>
+            <w:pPr>
+              <w:pStyle w:val="Compact"/>
+              <w:jc w:val="left"/>
+            </w:pPr>
+            <w:r>
+              <w:t xml:space="preserve">Selects 1, 4, 8, 16, or 24 samples</w:t>
+            </w:r>
+          </w:p>
+        </w:tc>
+      </w:tr>
+      <w:tr>
+        <w:tc>
+          <w:tcPr/>
+          <w:p>
+            <w:pPr>
+              <w:pStyle w:val="Compact"/>
+              <w:jc w:val="left"/>
+            </w:pPr>
+            <w:r>
+              <w:t xml:space="preserve">Read ADC averaging</w:t>
+            </w:r>
+          </w:p>
+        </w:tc>
+        <w:tc>
+          <w:tcPr/>
+          <w:p>
+            <w:pPr>
+              <w:pStyle w:val="Compact"/>
+              <w:jc w:val="right"/>
+            </w:pPr>
+            <w:r>
+              <w:rPr>
+                <w:rStyle w:val="VerbatimChar"/>
+              </w:rPr>
+              <w:t xml:space="preserve">0x63</w:t>
+            </w:r>
+          </w:p>
+        </w:tc>
+        <w:tc>
+          <w:tcPr/>
+          <w:p>
+            <w:pPr>
+              <w:pStyle w:val="Compact"/>
+              <w:jc w:val="left"/>
+            </w:pPr>
+            <w:r>
+              <w:t xml:space="preserve">Returns the active averaging setting</w:t>
+            </w:r>
+          </w:p>
+        </w:tc>
+      </w:tr>
+      <w:tr>
+        <w:tc>
+          <w:tcPr/>
+          <w:p>
+            <w:pPr>
+              <w:pStyle w:val="Compact"/>
+              <w:jc w:val="left"/>
+            </w:pPr>
+            <w:r>
+              <w:t xml:space="preserve">Turn</w:t>
+            </w:r>
+            <w:r>
+              <w:t xml:space="preserve"> </w:t>
+            </w:r>
+            <w:r>
+              <w:rPr>
+                <w:rStyle w:val="VerbatimChar"/>
+              </w:rPr>
+              <w:t xml:space="preserve">BUILTIN</w:t>
+            </w:r>
+            <w:r>
+              <w:t xml:space="preserve"> </w:t>
+            </w:r>
+            <w:r>
+              <w:t xml:space="preserve">off/on</w:t>
+            </w:r>
+          </w:p>
+        </w:tc>
+        <w:tc>
+          <w:tcPr/>
+          <w:p>
+            <w:pPr>
+              <w:pStyle w:val="Compact"/>
+              <w:jc w:val="right"/>
+            </w:pPr>
+            <w:r>
+              <w:rPr>
+                <w:rStyle w:val="VerbatimChar"/>
+              </w:rPr>
+              <w:t xml:space="preserve">0xA0</w:t>
+            </w:r>
+            <w:r>
+              <w:t xml:space="preserve"> </w:t>
+            </w:r>
+            <w:r>
+              <w:t xml:space="preserve">/</w:t>
+            </w:r>
+            <w:r>
+              <w:t xml:space="preserve"> </w:t>
+            </w:r>
+            <w:r>
+              <w:rPr>
+                <w:rStyle w:val="VerbatimChar"/>
+              </w:rPr>
+              <w:t xml:space="preserve">0xA1</w:t>
+            </w:r>
+          </w:p>
+        </w:tc>
+        <w:tc>
+          <w:tcPr/>
+          <w:p>
+            <w:pPr>
+              <w:pStyle w:val="Compact"/>
+              <w:jc w:val="left"/>
+            </w:pPr>
+            <w:r>
+              <w:t xml:space="preserve">Drives the built-in indicator LOW/HIGH</w:t>
+            </w:r>
+          </w:p>
+        </w:tc>
+      </w:tr>
+      <w:tr>
+        <w:tc>
+          <w:tcPr/>
+          <w:p>
+            <w:pPr>
+              <w:pStyle w:val="Compact"/>
+              <w:jc w:val="left"/>
+            </w:pPr>
+            <w:r>
+              <w:t xml:space="preserve">Pulse</w:t>
+            </w:r>
+            <w:r>
+              <w:t xml:space="preserve"> </w:t>
+            </w:r>
+            <w:r>
+              <w:rPr>
+                <w:rStyle w:val="VerbatimChar"/>
+              </w:rPr>
+              <w:t xml:space="preserve">BUILTIN</w:t>
+            </w:r>
+          </w:p>
+        </w:tc>
+        <w:tc>
+          <w:tcPr/>
+          <w:p>
+            <w:pPr>
+              <w:pStyle w:val="Compact"/>
+              <w:jc w:val="right"/>
+            </w:pPr>
+            <w:r>
+              <w:rPr>
+                <w:rStyle w:val="VerbatimChar"/>
+              </w:rPr>
+              <w:t xml:space="preserve">0xA2</w:t>
+            </w:r>
+          </w:p>
+        </w:tc>
+        <w:tc>
+          <w:tcPr/>
+          <w:p>
+            <w:pPr>
+              <w:pStyle w:val="Compact"/>
+              <w:jc w:val="left"/>
+            </w:pPr>
+            <w:r>
+              <w:t xml:space="preserve">Starts a non-blocking timed pulse</w:t>
+            </w:r>
+          </w:p>
+        </w:tc>
+      </w:tr>
+      <w:tr>
+        <w:tc>
+          <w:tcPr/>
+          <w:p>
+            <w:pPr>
+              <w:pStyle w:val="Compact"/>
+              <w:jc w:val="left"/>
+            </w:pPr>
+            <w:r>
+              <w:t xml:space="preserve">Set/read pulse time</w:t>
+            </w:r>
+          </w:p>
+        </w:tc>
+        <w:tc>
+          <w:tcPr/>
+          <w:p>
+            <w:pPr>
+              <w:pStyle w:val="Compact"/>
+              <w:jc w:val="right"/>
+            </w:pPr>
+            <w:r>
+              <w:rPr>
+                <w:rStyle w:val="VerbatimChar"/>
+              </w:rPr>
+              <w:t xml:space="preserve">0xA3</w:t>
+            </w:r>
+            <w:r>
+              <w:t xml:space="preserve"> </w:t>
+            </w:r>
+            <w:r>
+              <w:t xml:space="preserve">/</w:t>
+            </w:r>
+            <w:r>
+              <w:t xml:space="preserve"> </w:t>
+            </w:r>
+            <w:r>
+              <w:rPr>
+                <w:rStyle w:val="VerbatimChar"/>
+              </w:rPr>
+              <w:t xml:space="preserve">0xA4</w:t>
+            </w:r>
+          </w:p>
+        </w:tc>
+        <w:tc>
+          <w:tcPr/>
+          <w:p>
+            <w:pPr>
+              <w:pStyle w:val="Compact"/>
+              <w:jc w:val="left"/>
+            </w:pPr>
+            <w:r>
+              <w:t xml:space="preserve">Uses 1–40 units of 25 ms</w:t>
+            </w:r>
+          </w:p>
+        </w:tc>
+      </w:tr>
+    </w:tbl>
+    <w:p>
+      <w:pPr>
+        <w:pStyle w:val="BodyText"/>
+      </w:pPr>
+      <w:r>
+        <w:t xml:space="preserve">The I2C address, averaging selection, and pulse duration are retained after a</w:t>
+      </w:r>
+      <w:r>
+        <w:t xml:space="preserve"> </w:t>
+      </w:r>
+      <w:r>
+        <w:t xml:space="preserve">power cycle. Changing a stored value should be an occasional configuration</w:t>
+      </w:r>
+      <w:r>
+        <w:t xml:space="preserve"> </w:t>
+      </w:r>
+      <w:r>
+        <w:t xml:space="preserve">operation rather than part of the normal measurement loop.</w:t>
+      </w:r>
+    </w:p>
+    <w:p>
+      <w:pPr>
+        <w:pStyle w:val="BodyText"/>
+      </w:pPr>
+      <w:r>
+        <w:t xml:space="preserve">Detailed transaction handling is already implemented by the maintained C++</w:t>
+      </w:r>
+      <w:r>
+        <w:t xml:space="preserve"> </w:t>
+      </w:r>
+      <w:r>
+        <w:t xml:space="preserve">and MicroPython examples listed in Chapter 8.</w:t>
+      </w:r>
+    </w:p>
+    <w:bookmarkEnd w:id="52"/>
+    <w:bookmarkStart w:id="53" w:name="built-in-indicator"/>
+    <w:p>
+      <w:pPr>
+        <w:pStyle w:val="Heading3"/>
+      </w:pPr>
+      <w:r>
+        <w:rPr>
+          <w:bCs/>
+          <w:b/>
+        </w:rPr>
+        <w:t xml:space="preserve">3.6 Built-In Indicator</w:t>
+      </w:r>
+    </w:p>
+    <w:p>
+      <w:pPr>
+        <w:pStyle w:val="FirstParagraph"/>
+      </w:pPr>
+      <w:r>
+        <w:t xml:space="preserve">The built-in status indicator is controlled through the DDP actuator</w:t>
+      </w:r>
+      <w:r>
+        <w:t xml:space="preserve"> </w:t>
+      </w:r>
+      <w:r>
+        <w:t xml:space="preserve">functions. The shared DDP command names contain</w:t>
+      </w:r>
+      <w:r>
+        <w:t xml:space="preserve"> </w:t>
+      </w:r>
+      <w:r>
+        <w:rPr>
+          <w:rStyle w:val="VerbatimChar"/>
+        </w:rPr>
+        <w:t xml:space="preserve">RELAY</w:t>
+      </w:r>
+      <w:r>
+        <w:t xml:space="preserve">, but this product uses</w:t>
+      </w:r>
+      <w:r>
+        <w:t xml:space="preserve"> </w:t>
+      </w:r>
+      <w:r>
+        <w:t xml:space="preserve">them for the built-in indicator and does not provide an electromechanical</w:t>
+      </w:r>
+      <w:r>
+        <w:t xml:space="preserve"> </w:t>
+      </w:r>
+      <w:r>
+        <w:t xml:space="preserve">relay output.</w:t>
+      </w:r>
+    </w:p>
+    <w:p>
+      <w:pPr>
+        <w:pStyle w:val="BodyText"/>
+      </w:pPr>
+      <w:r>
+        <w:t xml:space="preserve">The pulse duration is configurable from 25 ms to 1000 ms in 25 ms steps. A</w:t>
+      </w:r>
+      <w:r>
+        <w:t xml:space="preserve"> </w:t>
+      </w:r>
+      <w:r>
+        <w:t xml:space="preserve">timed pulse runs without interrupting light measurements or I2C communication.</w:t>
+      </w:r>
+    </w:p>
+    <w:bookmarkEnd w:id="53"/>
+    <w:bookmarkStart w:id="54" w:name="physical-interface-notes"/>
+    <w:p>
+      <w:pPr>
+        <w:pStyle w:val="Heading3"/>
+      </w:pPr>
+      <w:r>
+        <w:rPr>
+          <w:bCs/>
+          <w:b/>
+        </w:rPr>
+        <w:t xml:space="preserve">3.7 Physical Interface Notes</w:t>
+      </w:r>
+    </w:p>
+    <w:p>
+      <w:pPr>
+        <w:pStyle w:val="FirstParagraph"/>
+      </w:pPr>
+      <w:r>
+        <w:t xml:space="preserve">The</w:t>
+      </w:r>
+      <w:r>
+        <w:t xml:space="preserve"> </w:t>
+      </w:r>
+      <w:r>
+        <w:rPr>
+          <w:rStyle w:val="VerbatimChar"/>
+        </w:rPr>
+        <w:t xml:space="preserve">SIG</w:t>
+      </w:r>
+      <w:r>
+        <w:t xml:space="preserve"> </w:t>
+      </w:r>
+      <w:r>
+        <w:t xml:space="preserve">contact provides direct access to the analog sensor path. Its</w:t>
+      </w:r>
+      <w:r>
+        <w:t xml:space="preserve"> </w:t>
+      </w:r>
+      <w:r>
+        <w:t xml:space="preserve">complete board-level transfer function, source impedance, and guaranteed</w:t>
+      </w:r>
+      <w:r>
+        <w:t xml:space="preserve"> </w:t>
+      </w:r>
+      <w:r>
+        <w:t xml:space="preserve">output range are not specified for the current revision. Use a high-impedance</w:t>
+      </w:r>
+      <w:r>
+        <w:t xml:space="preserve"> </w:t>
+      </w:r>
+      <w:r>
+        <w:t xml:space="preserve">input and verify the actual range before connecting it to a lower-voltage ADC.</w:t>
+      </w:r>
+    </w:p>
+    <w:p>
+      <w:pPr>
+        <w:pStyle w:val="BodyText"/>
+      </w:pPr>
+      <w:r>
+        <w:t xml:space="preserve">The PCB provides three I2C connection positions carrying</w:t>
+      </w:r>
+      <w:r>
+        <w:t xml:space="preserve"> </w:t>
+      </w:r>
+      <w:r>
+        <w:rPr>
+          <w:rStyle w:val="VerbatimChar"/>
+        </w:rPr>
+        <w:t xml:space="preserve">GND</w:t>
+      </w:r>
+      <w:r>
+        <w:t xml:space="preserve">,</w:t>
+      </w:r>
+      <w:r>
+        <w:t xml:space="preserve"> </w:t>
+      </w:r>
+      <w:r>
+        <w:rPr>
+          <w:rStyle w:val="VerbatimChar"/>
+        </w:rPr>
+        <w:t xml:space="preserve">VCC</w:t>
+      </w:r>
+      <w:r>
+        <w:t xml:space="preserve">,</w:t>
+      </w:r>
+      <w:r>
+        <w:t xml:space="preserve"> </w:t>
+      </w:r>
+      <w:r>
+        <w:rPr>
+          <w:rStyle w:val="VerbatimChar"/>
+        </w:rPr>
+        <w:t xml:space="preserve">SDA</w:t>
+      </w:r>
+      <w:r>
+        <w:t xml:space="preserve">,</w:t>
+      </w:r>
+      <w:r>
+        <w:t xml:space="preserve"> </w:t>
+      </w:r>
+      <w:r>
+        <w:t xml:space="preserve">and</w:t>
+      </w:r>
+      <w:r>
+        <w:t xml:space="preserve"> </w:t>
+      </w:r>
+      <w:r>
+        <w:rPr>
+          <w:rStyle w:val="VerbatimChar"/>
+        </w:rPr>
+        <w:t xml:space="preserve">SCL</w:t>
+      </w:r>
+      <w:r>
+        <w:t xml:space="preserve">: one connector is populated by default and two horizontal positions</w:t>
+      </w:r>
+      <w:r>
+        <w:t xml:space="preserve"> </w:t>
+      </w:r>
+      <w:r>
+        <w:t xml:space="preserve">are provided for optional 4-pin, 1.00 mm-pitch JST/Qwiic-compatible</w:t>
+      </w:r>
+      <w:r>
+        <w:t xml:space="preserve"> </w:t>
+      </w:r>
+      <w:r>
+        <w:t xml:space="preserve">connectors. All three positions access the same I2C bus.</w:t>
+      </w:r>
+    </w:p>
+    <w:p>
+      <w:pPr>
+        <w:pStyle w:val="BodyText"/>
+      </w:pPr>
+      <w:r>
+        <w:t xml:space="preserve">The I2C connection points share signals with the controller’s factory</w:t>
+      </w:r>
+      <w:r>
+        <w:t xml:space="preserve"> </w:t>
+      </w:r>
+      <w:r>
+        <w:t xml:space="preserve">programming and debugging interface; there is no separate user-accessible SWD</w:t>
+      </w:r>
+      <w:r>
+        <w:t xml:space="preserve"> </w:t>
+      </w:r>
+      <w:r>
+        <w:t xml:space="preserve">connector. Programming, debug, and reset functions are reserved for</w:t>
+      </w:r>
+      <w:r>
+        <w:t xml:space="preserve"> </w:t>
+      </w:r>
+      <w:r>
+        <w:t xml:space="preserve">manufacturer programming and factory diagnostics, not user firmware</w:t>
+      </w:r>
+      <w:r>
+        <w:t xml:space="preserve"> </w:t>
+      </w:r>
+      <w:r>
+        <w:t xml:space="preserve">replacement.</w:t>
+      </w:r>
+    </w:p>
+    <w:p>
+      <w:pPr>
+        <w:pStyle w:val="BodyText"/>
+      </w:pPr>
+      <w:r>
+        <w:t xml:space="preserve">Two expansion pads are reserved and have no current user function. The I2C</w:t>
+      </w:r>
+      <w:r>
+        <w:t xml:space="preserve"> </w:t>
+      </w:r>
+      <w:r>
+        <w:t xml:space="preserve">disable bridge is intended for applications that require the analog path</w:t>
+      </w:r>
+      <w:r>
+        <w:t xml:space="preserve"> </w:t>
+      </w:r>
+      <w:r>
+        <w:t xml:space="preserve">without active I2C operation; remove power before cutting or restoring it.</w:t>
+      </w:r>
+    </w:p>
+    <w:bookmarkEnd w:id="54"/>
+    <w:bookmarkEnd w:id="55"/>
+    <w:bookmarkStart w:id="65" w:name="connectors-pinouts"/>
+    <w:p>
+      <w:pPr>
+        <w:pStyle w:val="Heading2"/>
+      </w:pPr>
+      <w:r>
+        <w:rPr>
+          <w:bCs/>
+          <w:b/>
+        </w:rPr>
+        <w:t xml:space="preserve">4 Connectors &amp; Pinouts</w:t>
+      </w:r>
+    </w:p>
+    <w:p>
+      <w:pPr>
+        <w:pStyle w:val="FirstParagraph"/>
+      </w:pPr>
+      <w:r>
+        <w:t xml:space="preserve">The user-accessible interfaces are described below by module function. The</w:t>
+      </w:r>
+      <w:r>
+        <w:t xml:space="preserve"> </w:t>
+      </w:r>
+      <w:r>
+        <w:t xml:space="preserve">released documentation does not provide controlled contact numbers or a</w:t>
+      </w:r>
+      <w:r>
+        <w:t xml:space="preserve"> </w:t>
+      </w:r>
+      <w:r>
+        <w:t xml:space="preserve">mating-connector part number, so the signal order must be checked against the</w:t>
+      </w:r>
+      <w:r>
+        <w:t xml:space="preserve"> </w:t>
+      </w:r>
+      <w:r>
+        <w:t xml:space="preserve">connector orientation before producing a harness.</w:t>
+      </w:r>
+    </w:p>
+    <w:bookmarkStart w:id="56" w:name="general-pinout"/>
+    <w:p>
+      <w:pPr>
+        <w:pStyle w:val="Heading3"/>
+      </w:pPr>
+      <w:r>
+        <w:rPr>
+          <w:bCs/>
+          <w:b/>
+        </w:rPr>
+        <w:t xml:space="preserve">4.1 General Pinout</w:t>
+      </w:r>
+    </w:p>
+    <w:tbl>
+      <w:tblPr>
+        <w:tblStyle w:val="Table"/>
+        <w:tblW w:type="pct" w:w="5000"/>
+        <w:tblLook w:firstRow="1" w:lastRow="0" w:firstColumn="0" w:lastColumn="0" w:noHBand="0" w:noVBand="0" w:val="0020"/>
+        <w:jc w:val="start"/>
+      </w:tblPr>
+      <w:tblGrid>
+        <w:gridCol w:w="2640"/>
+        <w:gridCol w:w="2640"/>
+        <w:gridCol w:w="2640"/>
+      </w:tblGrid>
+      <w:tr>
+        <w:trPr>
+          <w:tblHeader w:val="true"/>
+        </w:trPr>
+        <w:tc>
+          <w:tcPr/>
+          <w:p>
+            <w:pPr>
+              <w:pStyle w:val="Compact"/>
+              <w:jc w:val="left"/>
+            </w:pPr>
+            <w:r>
+              <w:t xml:space="preserve">Connection group</w:t>
+            </w:r>
+          </w:p>
+        </w:tc>
+        <w:tc>
+          <w:tcPr/>
+          <w:p>
+            <w:pPr>
+              <w:pStyle w:val="Compact"/>
+              <w:jc w:val="left"/>
+            </w:pPr>
+            <w:r>
+              <w:t xml:space="preserve">Signals</w:t>
+            </w:r>
+          </w:p>
+        </w:tc>
+        <w:tc>
+          <w:tcPr/>
+          <w:p>
+            <w:pPr>
+              <w:pStyle w:val="Compact"/>
+              <w:jc w:val="left"/>
+            </w:pPr>
+            <w:r>
+              <w:t xml:space="preserve">Function</w:t>
+            </w:r>
+          </w:p>
+        </w:tc>
+      </w:tr>
+      <w:tr>
+        <w:tc>
+          <w:tcPr/>
+          <w:p>
+            <w:pPr>
+              <w:pStyle w:val="Compact"/>
+              <w:jc w:val="left"/>
+            </w:pPr>
+            <w:r>
+              <w:t xml:space="preserve">Direct sensor contacts</w:t>
+            </w:r>
+          </w:p>
+        </w:tc>
+        <w:tc>
+          <w:tcPr/>
+          <w:p>
+            <w:pPr>
+              <w:pStyle w:val="Compact"/>
+              <w:jc w:val="left"/>
+            </w:pPr>
+            <w:r>
+              <w:rPr>
+                <w:rStyle w:val="VerbatimChar"/>
+              </w:rPr>
+              <w:t xml:space="preserve">VCC</w:t>
+            </w:r>
+            <w:r>
+              <w:t xml:space="preserve">,</w:t>
+            </w:r>
+            <w:r>
+              <w:t xml:space="preserve"> </w:t>
+            </w:r>
+            <w:r>
+              <w:rPr>
+                <w:rStyle w:val="VerbatimChar"/>
+              </w:rPr>
+              <w:t xml:space="preserve">GND</w:t>
+            </w:r>
+            <w:r>
+              <w:t xml:space="preserve">,</w:t>
+            </w:r>
+            <w:r>
+              <w:t xml:space="preserve"> </w:t>
+            </w:r>
+            <w:r>
+              <w:rPr>
+                <w:rStyle w:val="VerbatimChar"/>
+              </w:rPr>
+              <w:t xml:space="preserve">SIG</w:t>
+            </w:r>
+          </w:p>
+        </w:tc>
+        <w:tc>
+          <w:tcPr/>
+          <w:p>
+            <w:pPr>
+              <w:pStyle w:val="Compact"/>
+              <w:jc w:val="left"/>
+            </w:pPr>
+            <w:r>
+              <w:t xml:space="preserve">Module power and direct access to the TEMT6000 analog signal</w:t>
+            </w:r>
+          </w:p>
+        </w:tc>
+      </w:tr>
+      <w:tr>
+        <w:tc>
+          <w:tcPr/>
+          <w:p>
+            <w:pPr>
+              <w:pStyle w:val="Compact"/>
+              <w:jc w:val="left"/>
+            </w:pPr>
+            <w:r>
+              <w:t xml:space="preserve">I2C connection positions</w:t>
+            </w:r>
+          </w:p>
+        </w:tc>
+        <w:tc>
+          <w:tcPr/>
+          <w:p>
+            <w:pPr>
+              <w:pStyle w:val="Compact"/>
+              <w:jc w:val="left"/>
+            </w:pPr>
+            <w:r>
+              <w:rPr>
+                <w:rStyle w:val="VerbatimChar"/>
+              </w:rPr>
+              <w:t xml:space="preserve">GND</w:t>
+            </w:r>
+            <w:r>
+              <w:t xml:space="preserve">,</w:t>
+            </w:r>
+            <w:r>
+              <w:t xml:space="preserve"> </w:t>
+            </w:r>
+            <w:r>
+              <w:rPr>
+                <w:rStyle w:val="VerbatimChar"/>
+              </w:rPr>
+              <w:t xml:space="preserve">VCC</w:t>
+            </w:r>
+            <w:r>
+              <w:t xml:space="preserve">,</w:t>
+            </w:r>
+            <w:r>
+              <w:t xml:space="preserve"> </w:t>
+            </w:r>
+            <w:r>
+              <w:rPr>
+                <w:rStyle w:val="VerbatimChar"/>
+              </w:rPr>
+              <w:t xml:space="preserve">SDA</w:t>
+            </w:r>
+            <w:r>
+              <w:t xml:space="preserve">,</w:t>
+            </w:r>
+            <w:r>
+              <w:t xml:space="preserve"> </w:t>
+            </w:r>
+            <w:r>
+              <w:rPr>
+                <w:rStyle w:val="VerbatimChar"/>
+              </w:rPr>
+              <w:t xml:space="preserve">SCL</w:t>
+            </w:r>
+          </w:p>
+        </w:tc>
+        <w:tc>
+          <w:tcPr/>
+          <w:p>
+            <w:pPr>
+              <w:pStyle w:val="Compact"/>
+              <w:jc w:val="left"/>
+            </w:pPr>
+            <w:r>
+              <w:t xml:space="preserve">Power and digital communication over the common I2C bus</w:t>
+            </w:r>
+          </w:p>
+        </w:tc>
+      </w:tr>
+      <w:tr>
+        <w:tc>
+          <w:tcPr/>
+          <w:p>
+            <w:pPr>
+              <w:pStyle w:val="Compact"/>
+              <w:jc w:val="left"/>
+            </w:pPr>
+            <w:r>
+              <w:t xml:space="preserve">Reserved expansion pads</w:t>
+            </w:r>
+          </w:p>
+        </w:tc>
+        <w:tc>
+          <w:tcPr/>
+          <w:p>
+            <w:pPr>
+              <w:pStyle w:val="Compact"/>
+              <w:jc w:val="left"/>
+            </w:pPr>
+            <w:r>
+              <w:t xml:space="preserve">Reserved</w:t>
+            </w:r>
+          </w:p>
+        </w:tc>
+        <w:tc>
+          <w:tcPr/>
+          <w:p>
+            <w:pPr>
+              <w:pStyle w:val="Compact"/>
+              <w:jc w:val="left"/>
+            </w:pPr>
+            <w:r>
+              <w:t xml:space="preserve">No current application assignment; electrical limits are not specified</w:t>
+            </w:r>
+          </w:p>
+        </w:tc>
+      </w:tr>
+    </w:tbl>
+    <w:p>
+      <w:pPr>
+        <w:pStyle w:val="BodyText"/>
+      </w:pPr>
+      <w:r>
+        <w:t xml:space="preserve">The PCB has three physical I2C connection positions. One connector is</w:t>
+      </w:r>
+      <w:r>
+        <w:t xml:space="preserve"> </w:t>
+      </w:r>
+      <w:r>
+        <w:t xml:space="preserve">populated by default, and two additional horizontal positions accept optional</w:t>
+      </w:r>
+      <w:r>
+        <w:t xml:space="preserve"> </w:t>
+      </w:r>
+      <w:r>
+        <w:t xml:space="preserve">4-pin, 1.00 mm-pitch JST/Qwiic-compatible connectors. All three positions are</w:t>
+      </w:r>
+      <w:r>
+        <w:t xml:space="preserve"> </w:t>
+      </w:r>
+      <w:r>
+        <w:t xml:space="preserve">connected to the same I2C bus.</w:t>
+      </w:r>
+    </w:p>
+    <w:bookmarkEnd w:id="56"/>
+    <w:bookmarkStart w:id="60" w:name="signal-and-i2c-connection-guide"/>
+    <w:p>
+      <w:pPr>
+        <w:pStyle w:val="Heading3"/>
+      </w:pPr>
+      <w:r>
+        <w:rPr>
+          <w:bCs/>
+          <w:b/>
+        </w:rPr>
+        <w:t xml:space="preserve">4.2 Signal and I2C Connection Guide</w:t>
+      </w:r>
+    </w:p>
+    <w:p>
+      <w:pPr>
+        <w:pStyle w:val="FirstParagraph"/>
       </w:pPr>
       <w:r>
         <w:drawing>
@@ -7886,7 +8460,7 @@
               <a:graphicData uri="http://schemas.openxmlformats.org/drawingml/2006/picture">
                 <pic:pic>
                   <pic:nvPicPr>
-                    <pic:cNvPr descr="../assets/ddp_operation.png" id="59" name="Picture"/>
+                    <pic:cNvPr descr="../assets/temt6000_sig_i2c.png" id="59" name="Picture"/>
                     <pic:cNvPicPr>
                       <a:picLocks noChangeArrowheads="1" noChangeAspect="1"/>
                     </pic:cNvPicPr>
@@ -7928,242 +8502,19 @@
           <w:bCs/>
           <w:b/>
         </w:rPr>
-        <w:t xml:space="preserve">Figure 3.2 — DDP command and response over I2C.</w:t>
-      </w:r>
-      <w:r>
-        <w:t xml:space="preserve"> </w:t>
-      </w:r>
-      <w:r>
-        <w:t xml:space="preserve">The host writes one DDP</w:t>
-      </w:r>
-      <w:r>
-        <w:t xml:space="preserve"> </w:t>
-      </w:r>
-      <w:r>
-        <w:t xml:space="preserve">selector, issues STOP, waits 2–5 ms, and then reads the documented number of</w:t>
-      </w:r>
-      <w:r>
-        <w:t xml:space="preserve"> </w:t>
-      </w:r>
-      <w:r>
-        <w:t xml:space="preserve">response bytes. The host acknowledges intermediate bytes and sends NACK after</w:t>
-      </w:r>
-      <w:r>
-        <w:t xml:space="preserve"> </w:t>
-      </w:r>
-      <w:r>
-        <w:t xml:space="preserve">the final byte.</w:t>
-      </w:r>
-    </w:p>
-    <w:tbl>
-      <w:tblPr>
-        <w:tblStyle w:val="Table"/>
-        <w:tblW w:type="pct" w:w="5000"/>
-        <w:tblLook w:firstRow="1" w:lastRow="0" w:firstColumn="0" w:lastColumn="0" w:noHBand="0" w:noVBand="0" w:val="0020"/>
-        <w:jc w:val="start"/>
-      </w:tblPr>
-      <w:tblGrid>
-        <w:gridCol w:w="3960"/>
-        <w:gridCol w:w="3960"/>
-      </w:tblGrid>
-      <w:tr>
-        <w:trPr>
-          <w:tblHeader w:val="true"/>
-        </w:trPr>
-        <w:tc>
-          <w:tcPr/>
-          <w:p>
-            <w:pPr>
-              <w:pStyle w:val="Compact"/>
-              <w:jc w:val="left"/>
-            </w:pPr>
-            <w:r>
-              <w:t xml:space="preserve">Communication property</w:t>
-            </w:r>
-          </w:p>
-        </w:tc>
-        <w:tc>
-          <w:tcPr/>
-          <w:p>
-            <w:pPr>
-              <w:pStyle w:val="Compact"/>
-              <w:jc w:val="left"/>
-            </w:pPr>
-            <w:r>
-              <w:t xml:space="preserve">Value</w:t>
-            </w:r>
-          </w:p>
-        </w:tc>
-      </w:tr>
-      <w:tr>
-        <w:tc>
-          <w:tcPr/>
-          <w:p>
-            <w:pPr>
-              <w:pStyle w:val="Compact"/>
-              <w:jc w:val="left"/>
-            </w:pPr>
-            <w:r>
-              <w:t xml:space="preserve">Factory 7-bit address</w:t>
-            </w:r>
-          </w:p>
-        </w:tc>
-        <w:tc>
-          <w:tcPr/>
-          <w:p>
-            <w:pPr>
-              <w:pStyle w:val="Compact"/>
-              <w:jc w:val="left"/>
-            </w:pPr>
-            <w:r>
-              <w:rPr>
-                <w:rStyle w:val="VerbatimChar"/>
-              </w:rPr>
-              <w:t xml:space="preserve">0x20</w:t>
-            </w:r>
-          </w:p>
-        </w:tc>
-      </w:tr>
-      <w:tr>
-        <w:tc>
-          <w:tcPr/>
-          <w:p>
-            <w:pPr>
-              <w:pStyle w:val="Compact"/>
-              <w:jc w:val="left"/>
-            </w:pPr>
-            <w:r>
-              <w:t xml:space="preserve">Configurable address range</w:t>
-            </w:r>
-          </w:p>
-        </w:tc>
-        <w:tc>
-          <w:tcPr/>
-          <w:p>
-            <w:pPr>
-              <w:pStyle w:val="Compact"/>
-              <w:jc w:val="left"/>
-            </w:pPr>
-            <w:r>
-              <w:rPr>
-                <w:rStyle w:val="VerbatimChar"/>
-              </w:rPr>
-              <w:t xml:space="preserve">0x08..0x77</w:t>
-            </w:r>
-          </w:p>
-        </w:tc>
-      </w:tr>
-      <w:tr>
-        <w:tc>
-          <w:tcPr/>
-          <w:p>
-            <w:pPr>
-              <w:pStyle w:val="Compact"/>
-              <w:jc w:val="left"/>
-            </w:pPr>
-            <w:r>
-              <w:t xml:space="preserve">I2C clock</w:t>
-            </w:r>
-          </w:p>
-        </w:tc>
-        <w:tc>
-          <w:tcPr/>
-          <w:p>
-            <w:pPr>
-              <w:pStyle w:val="Compact"/>
-              <w:jc w:val="left"/>
-            </w:pPr>
-            <w:r>
-              <w:t xml:space="preserve">100 kHz to 400 kHz</w:t>
-            </w:r>
-          </w:p>
-        </w:tc>
-      </w:tr>
-      <w:tr>
-        <w:tc>
-          <w:tcPr/>
-          <w:p>
-            <w:pPr>
-              <w:pStyle w:val="Compact"/>
-              <w:jc w:val="left"/>
-            </w:pPr>
-            <w:r>
-              <w:t xml:space="preserve">Delay before response read</w:t>
-            </w:r>
-          </w:p>
-        </w:tc>
-        <w:tc>
-          <w:tcPr/>
-          <w:p>
-            <w:pPr>
-              <w:pStyle w:val="Compact"/>
-              <w:jc w:val="left"/>
-            </w:pPr>
-            <w:r>
-              <w:t xml:space="preserve">2–5 ms; use 5 ms conservatively</w:t>
-            </w:r>
-          </w:p>
-        </w:tc>
-      </w:tr>
-      <w:tr>
-        <w:tc>
-          <w:tcPr/>
-          <w:p>
-            <w:pPr>
-              <w:pStyle w:val="Compact"/>
-              <w:jc w:val="left"/>
-            </w:pPr>
-            <w:r>
-              <w:t xml:space="preserve">Byte order for multi-byte values</w:t>
-            </w:r>
-          </w:p>
-        </w:tc>
-        <w:tc>
-          <w:tcPr/>
-          <w:p>
-            <w:pPr>
-              <w:pStyle w:val="Compact"/>
-              <w:jc w:val="left"/>
-            </w:pPr>
-            <w:r>
-              <w:t xml:space="preserve">Little endian</w:t>
-            </w:r>
-          </w:p>
-        </w:tc>
-      </w:tr>
-      <w:tr>
-        <w:tc>
-          <w:tcPr/>
-          <w:p>
-            <w:pPr>
-              <w:pStyle w:val="Compact"/>
-              <w:jc w:val="left"/>
-            </w:pPr>
-            <w:r>
-              <w:t xml:space="preserve">Supported response lengths</w:t>
-            </w:r>
-          </w:p>
-        </w:tc>
-        <w:tc>
-          <w:tcPr/>
-          <w:p>
-            <w:pPr>
-              <w:pStyle w:val="Compact"/>
-              <w:jc w:val="left"/>
-            </w:pPr>
-            <w:r>
-              <w:t xml:space="preserve">1, 2, or 4 bytes, depending on the selected function</w:t>
-            </w:r>
-          </w:p>
-        </w:tc>
-      </w:tr>
-    </w:tbl>
-    <w:p>
-      <w:pPr>
-        <w:pStyle w:val="BodyText"/>
-      </w:pPr>
-      <w:r>
-        <w:t xml:space="preserve">Pass</w:t>
+        <w:t xml:space="preserve">Figure 4.1 — Direct analog and I2C connection groups.</w:t>
+      </w:r>
+      <w:r>
+        <w:t xml:space="preserve"> </w:t>
+      </w:r>
+      <w:r>
+        <w:t xml:space="preserve">The direct contacts</w:t>
+      </w:r>
+      <w:r>
+        <w:t xml:space="preserve"> </w:t>
+      </w:r>
+      <w:r>
+        <w:t xml:space="preserve">provide</w:t>
       </w:r>
       <w:r>
         <w:t xml:space="preserve"> </w:t>
@@ -8172,13 +8523,10 @@
         <w:rPr>
           <w:rStyle w:val="VerbatimChar"/>
         </w:rPr>
-        <w:t xml:space="preserve">0x20</w:t>
-      </w:r>
-      <w:r>
-        <w:t xml:space="preserve"> </w:t>
-      </w:r>
-      <w:r>
-        <w:t xml:space="preserve">directly to an I2C library. Values</w:t>
+        <w:t xml:space="preserve">SIG</w:t>
+      </w:r>
+      <w:r>
+        <w:t xml:space="preserve">,</w:t>
       </w:r>
       <w:r>
         <w:t xml:space="preserve"> </w:t>
@@ -8187,13 +8535,10 @@
         <w:rPr>
           <w:rStyle w:val="VerbatimChar"/>
         </w:rPr>
-        <w:t xml:space="preserve">0x40</w:t>
-      </w:r>
-      <w:r>
-        <w:t xml:space="preserve"> </w:t>
-      </w:r>
-      <w:r>
-        <w:t xml:space="preserve">and</w:t>
+        <w:t xml:space="preserve">GND</w:t>
+      </w:r>
+      <w:r>
+        <w:t xml:space="preserve">, and</w:t>
       </w:r>
       <w:r>
         <w:t xml:space="preserve"> </w:t>
@@ -8202,29 +8547,68 @@
         <w:rPr>
           <w:rStyle w:val="VerbatimChar"/>
         </w:rPr>
-        <w:t xml:space="preserve">0x41</w:t>
-      </w:r>
-      <w:r>
-        <w:t xml:space="preserve"> </w:t>
-      </w:r>
-      <w:r>
-        <w:t xml:space="preserve">are the</w:t>
-      </w:r>
-      <w:r>
-        <w:t xml:space="preserve"> </w:t>
-      </w:r>
-      <w:r>
-        <w:t xml:space="preserve">shifted write/read address bytes visible on the bus, not the 7-bit address used</w:t>
-      </w:r>
-      <w:r>
-        <w:t xml:space="preserve"> </w:t>
-      </w:r>
-      <w:r>
-        <w:t xml:space="preserve">by typical host APIs.</w:t>
+        <w:t xml:space="preserve">VCC</w:t>
+      </w:r>
+      <w:r>
+        <w:t xml:space="preserve">; the populated I2C connector provides</w:t>
+      </w:r>
+      <w:r>
+        <w:t xml:space="preserve"> </w:t>
+      </w:r>
+      <w:r>
+        <w:rPr>
+          <w:rStyle w:val="VerbatimChar"/>
+        </w:rPr>
+        <w:t xml:space="preserve">SCL</w:t>
+      </w:r>
+      <w:r>
+        <w:t xml:space="preserve">,</w:t>
+      </w:r>
+      <w:r>
+        <w:t xml:space="preserve"> </w:t>
+      </w:r>
+      <w:r>
+        <w:rPr>
+          <w:rStyle w:val="VerbatimChar"/>
+        </w:rPr>
+        <w:t xml:space="preserve">SDA</w:t>
+      </w:r>
+      <w:r>
+        <w:t xml:space="preserve">,</w:t>
+      </w:r>
+      <w:r>
+        <w:t xml:space="preserve"> </w:t>
+      </w:r>
+      <w:r>
+        <w:rPr>
+          <w:rStyle w:val="VerbatimChar"/>
+        </w:rPr>
+        <w:t xml:space="preserve">VCC</w:t>
+      </w:r>
+      <w:r>
+        <w:t xml:space="preserve">, and</w:t>
+      </w:r>
+      <w:r>
+        <w:t xml:space="preserve"> </w:t>
+      </w:r>
+      <w:r>
+        <w:rPr>
+          <w:rStyle w:val="VerbatimChar"/>
+        </w:rPr>
+        <w:t xml:space="preserve">GND</w:t>
+      </w:r>
+      <w:r>
+        <w:t xml:space="preserve">. Always follow the connector orientation shown on the</w:t>
+      </w:r>
+      <w:r>
+        <w:t xml:space="preserve"> </w:t>
+      </w:r>
+      <w:r>
+        <w:t xml:space="preserve">board.</w:t>
       </w:r>
     </w:p>
     <w:bookmarkEnd w:id="60"/>
-    <w:bookmarkStart w:id="61" w:name="user-accessible-ddp-functions"/>
+    <w:bookmarkStart w:id="61" w:name="direct-sensor-contacts"/>
     <w:p>
       <w:pPr>
         <w:pStyle w:val="Heading3"/>
@@ -8234,925 +8618,7 @@
           <w:bCs/>
           <w:b/>
         </w:rPr>
-        <w:t xml:space="preserve">3.5 User-Accessible DDP Functions</w:t>
-      </w:r>
-    </w:p>
-    <w:tbl>
-      <w:tblPr>
-        <w:tblStyle w:val="Table"/>
-        <w:tblW w:type="pct" w:w="5000"/>
-        <w:tblLook w:firstRow="1" w:lastRow="0" w:firstColumn="0" w:lastColumn="0" w:noHBand="0" w:noVBand="0" w:val="0020"/>
-        <w:jc w:val="start"/>
-      </w:tblPr>
-      <w:tblGrid>
-        <w:gridCol w:w="2376"/>
-        <w:gridCol w:w="3168"/>
-        <w:gridCol w:w="2376"/>
-      </w:tblGrid>
-      <w:tr>
-        <w:trPr>
-          <w:tblHeader w:val="true"/>
-        </w:trPr>
-        <w:tc>
-          <w:tcPr/>
-          <w:p>
-            <w:pPr>
-              <w:pStyle w:val="Compact"/>
-              <w:jc w:val="left"/>
-            </w:pPr>
-            <w:r>
-              <w:t xml:space="preserve">User function</w:t>
-            </w:r>
-          </w:p>
-        </w:tc>
-        <w:tc>
-          <w:tcPr/>
-          <w:p>
-            <w:pPr>
-              <w:pStyle w:val="Compact"/>
-              <w:jc w:val="right"/>
-            </w:pPr>
-            <w:r>
-              <w:t xml:space="preserve">DDP selector</w:t>
-            </w:r>
-          </w:p>
-        </w:tc>
-        <w:tc>
-          <w:tcPr/>
-          <w:p>
-            <w:pPr>
-              <w:pStyle w:val="Compact"/>
-              <w:jc w:val="left"/>
-            </w:pPr>
-            <w:r>
-              <w:t xml:space="preserve">Result</w:t>
-            </w:r>
-          </w:p>
-        </w:tc>
-      </w:tr>
-      <w:tr>
-        <w:tc>
-          <w:tcPr/>
-          <w:p>
-            <w:pPr>
-              <w:pStyle w:val="Compact"/>
-              <w:jc w:val="left"/>
-            </w:pPr>
-            <w:r>
-              <w:t xml:space="preserve">Identify the module</w:t>
-            </w:r>
-          </w:p>
-        </w:tc>
-        <w:tc>
-          <w:tcPr/>
-          <w:p>
-            <w:pPr>
-              <w:pStyle w:val="Compact"/>
-              <w:jc w:val="right"/>
-            </w:pPr>
-            <w:r>
-              <w:rPr>
-                <w:rStyle w:val="VerbatimChar"/>
-              </w:rPr>
-              <w:t xml:space="preserve">0x00</w:t>
-            </w:r>
-          </w:p>
-        </w:tc>
-        <w:tc>
-          <w:tcPr/>
-          <w:p>
-            <w:pPr>
-              <w:pStyle w:val="Compact"/>
-              <w:jc w:val="left"/>
-            </w:pPr>
-            <w:r>
-              <w:t xml:space="preserve">Device ID</w:t>
-            </w:r>
-            <w:r>
-              <w:t xml:space="preserve"> </w:t>
-            </w:r>
-            <w:r>
-              <w:rPr>
-                <w:rStyle w:val="VerbatimChar"/>
-              </w:rPr>
-              <w:t xml:space="preserve">0x0102</w:t>
-            </w:r>
-          </w:p>
-        </w:tc>
-      </w:tr>
-      <w:tr>
-        <w:tc>
-          <w:tcPr/>
-          <w:p>
-            <w:pPr>
-              <w:pStyle w:val="Compact"/>
-              <w:jc w:val="left"/>
-            </w:pPr>
-            <w:r>
-              <w:t xml:space="preserve">Read protocol version</w:t>
-            </w:r>
-          </w:p>
-        </w:tc>
-        <w:tc>
-          <w:tcPr/>
-          <w:p>
-            <w:pPr>
-              <w:pStyle w:val="Compact"/>
-              <w:jc w:val="right"/>
-            </w:pPr>
-            <w:r>
-              <w:rPr>
-                <w:rStyle w:val="VerbatimChar"/>
-              </w:rPr>
-              <w:t xml:space="preserve">0x04</w:t>
-            </w:r>
-          </w:p>
-        </w:tc>
-        <w:tc>
-          <w:tcPr/>
-          <w:p>
-            <w:pPr>
-              <w:pStyle w:val="Compact"/>
-              <w:jc w:val="left"/>
-            </w:pPr>
-            <w:r>
-              <w:t xml:space="preserve">DDP version 1.0</w:t>
-            </w:r>
-          </w:p>
-        </w:tc>
-      </w:tr>
-      <w:tr>
-        <w:tc>
-          <w:tcPr/>
-          <w:p>
-            <w:pPr>
-              <w:pStyle w:val="Compact"/>
-              <w:jc w:val="left"/>
-            </w:pPr>
-            <w:r>
-              <w:t xml:space="preserve">Read active I2C address</w:t>
-            </w:r>
-          </w:p>
-        </w:tc>
-        <w:tc>
-          <w:tcPr/>
-          <w:p>
-            <w:pPr>
-              <w:pStyle w:val="Compact"/>
-              <w:jc w:val="right"/>
-            </w:pPr>
-            <w:r>
-              <w:rPr>
-                <w:rStyle w:val="VerbatimChar"/>
-              </w:rPr>
-              <w:t xml:space="preserve">0x20</w:t>
-            </w:r>
-          </w:p>
-        </w:tc>
-        <w:tc>
-          <w:tcPr/>
-          <w:p>
-            <w:pPr>
-              <w:pStyle w:val="Compact"/>
-              <w:jc w:val="left"/>
-            </w:pPr>
-            <w:r>
-              <w:t xml:space="preserve">Current 7-bit address</w:t>
-            </w:r>
-          </w:p>
-        </w:tc>
-      </w:tr>
-      <w:tr>
-        <w:tc>
-          <w:tcPr/>
-          <w:p>
-            <w:pPr>
-              <w:pStyle w:val="Compact"/>
-              <w:jc w:val="left"/>
-            </w:pPr>
-            <w:r>
-              <w:t xml:space="preserve">Change I2C address</w:t>
-            </w:r>
-          </w:p>
-        </w:tc>
-        <w:tc>
-          <w:tcPr/>
-          <w:p>
-            <w:pPr>
-              <w:pStyle w:val="Compact"/>
-              <w:jc w:val="right"/>
-            </w:pPr>
-            <w:r>
-              <w:rPr>
-                <w:rStyle w:val="VerbatimChar"/>
-              </w:rPr>
-              <w:t xml:space="preserve">0x21</w:t>
-            </w:r>
-          </w:p>
-        </w:tc>
-        <w:tc>
-          <w:tcPr/>
-          <w:p>
-            <w:pPr>
-              <w:pStyle w:val="Compact"/>
-              <w:jc w:val="left"/>
-            </w:pPr>
-            <w:r>
-              <w:t xml:space="preserve">Stores and applies a new address in the valid range</w:t>
-            </w:r>
-          </w:p>
-        </w:tc>
-      </w:tr>
-      <w:tr>
-        <w:tc>
-          <w:tcPr/>
-          <w:p>
-            <w:pPr>
-              <w:pStyle w:val="Compact"/>
-              <w:jc w:val="left"/>
-            </w:pPr>
-            <w:r>
-              <w:t xml:space="preserve">Restore factory configuration</w:t>
-            </w:r>
-          </w:p>
-        </w:tc>
-        <w:tc>
-          <w:tcPr/>
-          <w:p>
-            <w:pPr>
-              <w:pStyle w:val="Compact"/>
-              <w:jc w:val="right"/>
-            </w:pPr>
-            <w:r>
-              <w:rPr>
-                <w:rStyle w:val="VerbatimChar"/>
-              </w:rPr>
-              <w:t xml:space="preserve">0x23</w:t>
-            </w:r>
-          </w:p>
-        </w:tc>
-        <w:tc>
-          <w:tcPr/>
-          <w:p>
-            <w:pPr>
-              <w:pStyle w:val="Compact"/>
-              <w:jc w:val="left"/>
-            </w:pPr>
-            <w:r>
-              <w:t xml:space="preserve">Restores default configuration; reset required</w:t>
-            </w:r>
-          </w:p>
-        </w:tc>
-      </w:tr>
-      <w:tr>
-        <w:tc>
-          <w:tcPr/>
-          <w:p>
-            <w:pPr>
-              <w:pStyle w:val="Compact"/>
-              <w:jc w:val="left"/>
-            </w:pPr>
-            <w:r>
-              <w:t xml:space="preserve">Read ambient-light data</w:t>
-            </w:r>
-          </w:p>
-        </w:tc>
-        <w:tc>
-          <w:tcPr/>
-          <w:p>
-            <w:pPr>
-              <w:pStyle w:val="Compact"/>
-              <w:jc w:val="right"/>
-            </w:pPr>
-            <w:r>
-              <w:rPr>
-                <w:rStyle w:val="VerbatimChar"/>
-              </w:rPr>
-              <w:t xml:space="preserve">0x60</w:t>
-            </w:r>
-            <w:r>
-              <w:t xml:space="preserve"> </w:t>
-            </w:r>
-            <w:r>
-              <w:t xml:space="preserve">or</w:t>
-            </w:r>
-            <w:r>
-              <w:t xml:space="preserve"> </w:t>
-            </w:r>
-            <w:r>
-              <w:rPr>
-                <w:rStyle w:val="VerbatimChar"/>
-              </w:rPr>
-              <w:t xml:space="preserve">0x80</w:t>
-            </w:r>
-          </w:p>
-        </w:tc>
-        <w:tc>
-          <w:tcPr/>
-          <w:p>
-            <w:pPr>
-              <w:pStyle w:val="Compact"/>
-              <w:jc w:val="left"/>
-            </w:pPr>
-            <w:r>
-              <w:t xml:space="preserve">Latest two-byte 12-bit raw sample</w:t>
-            </w:r>
-          </w:p>
-        </w:tc>
-      </w:tr>
-      <w:tr>
-        <w:tc>
-          <w:tcPr/>
-          <w:p>
-            <w:pPr>
-              <w:pStyle w:val="Compact"/>
-              <w:jc w:val="left"/>
-            </w:pPr>
-            <w:r>
-              <w:t xml:space="preserve">Set ADC averaging</w:t>
-            </w:r>
-          </w:p>
-        </w:tc>
-        <w:tc>
-          <w:tcPr/>
-          <w:p>
-            <w:pPr>
-              <w:pStyle w:val="Compact"/>
-              <w:jc w:val="right"/>
-            </w:pPr>
-            <w:r>
-              <w:rPr>
-                <w:rStyle w:val="VerbatimChar"/>
-              </w:rPr>
-              <w:t xml:space="preserve">0x62</w:t>
-            </w:r>
-          </w:p>
-        </w:tc>
-        <w:tc>
-          <w:tcPr/>
-          <w:p>
-            <w:pPr>
-              <w:pStyle w:val="Compact"/>
-              <w:jc w:val="left"/>
-            </w:pPr>
-            <w:r>
-              <w:t xml:space="preserve">Selects 1, 4, 8, 16, or 24 samples</w:t>
-            </w:r>
-          </w:p>
-        </w:tc>
-      </w:tr>
-      <w:tr>
-        <w:tc>
-          <w:tcPr/>
-          <w:p>
-            <w:pPr>
-              <w:pStyle w:val="Compact"/>
-              <w:jc w:val="left"/>
-            </w:pPr>
-            <w:r>
-              <w:t xml:space="preserve">Read ADC averaging</w:t>
-            </w:r>
-          </w:p>
-        </w:tc>
-        <w:tc>
-          <w:tcPr/>
-          <w:p>
-            <w:pPr>
-              <w:pStyle w:val="Compact"/>
-              <w:jc w:val="right"/>
-            </w:pPr>
-            <w:r>
-              <w:rPr>
-                <w:rStyle w:val="VerbatimChar"/>
-              </w:rPr>
-              <w:t xml:space="preserve">0x63</w:t>
-            </w:r>
-          </w:p>
-        </w:tc>
-        <w:tc>
-          <w:tcPr/>
-          <w:p>
-            <w:pPr>
-              <w:pStyle w:val="Compact"/>
-              <w:jc w:val="left"/>
-            </w:pPr>
-            <w:r>
-              <w:t xml:space="preserve">Returns the active averaging setting</w:t>
-            </w:r>
-          </w:p>
-        </w:tc>
-      </w:tr>
-      <w:tr>
-        <w:tc>
-          <w:tcPr/>
-          <w:p>
-            <w:pPr>
-              <w:pStyle w:val="Compact"/>
-              <w:jc w:val="left"/>
-            </w:pPr>
-            <w:r>
-              <w:t xml:space="preserve">Turn</w:t>
-            </w:r>
-            <w:r>
-              <w:t xml:space="preserve"> </w:t>
-            </w:r>
-            <w:r>
-              <w:rPr>
-                <w:rStyle w:val="VerbatimChar"/>
-              </w:rPr>
-              <w:t xml:space="preserve">BUILTIN</w:t>
-            </w:r>
-            <w:r>
-              <w:t xml:space="preserve"> </w:t>
-            </w:r>
-            <w:r>
-              <w:t xml:space="preserve">off/on</w:t>
-            </w:r>
-          </w:p>
-        </w:tc>
-        <w:tc>
-          <w:tcPr/>
-          <w:p>
-            <w:pPr>
-              <w:pStyle w:val="Compact"/>
-              <w:jc w:val="right"/>
-            </w:pPr>
-            <w:r>
-              <w:rPr>
-                <w:rStyle w:val="VerbatimChar"/>
-              </w:rPr>
-              <w:t xml:space="preserve">0xA0</w:t>
-            </w:r>
-            <w:r>
-              <w:t xml:space="preserve"> </w:t>
-            </w:r>
-            <w:r>
-              <w:t xml:space="preserve">/</w:t>
-            </w:r>
-            <w:r>
-              <w:t xml:space="preserve"> </w:t>
-            </w:r>
-            <w:r>
-              <w:rPr>
-                <w:rStyle w:val="VerbatimChar"/>
-              </w:rPr>
-              <w:t xml:space="preserve">0xA1</w:t>
-            </w:r>
-          </w:p>
-        </w:tc>
-        <w:tc>
-          <w:tcPr/>
-          <w:p>
-            <w:pPr>
-              <w:pStyle w:val="Compact"/>
-              <w:jc w:val="left"/>
-            </w:pPr>
-            <w:r>
-              <w:t xml:space="preserve">Drives the built-in indicator LOW/HIGH</w:t>
-            </w:r>
-          </w:p>
-        </w:tc>
-      </w:tr>
-      <w:tr>
-        <w:tc>
-          <w:tcPr/>
-          <w:p>
-            <w:pPr>
-              <w:pStyle w:val="Compact"/>
-              <w:jc w:val="left"/>
-            </w:pPr>
-            <w:r>
-              <w:t xml:space="preserve">Pulse</w:t>
-            </w:r>
-            <w:r>
-              <w:t xml:space="preserve"> </w:t>
-            </w:r>
-            <w:r>
-              <w:rPr>
-                <w:rStyle w:val="VerbatimChar"/>
-              </w:rPr>
-              <w:t xml:space="preserve">BUILTIN</w:t>
-            </w:r>
-          </w:p>
-        </w:tc>
-        <w:tc>
-          <w:tcPr/>
-          <w:p>
-            <w:pPr>
-              <w:pStyle w:val="Compact"/>
-              <w:jc w:val="right"/>
-            </w:pPr>
-            <w:r>
-              <w:rPr>
-                <w:rStyle w:val="VerbatimChar"/>
-              </w:rPr>
-              <w:t xml:space="preserve">0xA2</w:t>
-            </w:r>
-          </w:p>
-        </w:tc>
-        <w:tc>
-          <w:tcPr/>
-          <w:p>
-            <w:pPr>
-              <w:pStyle w:val="Compact"/>
-              <w:jc w:val="left"/>
-            </w:pPr>
-            <w:r>
-              <w:t xml:space="preserve">Starts a non-blocking timed pulse</w:t>
-            </w:r>
-          </w:p>
-        </w:tc>
-      </w:tr>
-      <w:tr>
-        <w:tc>
-          <w:tcPr/>
-          <w:p>
-            <w:pPr>
-              <w:pStyle w:val="Compact"/>
-              <w:jc w:val="left"/>
-            </w:pPr>
-            <w:r>
-              <w:t xml:space="preserve">Set/read pulse time</w:t>
-            </w:r>
-          </w:p>
-        </w:tc>
-        <w:tc>
-          <w:tcPr/>
-          <w:p>
-            <w:pPr>
-              <w:pStyle w:val="Compact"/>
-              <w:jc w:val="right"/>
-            </w:pPr>
-            <w:r>
-              <w:rPr>
-                <w:rStyle w:val="VerbatimChar"/>
-              </w:rPr>
-              <w:t xml:space="preserve">0xA3</w:t>
-            </w:r>
-            <w:r>
-              <w:t xml:space="preserve"> </w:t>
-            </w:r>
-            <w:r>
-              <w:t xml:space="preserve">/</w:t>
-            </w:r>
-            <w:r>
-              <w:t xml:space="preserve"> </w:t>
-            </w:r>
-            <w:r>
-              <w:rPr>
-                <w:rStyle w:val="VerbatimChar"/>
-              </w:rPr>
-              <w:t xml:space="preserve">0xA4</w:t>
-            </w:r>
-          </w:p>
-        </w:tc>
-        <w:tc>
-          <w:tcPr/>
-          <w:p>
-            <w:pPr>
-              <w:pStyle w:val="Compact"/>
-              <w:jc w:val="left"/>
-            </w:pPr>
-            <w:r>
-              <w:t xml:space="preserve">Uses 1–40 units of 25 ms</w:t>
-            </w:r>
-          </w:p>
-        </w:tc>
-      </w:tr>
-    </w:tbl>
-    <w:p>
-      <w:pPr>
-        <w:pStyle w:val="BodyText"/>
-      </w:pPr>
-      <w:r>
-        <w:t xml:space="preserve">The I2C address, averaging selection, and pulse duration are retained after a</w:t>
-      </w:r>
-      <w:r>
-        <w:t xml:space="preserve"> </w:t>
-      </w:r>
-      <w:r>
-        <w:t xml:space="preserve">power cycle. Changing a stored value should be an occasional configuration</w:t>
-      </w:r>
-      <w:r>
-        <w:t xml:space="preserve"> </w:t>
-      </w:r>
-      <w:r>
-        <w:t xml:space="preserve">operation rather than part of the normal measurement loop.</w:t>
-      </w:r>
-    </w:p>
-    <w:p>
-      <w:pPr>
-        <w:pStyle w:val="BodyText"/>
-      </w:pPr>
-      <w:r>
-        <w:t xml:space="preserve">Detailed transaction handling is already implemented by the maintained C++</w:t>
-      </w:r>
-      <w:r>
-        <w:t xml:space="preserve"> </w:t>
-      </w:r>
-      <w:r>
-        <w:t xml:space="preserve">and MicroPython examples listed in Chapter 8.</w:t>
-      </w:r>
-    </w:p>
-    <w:bookmarkEnd w:id="61"/>
-    <w:bookmarkStart w:id="62" w:name="built-in-indicator"/>
-    <w:p>
-      <w:pPr>
-        <w:pStyle w:val="Heading3"/>
-      </w:pPr>
-      <w:r>
-        <w:rPr>
-          <w:bCs/>
-          <w:b/>
-        </w:rPr>
-        <w:t xml:space="preserve">3.6 Built-In Indicator</w:t>
-      </w:r>
-    </w:p>
-    <w:p>
-      <w:pPr>
-        <w:pStyle w:val="FirstParagraph"/>
-      </w:pPr>
-      <w:r>
-        <w:t xml:space="preserve">The built-in status indicator is controlled through the DDP actuator</w:t>
-      </w:r>
-      <w:r>
-        <w:t xml:space="preserve"> </w:t>
-      </w:r>
-      <w:r>
-        <w:t xml:space="preserve">functions. The shared DDP command names contain</w:t>
-      </w:r>
-      <w:r>
-        <w:t xml:space="preserve"> </w:t>
-      </w:r>
-      <w:r>
-        <w:rPr>
-          <w:rStyle w:val="VerbatimChar"/>
-        </w:rPr>
-        <w:t xml:space="preserve">RELAY</w:t>
-      </w:r>
-      <w:r>
-        <w:t xml:space="preserve">, but this product uses</w:t>
-      </w:r>
-      <w:r>
-        <w:t xml:space="preserve"> </w:t>
-      </w:r>
-      <w:r>
-        <w:t xml:space="preserve">them for the built-in indicator and does not provide an electromechanical</w:t>
-      </w:r>
-      <w:r>
-        <w:t xml:space="preserve"> </w:t>
-      </w:r>
-      <w:r>
-        <w:t xml:space="preserve">relay output.</w:t>
-      </w:r>
-    </w:p>
-    <w:p>
-      <w:pPr>
-        <w:pStyle w:val="BodyText"/>
-      </w:pPr>
-      <w:r>
-        <w:t xml:space="preserve">The pulse duration is configurable from 25 ms to 1000 ms in 25 ms steps. A</w:t>
-      </w:r>
-      <w:r>
-        <w:t xml:space="preserve"> </w:t>
-      </w:r>
-      <w:r>
-        <w:t xml:space="preserve">timed pulse runs without interrupting light measurements or I2C communication.</w:t>
-      </w:r>
-    </w:p>
-    <w:bookmarkEnd w:id="62"/>
-    <w:bookmarkStart w:id="63" w:name="physical-interface-notes"/>
-    <w:p>
-      <w:pPr>
-        <w:pStyle w:val="Heading3"/>
-      </w:pPr>
-      <w:r>
-        <w:rPr>
-          <w:bCs/>
-          <w:b/>
-        </w:rPr>
-        <w:t xml:space="preserve">3.7 Physical Interface Notes</w:t>
-      </w:r>
-    </w:p>
-    <w:p>
-      <w:pPr>
-        <w:pStyle w:val="FirstParagraph"/>
-      </w:pPr>
-      <w:r>
-        <w:t xml:space="preserve">The</w:t>
-      </w:r>
-      <w:r>
-        <w:t xml:space="preserve"> </w:t>
-      </w:r>
-      <w:r>
-        <w:rPr>
-          <w:rStyle w:val="VerbatimChar"/>
-        </w:rPr>
-        <w:t xml:space="preserve">SIG</w:t>
-      </w:r>
-      <w:r>
-        <w:t xml:space="preserve"> </w:t>
-      </w:r>
-      <w:r>
-        <w:t xml:space="preserve">contact provides direct access to the analog sensor path. Its</w:t>
-      </w:r>
-      <w:r>
-        <w:t xml:space="preserve"> </w:t>
-      </w:r>
-      <w:r>
-        <w:t xml:space="preserve">complete board-level transfer function, source impedance, and guaranteed</w:t>
-      </w:r>
-      <w:r>
-        <w:t xml:space="preserve"> </w:t>
-      </w:r>
-      <w:r>
-        <w:t xml:space="preserve">output range are not specified for the current revision. Use a high-impedance</w:t>
-      </w:r>
-      <w:r>
-        <w:t xml:space="preserve"> </w:t>
-      </w:r>
-      <w:r>
-        <w:t xml:space="preserve">input and verify the actual range before connecting it to a lower-voltage ADC.</w:t>
-      </w:r>
-    </w:p>
-    <w:p>
-      <w:pPr>
-        <w:pStyle w:val="BodyText"/>
-      </w:pPr>
-      <w:r>
-        <w:t xml:space="preserve">The PCB provides three I2C connection positions carrying</w:t>
-      </w:r>
-      <w:r>
-        <w:t xml:space="preserve"> </w:t>
-      </w:r>
-      <w:r>
-        <w:rPr>
-          <w:rStyle w:val="VerbatimChar"/>
-        </w:rPr>
-        <w:t xml:space="preserve">GND</w:t>
-      </w:r>
-      <w:r>
-        <w:t xml:space="preserve">,</w:t>
-      </w:r>
-      <w:r>
-        <w:t xml:space="preserve"> </w:t>
-      </w:r>
-      <w:r>
-        <w:rPr>
-          <w:rStyle w:val="VerbatimChar"/>
-        </w:rPr>
-        <w:t xml:space="preserve">VCC</w:t>
-      </w:r>
-      <w:r>
-        <w:t xml:space="preserve">,</w:t>
-      </w:r>
-      <w:r>
-        <w:t xml:space="preserve"> </w:t>
-      </w:r>
-      <w:r>
-        <w:rPr>
-          <w:rStyle w:val="VerbatimChar"/>
-        </w:rPr>
-        <w:t xml:space="preserve">SDA</w:t>
-      </w:r>
-      <w:r>
-        <w:t xml:space="preserve">,</w:t>
-      </w:r>
-      <w:r>
-        <w:t xml:space="preserve"> </w:t>
-      </w:r>
-      <w:r>
-        <w:t xml:space="preserve">and</w:t>
-      </w:r>
-      <w:r>
-        <w:t xml:space="preserve"> </w:t>
-      </w:r>
-      <w:r>
-        <w:rPr>
-          <w:rStyle w:val="VerbatimChar"/>
-        </w:rPr>
-        <w:t xml:space="preserve">SCL</w:t>
-      </w:r>
-      <w:r>
-        <w:t xml:space="preserve">: one connector is populated by default and two horizontal positions</w:t>
-      </w:r>
-      <w:r>
-        <w:t xml:space="preserve"> </w:t>
-      </w:r>
-      <w:r>
-        <w:t xml:space="preserve">are provided for optional 4-pin, 1.00 mm-pitch JST/Qwiic-compatible</w:t>
-      </w:r>
-      <w:r>
-        <w:t xml:space="preserve"> </w:t>
-      </w:r>
-      <w:r>
-        <w:t xml:space="preserve">connectors. All three positions access the same I2C bus.</w:t>
-      </w:r>
-    </w:p>
-    <w:p>
-      <w:pPr>
-        <w:pStyle w:val="BodyText"/>
-      </w:pPr>
-      <w:r>
-        <w:t xml:space="preserve">The I2C connection points share signals with the controller’s factory</w:t>
-      </w:r>
-      <w:r>
-        <w:t xml:space="preserve"> </w:t>
-      </w:r>
-      <w:r>
-        <w:t xml:space="preserve">programming and debugging interface; there is no separate user-accessible SWD</w:t>
-      </w:r>
-      <w:r>
-        <w:t xml:space="preserve"> </w:t>
-      </w:r>
-      <w:r>
-        <w:t xml:space="preserve">connector. Programming, debug, and reset functions are reserved for</w:t>
-      </w:r>
-      <w:r>
-        <w:t xml:space="preserve"> </w:t>
-      </w:r>
-      <w:r>
-        <w:t xml:space="preserve">manufacturer programming and factory diagnostics, not user firmware</w:t>
-      </w:r>
-      <w:r>
-        <w:t xml:space="preserve"> </w:t>
-      </w:r>
-      <w:r>
-        <w:t xml:space="preserve">replacement.</w:t>
-      </w:r>
-    </w:p>
-    <w:p>
-      <w:pPr>
-        <w:pStyle w:val="BodyText"/>
-      </w:pPr>
-      <w:r>
-        <w:t xml:space="preserve">Two expansion pads are reserved and have no current user function. The I2C</w:t>
-      </w:r>
-      <w:r>
-        <w:t xml:space="preserve"> </w:t>
-      </w:r>
-      <w:r>
-        <w:t xml:space="preserve">disable bridge is intended for applications that require the analog path</w:t>
-      </w:r>
-      <w:r>
-        <w:t xml:space="preserve"> </w:t>
-      </w:r>
-      <w:r>
-        <w:t xml:space="preserve">without active I2C operation; remove power before cutting or restoring it.</w:t>
-      </w:r>
-    </w:p>
-    <w:bookmarkEnd w:id="63"/>
-    <w:bookmarkEnd w:id="64"/>
-    <w:bookmarkStart w:id="74" w:name="connectors-pinouts"/>
-    <w:p>
-      <w:pPr>
-        <w:pStyle w:val="Heading2"/>
-      </w:pPr>
-      <w:r>
-        <w:rPr>
-          <w:bCs/>
-          <w:b/>
-        </w:rPr>
-        <w:t xml:space="preserve">4 Connectors &amp; Pinouts</w:t>
-      </w:r>
-    </w:p>
-    <w:p>
-      <w:pPr>
-        <w:pStyle w:val="FirstParagraph"/>
-      </w:pPr>
-      <w:r>
-        <w:t xml:space="preserve">The user-accessible interfaces are described below by module function. The</w:t>
-      </w:r>
-      <w:r>
-        <w:t xml:space="preserve"> </w:t>
-      </w:r>
-      <w:r>
-        <w:t xml:space="preserve">released documentation does not provide controlled contact numbers or a</w:t>
-      </w:r>
-      <w:r>
-        <w:t xml:space="preserve"> </w:t>
-      </w:r>
-      <w:r>
-        <w:t xml:space="preserve">mating-connector part number, so the signal order must be checked against the</w:t>
-      </w:r>
-      <w:r>
-        <w:t xml:space="preserve"> </w:t>
-      </w:r>
-      <w:r>
-        <w:t xml:space="preserve">connector orientation before producing a harness.</w:t>
-      </w:r>
-    </w:p>
-    <w:bookmarkStart w:id="65" w:name="general-pinout"/>
-    <w:p>
-      <w:pPr>
-        <w:pStyle w:val="Heading3"/>
-      </w:pPr>
-      <w:r>
-        <w:rPr>
-          <w:bCs/>
-          <w:b/>
-        </w:rPr>
-        <w:t xml:space="preserve">4.1 General Pinout</w:t>
+        <w:t xml:space="preserve">4.3 Direct Sensor Contacts</w:t>
       </w:r>
     </w:p>
     <w:tbl>
@@ -9179,48 +8645,36 @@
               <w:jc w:val="left"/>
             </w:pPr>
             <w:r>
-              <w:t xml:space="preserve">Connection group</w:t>
-            </w:r>
-          </w:p>
-        </w:tc>
-        <w:tc>
-          <w:tcPr/>
-          <w:p>
-            <w:pPr>
-              <w:pStyle w:val="Compact"/>
-              <w:jc w:val="left"/>
-            </w:pPr>
-            <w:r>
-              <w:t xml:space="preserve">Signals</w:t>
-            </w:r>
-          </w:p>
-        </w:tc>
-        <w:tc>
-          <w:tcPr/>
-          <w:p>
-            <w:pPr>
-              <w:pStyle w:val="Compact"/>
-              <w:jc w:val="left"/>
-            </w:pPr>
-            <w:r>
-              <w:t xml:space="preserve">Function</w:t>
-            </w:r>
-          </w:p>
-        </w:tc>
-      </w:tr>
-      <w:tr>
-        <w:tc>
-          <w:tcPr/>
-          <w:p>
-            <w:pPr>
-              <w:pStyle w:val="Compact"/>
-              <w:jc w:val="left"/>
-            </w:pPr>
-            <w:r>
-              <w:t xml:space="preserve">Direct sensor contacts</w:t>
-            </w:r>
-          </w:p>
-        </w:tc>
+              <w:t xml:space="preserve">Label</w:t>
+            </w:r>
+          </w:p>
+        </w:tc>
+        <w:tc>
+          <w:tcPr/>
+          <w:p>
+            <w:pPr>
+              <w:pStyle w:val="Compact"/>
+              <w:jc w:val="left"/>
+            </w:pPr>
+            <w:r>
+              <w:t xml:space="preserve">Type</w:t>
+            </w:r>
+          </w:p>
+        </w:tc>
+        <w:tc>
+          <w:tcPr/>
+          <w:p>
+            <w:pPr>
+              <w:pStyle w:val="Compact"/>
+              <w:jc w:val="left"/>
+            </w:pPr>
+            <w:r>
+              <w:t xml:space="preserve">Description</w:t>
+            </w:r>
+          </w:p>
+        </w:tc>
+      </w:tr>
+      <w:tr>
         <w:tc>
           <w:tcPr/>
           <w:p>
@@ -9234,156 +8688,126 @@
               </w:rPr>
               <w:t xml:space="preserve">VCC</w:t>
             </w:r>
-            <w:r>
-              <w:t xml:space="preserve">,</w:t>
-            </w:r>
-            <w:r>
-              <w:t xml:space="preserve"> </w:t>
-            </w:r>
+          </w:p>
+        </w:tc>
+        <w:tc>
+          <w:tcPr/>
+          <w:p>
+            <w:pPr>
+              <w:pStyle w:val="Compact"/>
+              <w:jc w:val="left"/>
+            </w:pPr>
+            <w:r>
+              <w:t xml:space="preserve">Power</w:t>
+            </w:r>
+          </w:p>
+        </w:tc>
+        <w:tc>
+          <w:tcPr/>
+          <w:p>
+            <w:pPr>
+              <w:pStyle w:val="Compact"/>
+              <w:jc w:val="left"/>
+            </w:pPr>
+            <w:r>
+              <w:t xml:space="preserve">Module supply; nominal 3.3 V or 5 V operation</w:t>
+            </w:r>
+          </w:p>
+        </w:tc>
+      </w:tr>
+      <w:tr>
+        <w:tc>
+          <w:tcPr/>
+          <w:p>
+            <w:pPr>
+              <w:pStyle w:val="Compact"/>
+              <w:jc w:val="left"/>
+            </w:pPr>
             <w:r>
               <w:rPr>
                 <w:rStyle w:val="VerbatimChar"/>
               </w:rPr>
               <w:t xml:space="preserve">GND</w:t>
             </w:r>
-            <w:r>
-              <w:t xml:space="preserve">,</w:t>
-            </w:r>
-            <w:r>
-              <w:t xml:space="preserve"> </w:t>
-            </w:r>
+          </w:p>
+        </w:tc>
+        <w:tc>
+          <w:tcPr/>
+          <w:p>
+            <w:pPr>
+              <w:pStyle w:val="Compact"/>
+              <w:jc w:val="left"/>
+            </w:pPr>
+            <w:r>
+              <w:t xml:space="preserve">Power</w:t>
+            </w:r>
+          </w:p>
+        </w:tc>
+        <w:tc>
+          <w:tcPr/>
+          <w:p>
+            <w:pPr>
+              <w:pStyle w:val="Compact"/>
+              <w:jc w:val="left"/>
+            </w:pPr>
+            <w:r>
+              <w:t xml:space="preserve">Common power and signal reference</w:t>
+            </w:r>
+          </w:p>
+        </w:tc>
+      </w:tr>
+      <w:tr>
+        <w:tc>
+          <w:tcPr/>
+          <w:p>
+            <w:pPr>
+              <w:pStyle w:val="Compact"/>
+              <w:jc w:val="left"/>
+            </w:pPr>
             <w:r>
               <w:rPr>
                 <w:rStyle w:val="VerbatimChar"/>
               </w:rPr>
               <w:t xml:space="preserve">SIG</w:t>
             </w:r>
-          </w:p>
-        </w:tc>
-        <w:tc>
-          <w:tcPr/>
-          <w:p>
-            <w:pPr>
-              <w:pStyle w:val="Compact"/>
-              <w:jc w:val="left"/>
-            </w:pPr>
-            <w:r>
-              <w:t xml:space="preserve">Module power and direct access to the TEMT6000 analog signal</w:t>
-            </w:r>
-          </w:p>
-        </w:tc>
-      </w:tr>
-      <w:tr>
-        <w:tc>
-          <w:tcPr/>
-          <w:p>
-            <w:pPr>
-              <w:pStyle w:val="Compact"/>
-              <w:jc w:val="left"/>
-            </w:pPr>
-            <w:r>
-              <w:t xml:space="preserve">I2C connection positions</w:t>
-            </w:r>
-          </w:p>
-        </w:tc>
-        <w:tc>
-          <w:tcPr/>
-          <w:p>
-            <w:pPr>
-              <w:pStyle w:val="Compact"/>
-              <w:jc w:val="left"/>
-            </w:pPr>
+            <w:r>
+              <w:t xml:space="preserve"> </w:t>
+            </w:r>
+            <w:r>
+              <w:t xml:space="preserve">/</w:t>
+            </w:r>
+            <w:r>
+              <w:t xml:space="preserve"> </w:t>
+            </w:r>
             <w:r>
               <w:rPr>
                 <w:rStyle w:val="VerbatimChar"/>
               </w:rPr>
-              <w:t xml:space="preserve">GND</w:t>
-            </w:r>
-            <w:r>
-              <w:t xml:space="preserve">,</w:t>
-            </w:r>
-            <w:r>
-              <w:t xml:space="preserve"> </w:t>
-            </w:r>
-            <w:r>
-              <w:rPr>
-                <w:rStyle w:val="VerbatimChar"/>
-              </w:rPr>
-              <w:t xml:space="preserve">VCC</w:t>
-            </w:r>
-            <w:r>
-              <w:t xml:space="preserve">,</w:t>
-            </w:r>
-            <w:r>
-              <w:t xml:space="preserve"> </w:t>
-            </w:r>
-            <w:r>
-              <w:rPr>
-                <w:rStyle w:val="VerbatimChar"/>
-              </w:rPr>
-              <w:t xml:space="preserve">SDA</w:t>
-            </w:r>
-            <w:r>
-              <w:t xml:space="preserve">,</w:t>
-            </w:r>
-            <w:r>
-              <w:t xml:space="preserve"> </w:t>
-            </w:r>
-            <w:r>
-              <w:rPr>
-                <w:rStyle w:val="VerbatimChar"/>
-              </w:rPr>
-              <w:t xml:space="preserve">SCL</w:t>
-            </w:r>
-          </w:p>
-        </w:tc>
-        <w:tc>
-          <w:tcPr/>
-          <w:p>
-            <w:pPr>
-              <w:pStyle w:val="Compact"/>
-              <w:jc w:val="left"/>
-            </w:pPr>
-            <w:r>
-              <w:t xml:space="preserve">Power and digital communication over the common I2C bus</w:t>
-            </w:r>
-          </w:p>
-        </w:tc>
-      </w:tr>
-      <w:tr>
-        <w:tc>
-          <w:tcPr/>
-          <w:p>
-            <w:pPr>
-              <w:pStyle w:val="Compact"/>
-              <w:jc w:val="left"/>
-            </w:pPr>
-            <w:r>
-              <w:t xml:space="preserve">Reserved expansion pads</w:t>
-            </w:r>
-          </w:p>
-        </w:tc>
-        <w:tc>
-          <w:tcPr/>
-          <w:p>
-            <w:pPr>
-              <w:pStyle w:val="Compact"/>
-              <w:jc w:val="left"/>
-            </w:pPr>
-            <w:r>
-              <w:t xml:space="preserve">Reserved</w:t>
-            </w:r>
-          </w:p>
-        </w:tc>
-        <w:tc>
-          <w:tcPr/>
-          <w:p>
-            <w:pPr>
-              <w:pStyle w:val="Compact"/>
-              <w:jc w:val="left"/>
-            </w:pPr>
-            <w:r>
-              <w:t xml:space="preserve">No current application assignment; electrical limits are not specified</w:t>
+              <w:t xml:space="preserve">SIGNAL</w:t>
+            </w:r>
+          </w:p>
+        </w:tc>
+        <w:tc>
+          <w:tcPr/>
+          <w:p>
+            <w:pPr>
+              <w:pStyle w:val="Compact"/>
+              <w:jc w:val="left"/>
+            </w:pPr>
+            <w:r>
+              <w:t xml:space="preserve">Analog</w:t>
+            </w:r>
+          </w:p>
+        </w:tc>
+        <w:tc>
+          <w:tcPr/>
+          <w:p>
+            <w:pPr>
+              <w:pStyle w:val="Compact"/>
+              <w:jc w:val="left"/>
+            </w:pPr>
+            <w:r>
+              <w:t xml:space="preserve">Direct light-dependent sensor signal; current transfer function unspecified</w:t>
             </w:r>
           </w:p>
         </w:tc>
@@ -9394,29 +8818,38 @@
         <w:pStyle w:val="BodyText"/>
       </w:pPr>
       <w:r>
-        <w:t xml:space="preserve">The PCB has three physical I2C connection positions. One connector is</w:t>
-      </w:r>
-      <w:r>
-        <w:t xml:space="preserve"> </w:t>
-      </w:r>
-      <w:r>
-        <w:t xml:space="preserve">populated by default, and two additional horizontal positions accept optional</w:t>
-      </w:r>
-      <w:r>
-        <w:t xml:space="preserve"> </w:t>
-      </w:r>
-      <w:r>
-        <w:t xml:space="preserve">4-pin, 1.00 mm-pitch JST/Qwiic-compatible connectors. All three positions are</w:t>
-      </w:r>
-      <w:r>
-        <w:t xml:space="preserve"> </w:t>
-      </w:r>
-      <w:r>
-        <w:t xml:space="preserve">connected to the same I2C bus.</w:t>
-      </w:r>
-    </w:p>
-    <w:bookmarkEnd w:id="65"/>
-    <w:bookmarkStart w:id="69" w:name="signal-and-i2c-connection-guide"/>
+        <w:t xml:space="preserve">These three contacts are shown at the end opposite the populated I2C</w:t>
+      </w:r>
+      <w:r>
+        <w:t xml:space="preserve"> </w:t>
+      </w:r>
+      <w:r>
+        <w:t xml:space="preserve">connector.</w:t>
+      </w:r>
+      <w:r>
+        <w:t xml:space="preserve"> </w:t>
+      </w:r>
+      <w:r>
+        <w:rPr>
+          <w:rStyle w:val="VerbatimChar"/>
+        </w:rPr>
+        <w:t xml:space="preserve">SIG</w:t>
+      </w:r>
+      <w:r>
+        <w:t xml:space="preserve"> </w:t>
+      </w:r>
+      <w:r>
+        <w:t xml:space="preserve">provides direct access to the TEMT6000 analog signal; it is</w:t>
+      </w:r>
+      <w:r>
+        <w:t xml:space="preserve"> </w:t>
+      </w:r>
+      <w:r>
+        <w:t xml:space="preserve">not a separate specialized communication port.</w:t>
+      </w:r>
+    </w:p>
+    <w:bookmarkEnd w:id="61"/>
+    <w:bookmarkStart w:id="62" w:name="i2c-connection-positions"/>
     <w:p>
       <w:pPr>
         <w:pStyle w:val="Heading3"/>
@@ -9426,182 +8859,7 @@
           <w:bCs/>
           <w:b/>
         </w:rPr>
-        <w:t xml:space="preserve">4.2 Signal and I2C Connection Guide</w:t>
-      </w:r>
-    </w:p>
-    <w:p>
-      <w:pPr>
-        <w:pStyle w:val="FirstParagraph"/>
-      </w:pPr>
-      <w:r>
-        <w:drawing>
-          <wp:inline>
-            <wp:extent cx="6108700" cy="3436143"/>
-            <wp:effectExtent b="0" l="0" r="0" t="0"/>
-            <wp:docPr descr="" title="" id="67" name="Picture"/>
-            <a:graphic>
-              <a:graphicData uri="http://schemas.openxmlformats.org/drawingml/2006/picture">
-                <pic:pic>
-                  <pic:nvPicPr>
-                    <pic:cNvPr descr="../assets/temt6000_sig_i2c.png" id="68" name="Picture"/>
-                    <pic:cNvPicPr>
-                      <a:picLocks noChangeArrowheads="1" noChangeAspect="1"/>
-                    </pic:cNvPicPr>
-                  </pic:nvPicPr>
-                  <pic:blipFill>
-                    <a:blip r:embed="rId66"/>
-                    <a:stretch>
-                      <a:fillRect/>
-                    </a:stretch>
-                  </pic:blipFill>
-                  <pic:spPr bwMode="auto">
-                    <a:xfrm>
-                      <a:off x="0" y="0"/>
-                      <a:ext cx="6108700" cy="3436143"/>
-                    </a:xfrm>
-                    <a:prstGeom prst="rect">
-                      <a:avLst/>
-                    </a:prstGeom>
-                    <a:noFill/>
-                    <a:ln w="9525">
-                      <a:noFill/>
-                      <a:headEnd/>
-                      <a:tailEnd/>
-                    </a:ln>
-                  </pic:spPr>
-                </pic:pic>
-              </a:graphicData>
-            </a:graphic>
-          </wp:inline>
-        </w:drawing>
-      </w:r>
-    </w:p>
-    <w:p>
-      <w:pPr>
-        <w:pStyle w:val="BodyText"/>
-      </w:pPr>
-      <w:r>
-        <w:rPr>
-          <w:bCs/>
-          <w:b/>
-        </w:rPr>
-        <w:t xml:space="preserve">Figure 4.1 — Direct analog and I2C connection groups.</w:t>
-      </w:r>
-      <w:r>
-        <w:t xml:space="preserve"> </w:t>
-      </w:r>
-      <w:r>
-        <w:t xml:space="preserve">The direct contacts</w:t>
-      </w:r>
-      <w:r>
-        <w:t xml:space="preserve"> </w:t>
-      </w:r>
-      <w:r>
-        <w:t xml:space="preserve">provide</w:t>
-      </w:r>
-      <w:r>
-        <w:t xml:space="preserve"> </w:t>
-      </w:r>
-      <w:r>
-        <w:rPr>
-          <w:rStyle w:val="VerbatimChar"/>
-        </w:rPr>
-        <w:t xml:space="preserve">SIG</w:t>
-      </w:r>
-      <w:r>
-        <w:t xml:space="preserve">,</w:t>
-      </w:r>
-      <w:r>
-        <w:t xml:space="preserve"> </w:t>
-      </w:r>
-      <w:r>
-        <w:rPr>
-          <w:rStyle w:val="VerbatimChar"/>
-        </w:rPr>
-        <w:t xml:space="preserve">GND</w:t>
-      </w:r>
-      <w:r>
-        <w:t xml:space="preserve">, and</w:t>
-      </w:r>
-      <w:r>
-        <w:t xml:space="preserve"> </w:t>
-      </w:r>
-      <w:r>
-        <w:rPr>
-          <w:rStyle w:val="VerbatimChar"/>
-        </w:rPr>
-        <w:t xml:space="preserve">VCC</w:t>
-      </w:r>
-      <w:r>
-        <w:t xml:space="preserve">; the populated I2C connector provides</w:t>
-      </w:r>
-      <w:r>
-        <w:t xml:space="preserve"> </w:t>
-      </w:r>
-      <w:r>
-        <w:rPr>
-          <w:rStyle w:val="VerbatimChar"/>
-        </w:rPr>
-        <w:t xml:space="preserve">SCL</w:t>
-      </w:r>
-      <w:r>
-        <w:t xml:space="preserve">,</w:t>
-      </w:r>
-      <w:r>
-        <w:t xml:space="preserve"> </w:t>
-      </w:r>
-      <w:r>
-        <w:rPr>
-          <w:rStyle w:val="VerbatimChar"/>
-        </w:rPr>
-        <w:t xml:space="preserve">SDA</w:t>
-      </w:r>
-      <w:r>
-        <w:t xml:space="preserve">,</w:t>
-      </w:r>
-      <w:r>
-        <w:t xml:space="preserve"> </w:t>
-      </w:r>
-      <w:r>
-        <w:rPr>
-          <w:rStyle w:val="VerbatimChar"/>
-        </w:rPr>
-        <w:t xml:space="preserve">VCC</w:t>
-      </w:r>
-      <w:r>
-        <w:t xml:space="preserve">, and</w:t>
-      </w:r>
-      <w:r>
-        <w:t xml:space="preserve"> </w:t>
-      </w:r>
-      <w:r>
-        <w:rPr>
-          <w:rStyle w:val="VerbatimChar"/>
-        </w:rPr>
-        <w:t xml:space="preserve">GND</w:t>
-      </w:r>
-      <w:r>
-        <w:t xml:space="preserve">. Always follow the connector orientation shown on the</w:t>
-      </w:r>
-      <w:r>
-        <w:t xml:space="preserve"> </w:t>
-      </w:r>
-      <w:r>
-        <w:t xml:space="preserve">board.</w:t>
-      </w:r>
-    </w:p>
-    <w:bookmarkEnd w:id="69"/>
-    <w:bookmarkStart w:id="70" w:name="direct-sensor-contacts"/>
-    <w:p>
-      <w:pPr>
-        <w:pStyle w:val="Heading3"/>
-      </w:pPr>
-      <w:r>
-        <w:rPr>
-          <w:bCs/>
-          <w:b/>
-        </w:rPr>
-        <w:t xml:space="preserve">4.3 Direct Sensor Contacts</w:t>
+        <w:t xml:space="preserve">4.4 I2C Connection Positions</w:t>
       </w:r>
     </w:p>
     <w:tbl>
@@ -9628,7 +8886,7 @@
               <w:jc w:val="left"/>
             </w:pPr>
             <w:r>
-              <w:t xml:space="preserve">Label</w:t>
+              <w:t xml:space="preserve">Signal</w:t>
             </w:r>
           </w:p>
         </w:tc>
@@ -9653,6 +8911,47 @@
             </w:pPr>
             <w:r>
               <w:t xml:space="preserve">Description</w:t>
+            </w:r>
+          </w:p>
+        </w:tc>
+      </w:tr>
+      <w:tr>
+        <w:tc>
+          <w:tcPr/>
+          <w:p>
+            <w:pPr>
+              <w:pStyle w:val="Compact"/>
+              <w:jc w:val="left"/>
+            </w:pPr>
+            <w:r>
+              <w:rPr>
+                <w:rStyle w:val="VerbatimChar"/>
+              </w:rPr>
+              <w:t xml:space="preserve">GND</w:t>
+            </w:r>
+          </w:p>
+        </w:tc>
+        <w:tc>
+          <w:tcPr/>
+          <w:p>
+            <w:pPr>
+              <w:pStyle w:val="Compact"/>
+              <w:jc w:val="left"/>
+            </w:pPr>
+            <w:r>
+              <w:t xml:space="preserve">Power</w:t>
+            </w:r>
+          </w:p>
+        </w:tc>
+        <w:tc>
+          <w:tcPr/>
+          <w:p>
+            <w:pPr>
+              <w:pStyle w:val="Compact"/>
+              <w:jc w:val="left"/>
+            </w:pPr>
+            <w:r>
+              <w:t xml:space="preserve">Common return</w:t>
             </w:r>
           </w:p>
         </w:tc>
@@ -9693,7 +8992,7 @@
               <w:jc w:val="left"/>
             </w:pPr>
             <w:r>
-              <w:t xml:space="preserve">Module supply; nominal 3.3 V or 5 V operation</w:t>
+              <w:t xml:space="preserve">I2C peripheral supply; nominal 3.3 V or 5 V</w:t>
             </w:r>
           </w:p>
         </w:tc>
@@ -9710,31 +9009,31 @@
               <w:rPr>
                 <w:rStyle w:val="VerbatimChar"/>
               </w:rPr>
-              <w:t xml:space="preserve">GND</w:t>
-            </w:r>
-          </w:p>
-        </w:tc>
-        <w:tc>
-          <w:tcPr/>
-          <w:p>
-            <w:pPr>
-              <w:pStyle w:val="Compact"/>
-              <w:jc w:val="left"/>
-            </w:pPr>
-            <w:r>
-              <w:t xml:space="preserve">Power</w:t>
-            </w:r>
-          </w:p>
-        </w:tc>
-        <w:tc>
-          <w:tcPr/>
-          <w:p>
-            <w:pPr>
-              <w:pStyle w:val="Compact"/>
-              <w:jc w:val="left"/>
-            </w:pPr>
-            <w:r>
-              <w:t xml:space="preserve">Common power and signal reference</w:t>
+              <w:t xml:space="preserve">SDA</w:t>
+            </w:r>
+          </w:p>
+        </w:tc>
+        <w:tc>
+          <w:tcPr/>
+          <w:p>
+            <w:pPr>
+              <w:pStyle w:val="Compact"/>
+              <w:jc w:val="left"/>
+            </w:pPr>
+            <w:r>
+              <w:t xml:space="preserve">Bidirectional I2C data</w:t>
+            </w:r>
+          </w:p>
+        </w:tc>
+        <w:tc>
+          <w:tcPr/>
+          <w:p>
+            <w:pPr>
+              <w:pStyle w:val="Compact"/>
+              <w:jc w:val="left"/>
+            </w:pPr>
+            <w:r>
+              <w:t xml:space="preserve">Host must tolerate the actual bus pull-up voltage</w:t>
             </w:r>
           </w:p>
         </w:tc>
@@ -9751,46 +9050,31 @@
               <w:rPr>
                 <w:rStyle w:val="VerbatimChar"/>
               </w:rPr>
-              <w:t xml:space="preserve">SIG</w:t>
-            </w:r>
-            <w:r>
-              <w:t xml:space="preserve"> </w:t>
-            </w:r>
-            <w:r>
-              <w:t xml:space="preserve">/</w:t>
-            </w:r>
-            <w:r>
-              <w:t xml:space="preserve"> </w:t>
-            </w:r>
-            <w:r>
-              <w:rPr>
-                <w:rStyle w:val="VerbatimChar"/>
-              </w:rPr>
-              <w:t xml:space="preserve">SIGNAL</w:t>
-            </w:r>
-          </w:p>
-        </w:tc>
-        <w:tc>
-          <w:tcPr/>
-          <w:p>
-            <w:pPr>
-              <w:pStyle w:val="Compact"/>
-              <w:jc w:val="left"/>
-            </w:pPr>
-            <w:r>
-              <w:t xml:space="preserve">Analog</w:t>
-            </w:r>
-          </w:p>
-        </w:tc>
-        <w:tc>
-          <w:tcPr/>
-          <w:p>
-            <w:pPr>
-              <w:pStyle w:val="Compact"/>
-              <w:jc w:val="left"/>
-            </w:pPr>
-            <w:r>
-              <w:t xml:space="preserve">Direct light-dependent sensor signal; current transfer function unspecified</w:t>
+              <w:t xml:space="preserve">SCL</w:t>
+            </w:r>
+          </w:p>
+        </w:tc>
+        <w:tc>
+          <w:tcPr/>
+          <w:p>
+            <w:pPr>
+              <w:pStyle w:val="Compact"/>
+              <w:jc w:val="left"/>
+            </w:pPr>
+            <w:r>
+              <w:t xml:space="preserve">I2C clock</w:t>
+            </w:r>
+          </w:p>
+        </w:tc>
+        <w:tc>
+          <w:tcPr/>
+          <w:p>
+            <w:pPr>
+              <w:pStyle w:val="Compact"/>
+              <w:jc w:val="left"/>
+            </w:pPr>
+            <w:r>
+              <w:t xml:space="preserve">Supported at 100 kHz to 400 kHz</w:t>
             </w:r>
           </w:p>
         </w:tc>
@@ -9801,38 +9085,55 @@
         <w:pStyle w:val="BodyText"/>
       </w:pPr>
       <w:r>
-        <w:t xml:space="preserve">These three contacts are shown at the end opposite the populated I2C</w:t>
-      </w:r>
-      <w:r>
-        <w:t xml:space="preserve"> </w:t>
-      </w:r>
-      <w:r>
-        <w:t xml:space="preserve">connector.</w:t>
-      </w:r>
-      <w:r>
-        <w:t xml:space="preserve"> </w:t>
-      </w:r>
-      <w:r>
-        <w:rPr>
-          <w:rStyle w:val="VerbatimChar"/>
-        </w:rPr>
-        <w:t xml:space="preserve">SIG</w:t>
-      </w:r>
-      <w:r>
-        <w:t xml:space="preserve"> </w:t>
-      </w:r>
-      <w:r>
-        <w:t xml:space="preserve">provides direct access to the TEMT6000 analog signal; it is</w:t>
-      </w:r>
-      <w:r>
-        <w:t xml:space="preserve"> </w:t>
-      </w:r>
-      <w:r>
-        <w:t xml:space="preserve">not a separate specialized communication port.</w:t>
-      </w:r>
-    </w:p>
-    <w:bookmarkEnd w:id="70"/>
-    <w:bookmarkStart w:id="71" w:name="i2c-connection-positions"/>
+        <w:t xml:space="preserve">The two optional horizontal I2C connector positions use the same signal set</w:t>
+      </w:r>
+      <w:r>
+        <w:t xml:space="preserve"> </w:t>
+      </w:r>
+      <w:r>
+        <w:t xml:space="preserve">and 1.00 mm pitch as the populated connector. Because all three positions are</w:t>
+      </w:r>
+      <w:r>
+        <w:t xml:space="preserve"> </w:t>
+      </w:r>
+      <w:r>
+        <w:t xml:space="preserve">physical access points to the same bus, an optional connector may be used for</w:t>
+      </w:r>
+      <w:r>
+        <w:t xml:space="preserve"> </w:t>
+      </w:r>
+      <w:r>
+        <w:t xml:space="preserve">an alternate cable orientation or bus continuation. Account for the loading</w:t>
+      </w:r>
+      <w:r>
+        <w:t xml:space="preserve"> </w:t>
+      </w:r>
+      <w:r>
+        <w:t xml:space="preserve">and pull-ups of every attached device.</w:t>
+      </w:r>
+    </w:p>
+    <w:p>
+      <w:pPr>
+        <w:pStyle w:val="BodyText"/>
+      </w:pPr>
+      <w:r>
+        <w:t xml:space="preserve">The I2C connection points share signals with the controller’s factory</w:t>
+      </w:r>
+      <w:r>
+        <w:t xml:space="preserve"> </w:t>
+      </w:r>
+      <w:r>
+        <w:t xml:space="preserve">programming and debugging interface. These functions are mutually exclusive,</w:t>
+      </w:r>
+      <w:r>
+        <w:t xml:space="preserve"> </w:t>
+      </w:r>
+      <w:r>
+        <w:t xml:space="preserve">and there is no separate user-accessible SWD connector.</w:t>
+      </w:r>
+    </w:p>
+    <w:bookmarkEnd w:id="62"/>
+    <w:bookmarkStart w:id="63" w:name="auxiliary-and-factory-service-functions"/>
     <w:p>
       <w:pPr>
         <w:pStyle w:val="Heading3"/>
@@ -9842,7 +9143,7 @@
           <w:bCs/>
           <w:b/>
         </w:rPr>
-        <w:t xml:space="preserve">4.4 I2C Connection Positions</w:t>
+        <w:t xml:space="preserve">4.5 Auxiliary and Factory Service Functions</w:t>
       </w:r>
     </w:p>
     <w:tbl>
@@ -9869,195 +9170,145 @@
               <w:jc w:val="left"/>
             </w:pPr>
             <w:r>
-              <w:t xml:space="preserve">Signal</w:t>
-            </w:r>
-          </w:p>
-        </w:tc>
-        <w:tc>
-          <w:tcPr/>
-          <w:p>
-            <w:pPr>
-              <w:pStyle w:val="Compact"/>
-              <w:jc w:val="left"/>
-            </w:pPr>
-            <w:r>
-              <w:t xml:space="preserve">Type</w:t>
-            </w:r>
-          </w:p>
-        </w:tc>
-        <w:tc>
-          <w:tcPr/>
-          <w:p>
-            <w:pPr>
-              <w:pStyle w:val="Compact"/>
-              <w:jc w:val="left"/>
-            </w:pPr>
-            <w:r>
-              <w:t xml:space="preserve">Description</w:t>
-            </w:r>
-          </w:p>
-        </w:tc>
-      </w:tr>
-      <w:tr>
-        <w:tc>
-          <w:tcPr/>
-          <w:p>
-            <w:pPr>
-              <w:pStyle w:val="Compact"/>
-              <w:jc w:val="left"/>
-            </w:pPr>
-            <w:r>
-              <w:rPr>
-                <w:rStyle w:val="VerbatimChar"/>
-              </w:rPr>
-              <w:t xml:space="preserve">GND</w:t>
-            </w:r>
-          </w:p>
-        </w:tc>
-        <w:tc>
-          <w:tcPr/>
-          <w:p>
-            <w:pPr>
-              <w:pStyle w:val="Compact"/>
-              <w:jc w:val="left"/>
-            </w:pPr>
-            <w:r>
-              <w:t xml:space="preserve">Power</w:t>
-            </w:r>
-          </w:p>
-        </w:tc>
-        <w:tc>
-          <w:tcPr/>
-          <w:p>
-            <w:pPr>
-              <w:pStyle w:val="Compact"/>
-              <w:jc w:val="left"/>
-            </w:pPr>
-            <w:r>
-              <w:t xml:space="preserve">Common return</w:t>
-            </w:r>
-          </w:p>
-        </w:tc>
-      </w:tr>
-      <w:tr>
-        <w:tc>
-          <w:tcPr/>
-          <w:p>
-            <w:pPr>
-              <w:pStyle w:val="Compact"/>
-              <w:jc w:val="left"/>
-            </w:pPr>
-            <w:r>
-              <w:rPr>
-                <w:rStyle w:val="VerbatimChar"/>
-              </w:rPr>
-              <w:t xml:space="preserve">VCC</w:t>
-            </w:r>
-          </w:p>
-        </w:tc>
-        <w:tc>
-          <w:tcPr/>
-          <w:p>
-            <w:pPr>
-              <w:pStyle w:val="Compact"/>
-              <w:jc w:val="left"/>
-            </w:pPr>
-            <w:r>
-              <w:t xml:space="preserve">Power</w:t>
-            </w:r>
-          </w:p>
-        </w:tc>
-        <w:tc>
-          <w:tcPr/>
-          <w:p>
-            <w:pPr>
-              <w:pStyle w:val="Compact"/>
-              <w:jc w:val="left"/>
-            </w:pPr>
-            <w:r>
-              <w:t xml:space="preserve">I2C peripheral supply; nominal 3.3 V or 5 V</w:t>
-            </w:r>
-          </w:p>
-        </w:tc>
-      </w:tr>
-      <w:tr>
-        <w:tc>
-          <w:tcPr/>
-          <w:p>
-            <w:pPr>
-              <w:pStyle w:val="Compact"/>
-              <w:jc w:val="left"/>
-            </w:pPr>
-            <w:r>
-              <w:rPr>
-                <w:rStyle w:val="VerbatimChar"/>
-              </w:rPr>
-              <w:t xml:space="preserve">SDA</w:t>
-            </w:r>
-          </w:p>
-        </w:tc>
-        <w:tc>
-          <w:tcPr/>
-          <w:p>
-            <w:pPr>
-              <w:pStyle w:val="Compact"/>
-              <w:jc w:val="left"/>
-            </w:pPr>
-            <w:r>
-              <w:t xml:space="preserve">Bidirectional I2C data</w:t>
-            </w:r>
-          </w:p>
-        </w:tc>
-        <w:tc>
-          <w:tcPr/>
-          <w:p>
-            <w:pPr>
-              <w:pStyle w:val="Compact"/>
-              <w:jc w:val="left"/>
-            </w:pPr>
-            <w:r>
-              <w:t xml:space="preserve">Host must tolerate the actual bus pull-up voltage</w:t>
-            </w:r>
-          </w:p>
-        </w:tc>
-      </w:tr>
-      <w:tr>
-        <w:tc>
-          <w:tcPr/>
-          <w:p>
-            <w:pPr>
-              <w:pStyle w:val="Compact"/>
-              <w:jc w:val="left"/>
-            </w:pPr>
-            <w:r>
-              <w:rPr>
-                <w:rStyle w:val="VerbatimChar"/>
-              </w:rPr>
-              <w:t xml:space="preserve">SCL</w:t>
-            </w:r>
-          </w:p>
-        </w:tc>
-        <w:tc>
-          <w:tcPr/>
-          <w:p>
-            <w:pPr>
-              <w:pStyle w:val="Compact"/>
-              <w:jc w:val="left"/>
-            </w:pPr>
-            <w:r>
-              <w:t xml:space="preserve">I2C clock</w:t>
-            </w:r>
-          </w:p>
-        </w:tc>
-        <w:tc>
-          <w:tcPr/>
-          <w:p>
-            <w:pPr>
-              <w:pStyle w:val="Compact"/>
-              <w:jc w:val="left"/>
-            </w:pPr>
-            <w:r>
-              <w:t xml:space="preserve">Supported at 100 kHz to 400 kHz</w:t>
+              <w:t xml:space="preserve">Function</w:t>
+            </w:r>
+          </w:p>
+        </w:tc>
+        <w:tc>
+          <w:tcPr/>
+          <w:p>
+            <w:pPr>
+              <w:pStyle w:val="Compact"/>
+              <w:jc w:val="left"/>
+            </w:pPr>
+            <w:r>
+              <w:t xml:space="preserve">Documented role</w:t>
+            </w:r>
+          </w:p>
+        </w:tc>
+        <w:tc>
+          <w:tcPr/>
+          <w:p>
+            <w:pPr>
+              <w:pStyle w:val="Compact"/>
+              <w:jc w:val="left"/>
+            </w:pPr>
+            <w:r>
+              <w:t xml:space="preserve">Qualification status</w:t>
+            </w:r>
+          </w:p>
+        </w:tc>
+      </w:tr>
+      <w:tr>
+        <w:tc>
+          <w:tcPr/>
+          <w:p>
+            <w:pPr>
+              <w:pStyle w:val="Compact"/>
+              <w:jc w:val="left"/>
+            </w:pPr>
+            <w:r>
+              <w:t xml:space="preserve">Reserved expansion pad 1</w:t>
+            </w:r>
+          </w:p>
+        </w:tc>
+        <w:tc>
+          <w:tcPr/>
+          <w:p>
+            <w:pPr>
+              <w:pStyle w:val="Compact"/>
+              <w:jc w:val="left"/>
+            </w:pPr>
+            <w:r>
+              <w:t xml:space="preserve">Reserved connection</w:t>
+            </w:r>
+          </w:p>
+        </w:tc>
+        <w:tc>
+          <w:tcPr/>
+          <w:p>
+            <w:pPr>
+              <w:pStyle w:val="Compact"/>
+              <w:jc w:val="left"/>
+            </w:pPr>
+            <w:r>
+              <w:t xml:space="preserve">No current application assignment; electrical limits unspecified</w:t>
+            </w:r>
+          </w:p>
+        </w:tc>
+      </w:tr>
+      <w:tr>
+        <w:tc>
+          <w:tcPr/>
+          <w:p>
+            <w:pPr>
+              <w:pStyle w:val="Compact"/>
+              <w:jc w:val="left"/>
+            </w:pPr>
+            <w:r>
+              <w:t xml:space="preserve">Reserved expansion pad 2</w:t>
+            </w:r>
+          </w:p>
+        </w:tc>
+        <w:tc>
+          <w:tcPr/>
+          <w:p>
+            <w:pPr>
+              <w:pStyle w:val="Compact"/>
+              <w:jc w:val="left"/>
+            </w:pPr>
+            <w:r>
+              <w:t xml:space="preserve">Reserved connection</w:t>
+            </w:r>
+          </w:p>
+        </w:tc>
+        <w:tc>
+          <w:tcPr/>
+          <w:p>
+            <w:pPr>
+              <w:pStyle w:val="Compact"/>
+              <w:jc w:val="left"/>
+            </w:pPr>
+            <w:r>
+              <w:t xml:space="preserve">No current application assignment; electrical limits unspecified</w:t>
+            </w:r>
+          </w:p>
+        </w:tc>
+      </w:tr>
+      <w:tr>
+        <w:tc>
+          <w:tcPr/>
+          <w:p>
+            <w:pPr>
+              <w:pStyle w:val="Compact"/>
+              <w:jc w:val="left"/>
+            </w:pPr>
+            <w:r>
+              <w:t xml:space="preserve">Controller reset</w:t>
+            </w:r>
+          </w:p>
+        </w:tc>
+        <w:tc>
+          <w:tcPr/>
+          <w:p>
+            <w:pPr>
+              <w:pStyle w:val="Compact"/>
+              <w:jc w:val="left"/>
+            </w:pPr>
+            <w:r>
+              <w:t xml:space="preserve">Factory service function</w:t>
+            </w:r>
+          </w:p>
+        </w:tc>
+        <w:tc>
+          <w:tcPr/>
+          <w:p>
+            <w:pPr>
+              <w:pStyle w:val="Compact"/>
+              <w:jc w:val="left"/>
+            </w:pPr>
+            <w:r>
+              <w:t xml:space="preserve">Manufacturer programming and factory diagnostics only</w:t>
             </w:r>
           </w:p>
         </w:tc>
@@ -10068,55 +9319,11 @@
         <w:pStyle w:val="BodyText"/>
       </w:pPr>
       <w:r>
-        <w:t xml:space="preserve">The two optional horizontal I2C connector positions use the same signal set</w:t>
-      </w:r>
-      <w:r>
-        <w:t xml:space="preserve"> </w:t>
-      </w:r>
-      <w:r>
-        <w:t xml:space="preserve">and 1.00 mm pitch as the populated connector. Because all three positions are</w:t>
-      </w:r>
-      <w:r>
-        <w:t xml:space="preserve"> </w:t>
-      </w:r>
-      <w:r>
-        <w:t xml:space="preserve">physical access points to the same bus, an optional connector may be used for</w:t>
-      </w:r>
-      <w:r>
-        <w:t xml:space="preserve"> </w:t>
-      </w:r>
-      <w:r>
-        <w:t xml:space="preserve">an alternate cable orientation or bus continuation. Account for the loading</w:t>
-      </w:r>
-      <w:r>
-        <w:t xml:space="preserve"> </w:t>
-      </w:r>
-      <w:r>
-        <w:t xml:space="preserve">and pull-ups of every attached device.</w:t>
-      </w:r>
-    </w:p>
-    <w:p>
-      <w:pPr>
-        <w:pStyle w:val="BodyText"/>
-      </w:pPr>
-      <w:r>
-        <w:t xml:space="preserve">The I2C connection points share signals with the controller’s factory</w:t>
-      </w:r>
-      <w:r>
-        <w:t xml:space="preserve"> </w:t>
-      </w:r>
-      <w:r>
-        <w:t xml:space="preserve">programming and debugging interface. These functions are mutually exclusive,</w:t>
-      </w:r>
-      <w:r>
-        <w:t xml:space="preserve"> </w:t>
-      </w:r>
-      <w:r>
-        <w:t xml:space="preserve">and there is no separate user-accessible SWD connector.</w:t>
-      </w:r>
-    </w:p>
-    <w:bookmarkEnd w:id="71"/>
-    <w:bookmarkStart w:id="72" w:name="auxiliary-and-factory-service-functions"/>
+        <w:t xml:space="preserve">Programming, debugging, and reset are intended primarily for development, manufacturing, and service purposes. Currently, user firmware programming is not supported or documented. During programming or diagnostics, I2C must be inactive and other bus devices must be isolated from the shared signals.</w:t>
+      </w:r>
+    </w:p>
+    <w:bookmarkEnd w:id="63"/>
+    <w:bookmarkStart w:id="64" w:name="indicators-and-i2c-bridge"/>
     <w:p>
       <w:pPr>
         <w:pStyle w:val="Heading3"/>
@@ -10126,197 +9333,30 @@
           <w:bCs/>
           <w:b/>
         </w:rPr>
-        <w:t xml:space="preserve">4.5 Auxiliary and Factory Service Functions</w:t>
-      </w:r>
-    </w:p>
-    <w:tbl>
-      <w:tblPr>
-        <w:tblStyle w:val="Table"/>
-        <w:tblW w:type="pct" w:w="5000"/>
-        <w:tblLook w:firstRow="1" w:lastRow="0" w:firstColumn="0" w:lastColumn="0" w:noHBand="0" w:noVBand="0" w:val="0020"/>
-        <w:jc w:val="start"/>
-      </w:tblPr>
-      <w:tblGrid>
-        <w:gridCol w:w="2640"/>
-        <w:gridCol w:w="2640"/>
-        <w:gridCol w:w="2640"/>
-      </w:tblGrid>
-      <w:tr>
-        <w:trPr>
-          <w:tblHeader w:val="true"/>
-        </w:trPr>
-        <w:tc>
-          <w:tcPr/>
-          <w:p>
-            <w:pPr>
-              <w:pStyle w:val="Compact"/>
-              <w:jc w:val="left"/>
-            </w:pPr>
-            <w:r>
-              <w:t xml:space="preserve">Function</w:t>
-            </w:r>
-          </w:p>
-        </w:tc>
-        <w:tc>
-          <w:tcPr/>
-          <w:p>
-            <w:pPr>
-              <w:pStyle w:val="Compact"/>
-              <w:jc w:val="left"/>
-            </w:pPr>
-            <w:r>
-              <w:t xml:space="preserve">Documented role</w:t>
-            </w:r>
-          </w:p>
-        </w:tc>
-        <w:tc>
-          <w:tcPr/>
-          <w:p>
-            <w:pPr>
-              <w:pStyle w:val="Compact"/>
-              <w:jc w:val="left"/>
-            </w:pPr>
-            <w:r>
-              <w:t xml:space="preserve">Qualification status</w:t>
-            </w:r>
-          </w:p>
-        </w:tc>
-      </w:tr>
-      <w:tr>
-        <w:tc>
-          <w:tcPr/>
-          <w:p>
-            <w:pPr>
-              <w:pStyle w:val="Compact"/>
-              <w:jc w:val="left"/>
-            </w:pPr>
-            <w:r>
-              <w:t xml:space="preserve">Reserved expansion pad 1</w:t>
-            </w:r>
-          </w:p>
-        </w:tc>
-        <w:tc>
-          <w:tcPr/>
-          <w:p>
-            <w:pPr>
-              <w:pStyle w:val="Compact"/>
-              <w:jc w:val="left"/>
-            </w:pPr>
-            <w:r>
-              <w:t xml:space="preserve">Reserved connection</w:t>
-            </w:r>
-          </w:p>
-        </w:tc>
-        <w:tc>
-          <w:tcPr/>
-          <w:p>
-            <w:pPr>
-              <w:pStyle w:val="Compact"/>
-              <w:jc w:val="left"/>
-            </w:pPr>
-            <w:r>
-              <w:t xml:space="preserve">No current application assignment; electrical limits unspecified</w:t>
-            </w:r>
-          </w:p>
-        </w:tc>
-      </w:tr>
-      <w:tr>
-        <w:tc>
-          <w:tcPr/>
-          <w:p>
-            <w:pPr>
-              <w:pStyle w:val="Compact"/>
-              <w:jc w:val="left"/>
-            </w:pPr>
-            <w:r>
-              <w:t xml:space="preserve">Reserved expansion pad 2</w:t>
-            </w:r>
-          </w:p>
-        </w:tc>
-        <w:tc>
-          <w:tcPr/>
-          <w:p>
-            <w:pPr>
-              <w:pStyle w:val="Compact"/>
-              <w:jc w:val="left"/>
-            </w:pPr>
-            <w:r>
-              <w:t xml:space="preserve">Reserved connection</w:t>
-            </w:r>
-          </w:p>
-        </w:tc>
-        <w:tc>
-          <w:tcPr/>
-          <w:p>
-            <w:pPr>
-              <w:pStyle w:val="Compact"/>
-              <w:jc w:val="left"/>
-            </w:pPr>
-            <w:r>
-              <w:t xml:space="preserve">No current application assignment; electrical limits unspecified</w:t>
-            </w:r>
-          </w:p>
-        </w:tc>
-      </w:tr>
-      <w:tr>
-        <w:tc>
-          <w:tcPr/>
-          <w:p>
-            <w:pPr>
-              <w:pStyle w:val="Compact"/>
-              <w:jc w:val="left"/>
-            </w:pPr>
-            <w:r>
-              <w:t xml:space="preserve">Controller reset</w:t>
-            </w:r>
-          </w:p>
-        </w:tc>
-        <w:tc>
-          <w:tcPr/>
-          <w:p>
-            <w:pPr>
-              <w:pStyle w:val="Compact"/>
-              <w:jc w:val="left"/>
-            </w:pPr>
-            <w:r>
-              <w:t xml:space="preserve">Factory service function</w:t>
-            </w:r>
-          </w:p>
-        </w:tc>
-        <w:tc>
-          <w:tcPr/>
-          <w:p>
-            <w:pPr>
-              <w:pStyle w:val="Compact"/>
-              <w:jc w:val="left"/>
-            </w:pPr>
-            <w:r>
-              <w:t xml:space="preserve">Manufacturer programming and factory diagnostics only</w:t>
-            </w:r>
-          </w:p>
-        </w:tc>
-      </w:tr>
-    </w:tbl>
-    <w:p>
-      <w:pPr>
-        <w:pStyle w:val="BodyText"/>
-      </w:pPr>
-      <w:r>
-        <w:t xml:space="preserve">Programming, debugging, and reset are intended primarily for development, manufacturing, and service purposes. Currently, user firmware programming is not supported or documented. During programming or diagnostics, I2C must be inactive and other bus devices must be isolated from the shared signals.</w:t>
-      </w:r>
-    </w:p>
-    <w:bookmarkEnd w:id="72"/>
-    <w:bookmarkStart w:id="73" w:name="indicators-and-i2c-bridge"/>
-    <w:p>
-      <w:pPr>
-        <w:pStyle w:val="Heading3"/>
+        <w:t xml:space="preserve">4.6 Indicators and I2C Bridge</w:t>
+      </w:r>
+    </w:p>
+    <w:p>
+      <w:pPr>
+        <w:pStyle w:val="FirstParagraph"/>
+      </w:pPr>
+      <w:r>
+        <w:t xml:space="preserve">The module provides a power indicator, a firmware-controlled built-in status indicator, and a normally closed solder bridge that connects the sensor’s raw output signal to the controller ADC input. Opening the bridge isolates the raw sensor signal from the ADC, and the connection can be restored by re-soldering the bridge. The controller ADC input used for sensor acquisition is internal to the module and is not an additional external contact.</w:t>
+      </w:r>
+    </w:p>
+    <w:bookmarkEnd w:id="64"/>
+    <w:bookmarkEnd w:id="65"/>
+    <w:bookmarkStart w:id="78" w:name="board-operation"/>
+    <w:p>
+      <w:pPr>
+        <w:pStyle w:val="Heading2"/>
       </w:pPr>
       <w:r>
         <w:rPr>
           <w:bCs/>
           <w:b/>
         </w:rPr>
-        <w:t xml:space="preserve">4.6 Indicators and I2C Bridge</w:t>
+        <w:t xml:space="preserve">5 Board Operation</w:t>
       </w:r>
     </w:p>
     <w:p>
@@ -10324,29 +9364,6 @@
         <w:pStyle w:val="FirstParagraph"/>
       </w:pPr>
       <w:r>
-        <w:t xml:space="preserve">The module provides a power indicator, a firmware-controlled built-in status indicator, and a normally closed solder bridge that connects the sensor’s raw output signal to the controller ADC input. Opening the bridge isolates the raw sensor signal from the ADC, and the connection can be restored by re-soldering the bridge. The controller ADC input used for sensor acquisition is internal to the module and is not an additional external contact.</w:t>
-      </w:r>
-    </w:p>
-    <w:bookmarkEnd w:id="73"/>
-    <w:bookmarkEnd w:id="74"/>
-    <w:bookmarkStart w:id="87" w:name="board-operation"/>
-    <w:p>
-      <w:pPr>
-        <w:pStyle w:val="Heading2"/>
-      </w:pPr>
-      <w:r>
-        <w:rPr>
-          <w:bCs/>
-          <w:b/>
-        </w:rPr>
-        <w:t xml:space="preserve">5 Board Operation</w:t>
-      </w:r>
-    </w:p>
-    <w:p>
-      <w:pPr>
-        <w:pStyle w:val="FirstParagraph"/>
-      </w:pPr>
-      <w:r>
         <w:t xml:space="preserve">This chapter shows how to verify one UNIT ATOM TEMT6000 and read its raw</w:t>
       </w:r>
       <w:r>
@@ -10362,7 +9379,7 @@
         <w:t xml:space="preserve">Pulsar RP2350 host boards.</w:t>
       </w:r>
     </w:p>
-    <w:bookmarkStart w:id="75" w:name="required-hardware-and-software"/>
+    <w:bookmarkStart w:id="66" w:name="required-hardware-and-software"/>
     <w:p>
       <w:pPr>
         <w:pStyle w:val="Heading3"/>
@@ -10501,8 +9518,8 @@
         <w:t xml:space="preserve">Arduino library</w:t>
       </w:r>
     </w:p>
-    <w:bookmarkEnd w:id="75"/>
-    <w:bookmarkStart w:id="79" w:name="library-installation"/>
+    <w:bookmarkEnd w:id="66"/>
+    <w:bookmarkStart w:id="70" w:name="library-installation"/>
     <w:p>
       <w:pPr>
         <w:pStyle w:val="Heading3"/>
@@ -10628,18 +9645,18 @@
           <wp:inline>
             <wp:extent cx="2560320" cy="2414235"/>
             <wp:effectExtent b="0" l="0" r="0" t="0"/>
-            <wp:docPr descr="" title="" id="77" name="Picture"/>
+            <wp:docPr descr="" title="" id="68" name="Picture"/>
             <a:graphic>
               <a:graphicData uri="http://schemas.openxmlformats.org/drawingml/2006/picture">
                 <pic:pic>
                   <pic:nvPicPr>
-                    <pic:cNvPr descr="../assets/temt6000_library.png" id="78" name="Picture"/>
+                    <pic:cNvPr descr="../assets/temt6000_library.png" id="69" name="Picture"/>
                     <pic:cNvPicPr>
                       <a:picLocks noChangeArrowheads="1" noChangeAspect="1"/>
                     </pic:cNvPicPr>
                   </pic:nvPicPr>
                   <pic:blipFill>
-                    <a:blip r:embed="rId76"/>
+                    <a:blip r:embed="rId67"/>
                     <a:stretch>
                       <a:fillRect/>
                     </a:stretch>
@@ -10696,8 +9713,8 @@
         <w:t xml:space="preserve">dependency used by the sketch below.</w:t>
       </w:r>
     </w:p>
-    <w:bookmarkEnd w:id="79"/>
-    <w:bookmarkStart w:id="83" w:name="i2c-connection-and-example-settings"/>
+    <w:bookmarkEnd w:id="70"/>
+    <w:bookmarkStart w:id="74" w:name="i2c-connection-and-example-settings"/>
     <w:p>
       <w:pPr>
         <w:pStyle w:val="Heading3"/>
@@ -10727,18 +9744,18 @@
           <wp:inline>
             <wp:extent cx="5303520" cy="2983230"/>
             <wp:effectExtent b="0" l="0" r="0" t="0"/>
-            <wp:docPr descr="" title="" id="81" name="Picture"/>
+            <wp:docPr descr="" title="" id="72" name="Picture"/>
             <a:graphic>
               <a:graphicData uri="http://schemas.openxmlformats.org/drawingml/2006/picture">
                 <pic:pic>
                   <pic:nvPicPr>
-                    <pic:cNvPr descr="../assets/devlab_atom.png" id="82" name="Picture"/>
+                    <pic:cNvPr descr="../assets/devlab_atom.png" id="73" name="Picture"/>
                     <pic:cNvPicPr>
                       <a:picLocks noChangeArrowheads="1" noChangeAspect="1"/>
                     </pic:cNvPicPr>
                   </pic:nvPicPr>
                   <pic:blipFill>
-                    <a:blip r:embed="rId80"/>
+                    <a:blip r:embed="rId71"/>
                     <a:stretch>
                       <a:fillRect/>
                     </a:stretch>
@@ -11482,8 +10499,8 @@
         <w:t xml:space="preserve">uploading the sketch.</w:t>
       </w:r>
     </w:p>
-    <w:bookmarkEnd w:id="83"/>
-    <w:bookmarkStart w:id="84" w:name="single-sensor-arduino-example"/>
+    <w:bookmarkEnd w:id="74"/>
+    <w:bookmarkStart w:id="75" w:name="single-sensor-arduino-example"/>
     <w:p>
       <w:pPr>
         <w:pStyle w:val="Heading3"/>
@@ -13249,8 +12266,8 @@
         <w:t xml:space="preserve">}</w:t>
       </w:r>
     </w:p>
-    <w:bookmarkEnd w:id="84"/>
-    <w:bookmarkStart w:id="85" w:name="upload-and-serial-output"/>
+    <w:bookmarkEnd w:id="75"/>
+    <w:bookmarkStart w:id="76" w:name="upload-and-serial-output"/>
     <w:p>
       <w:pPr>
         <w:pStyle w:val="Heading3"/>
@@ -13468,8 +12485,8 @@
         <w:t xml:space="preserve">not be interpreted directly as lux.</w:t>
       </w:r>
     </w:p>
-    <w:bookmarkEnd w:id="85"/>
-    <w:bookmarkStart w:id="86" w:name="troubleshooting"/>
+    <w:bookmarkEnd w:id="76"/>
+    <w:bookmarkStart w:id="77" w:name="troubleshooting"/>
     <w:p>
       <w:pPr>
         <w:pStyle w:val="Heading3"/>
@@ -13706,9 +12723,9 @@
         <w:t xml:space="preserve">Chapter 8.</w:t>
       </w:r>
     </w:p>
-    <w:bookmarkEnd w:id="86"/>
-    <w:bookmarkEnd w:id="87"/>
-    <w:bookmarkStart w:id="94" w:name="mechanical-information"/>
+    <w:bookmarkEnd w:id="77"/>
+    <w:bookmarkEnd w:id="78"/>
+    <w:bookmarkStart w:id="85" w:name="mechanical-information"/>
     <w:p>
       <w:pPr>
         <w:pStyle w:val="Heading2"/>
@@ -13735,7 +12752,7 @@
         <w:t xml:space="preserve">shown below. Dimensions are in millimetres.</w:t>
       </w:r>
     </w:p>
-    <w:bookmarkStart w:id="91" w:name="board-dimensions"/>
+    <w:bookmarkStart w:id="82" w:name="board-dimensions"/>
     <w:p>
       <w:pPr>
         <w:pStyle w:val="Heading3"/>
@@ -13757,18 +12774,18 @@
           <wp:inline>
             <wp:extent cx="6108700" cy="4073328"/>
             <wp:effectExtent b="0" l="0" r="0" t="0"/>
-            <wp:docPr descr="" title="" id="89" name="Picture"/>
+            <wp:docPr descr="" title="" id="80" name="Picture"/>
             <a:graphic>
               <a:graphicData uri="http://schemas.openxmlformats.org/drawingml/2006/picture">
                 <pic:pic>
                   <pic:nvPicPr>
-                    <pic:cNvPr descr="../../../hardware/resources/unit_dimensions_v_3_1_0_ue0098_temt6000_ambient_light_sensor.png" id="90" name="Picture"/>
+                    <pic:cNvPr descr="../../../docs/hardware/resources/unit_dimensions_v_3_1_0_ue0098_temt6000_ambient_light_sensor.png" id="81" name="Picture"/>
                     <pic:cNvPicPr>
                       <a:picLocks noChangeArrowheads="1" noChangeAspect="1"/>
                     </pic:cNvPicPr>
                   </pic:nvPicPr>
                   <pic:blipFill>
-                    <a:blip r:embed="rId88"/>
+                    <a:blip r:embed="rId79"/>
                     <a:stretch>
                       <a:fillRect/>
                     </a:stretch>
@@ -13833,8 +12850,8 @@
         <w:t xml:space="preserve">not derive additional dimensions by scaling the image.</w:t>
       </w:r>
     </w:p>
-    <w:bookmarkEnd w:id="91"/>
-    <w:bookmarkStart w:id="92" w:name="integration-clearances"/>
+    <w:bookmarkEnd w:id="82"/>
+    <w:bookmarkStart w:id="83" w:name="integration-clearances"/>
     <w:p>
       <w:pPr>
         <w:pStyle w:val="Heading3"/>
@@ -13879,8 +12896,8 @@
         <w:t xml:space="preserve">points, and avoid enclosure features that shadow the sensor or indicators.</w:t>
       </w:r>
     </w:p>
-    <w:bookmarkEnd w:id="92"/>
-    <w:bookmarkStart w:id="93" w:name="mechanical-data-not-specified"/>
+    <w:bookmarkEnd w:id="83"/>
+    <w:bookmarkStart w:id="84" w:name="mechanical-data-not-specified"/>
     <w:p>
       <w:pPr>
         <w:pStyle w:val="Heading3"/>
@@ -13977,9 +12994,9 @@
         <w:t xml:space="preserve">Reserved expansion-pad and factory service-point coordinates</w:t>
       </w:r>
     </w:p>
-    <w:bookmarkEnd w:id="93"/>
-    <w:bookmarkEnd w:id="94"/>
-    <w:bookmarkStart w:id="96" w:name="company-information"/>
+    <w:bookmarkEnd w:id="84"/>
+    <w:bookmarkEnd w:id="85"/>
+    <w:bookmarkStart w:id="87" w:name="company-information"/>
     <w:p>
       <w:pPr>
         <w:pStyle w:val="Heading2"/>
@@ -14130,7 +13147,7 @@
               <w:pStyle w:val="Compact"/>
               <w:jc w:val="left"/>
             </w:pPr>
-            <w:hyperlink r:id="rId95">
+            <w:hyperlink r:id="rId86">
               <w:r>
                 <w:rPr>
                   <w:rStyle w:val="Hyperlink"/>
@@ -14182,8 +13199,8 @@
         <w:t xml:space="preserve">next chapter.</w:t>
       </w:r>
     </w:p>
-    <w:bookmarkEnd w:id="96"/>
-    <w:bookmarkStart w:id="112" w:name="reference-documentation"/>
+    <w:bookmarkEnd w:id="87"/>
+    <w:bookmarkStart w:id="103" w:name="reference-documentation"/>
     <w:p>
       <w:pPr>
         <w:pStyle w:val="Heading2"/>
@@ -14256,7 +13273,7 @@
               <w:pStyle w:val="Compact"/>
               <w:jc w:val="left"/>
             </w:pPr>
-            <w:hyperlink r:id="rId97">
+            <w:hyperlink r:id="rId88">
               <w:r>
                 <w:rPr>
                   <w:rStyle w:val="Hyperlink"/>
@@ -14287,7 +13304,7 @@
               <w:pStyle w:val="Compact"/>
               <w:jc w:val="left"/>
             </w:pPr>
-            <w:hyperlink r:id="rId98">
+            <w:hyperlink r:id="rId89">
               <w:r>
                 <w:rPr>
                   <w:rStyle w:val="Hyperlink"/>
@@ -14318,7 +13335,7 @@
               <w:pStyle w:val="Compact"/>
               <w:jc w:val="left"/>
             </w:pPr>
-            <w:hyperlink r:id="rId99">
+            <w:hyperlink r:id="rId90">
               <w:r>
                 <w:rPr>
                   <w:rStyle w:val="Hyperlink"/>
@@ -14349,7 +13366,7 @@
               <w:pStyle w:val="Compact"/>
               <w:jc w:val="left"/>
             </w:pPr>
-            <w:hyperlink r:id="rId100">
+            <w:hyperlink r:id="rId91">
               <w:r>
                 <w:rPr>
                   <w:rStyle w:val="Hyperlink"/>
@@ -14380,7 +13397,7 @@
               <w:pStyle w:val="Compact"/>
               <w:jc w:val="left"/>
             </w:pPr>
-            <w:hyperlink r:id="rId101">
+            <w:hyperlink r:id="rId92">
               <w:r>
                 <w:rPr>
                   <w:rStyle w:val="Hyperlink"/>
@@ -14411,7 +13428,7 @@
               <w:pStyle w:val="Compact"/>
               <w:jc w:val="left"/>
             </w:pPr>
-            <w:hyperlink r:id="rId102">
+            <w:hyperlink r:id="rId93">
               <w:r>
                 <w:rPr>
                   <w:rStyle w:val="Hyperlink"/>
@@ -14442,7 +13459,7 @@
               <w:pStyle w:val="Compact"/>
               <w:jc w:val="left"/>
             </w:pPr>
-            <w:hyperlink r:id="rId103">
+            <w:hyperlink r:id="rId94">
               <w:r>
                 <w:rPr>
                   <w:rStyle w:val="Hyperlink"/>
@@ -14473,7 +13490,7 @@
               <w:pStyle w:val="Compact"/>
               <w:jc w:val="left"/>
             </w:pPr>
-            <w:hyperlink r:id="rId104">
+            <w:hyperlink r:id="rId95">
               <w:r>
                 <w:rPr>
                   <w:rStyle w:val="Hyperlink"/>
@@ -14504,7 +13521,7 @@
               <w:pStyle w:val="Compact"/>
               <w:jc w:val="left"/>
             </w:pPr>
-            <w:hyperlink r:id="rId105">
+            <w:hyperlink r:id="rId96">
               <w:r>
                 <w:rPr>
                   <w:rStyle w:val="Hyperlink"/>
@@ -14535,7 +13552,7 @@
               <w:pStyle w:val="Compact"/>
               <w:jc w:val="left"/>
             </w:pPr>
-            <w:hyperlink r:id="rId106">
+            <w:hyperlink r:id="rId97">
               <w:r>
                 <w:rPr>
                   <w:rStyle w:val="Hyperlink"/>
@@ -14566,7 +13583,7 @@
               <w:pStyle w:val="Compact"/>
               <w:jc w:val="left"/>
             </w:pPr>
-            <w:hyperlink r:id="rId107">
+            <w:hyperlink r:id="rId98">
               <w:r>
                 <w:rPr>
                   <w:rStyle w:val="Hyperlink"/>
@@ -14597,7 +13614,7 @@
               <w:pStyle w:val="Compact"/>
               <w:jc w:val="left"/>
             </w:pPr>
-            <w:hyperlink r:id="rId108">
+            <w:hyperlink r:id="rId99">
               <w:r>
                 <w:rPr>
                   <w:rStyle w:val="Hyperlink"/>
@@ -14628,7 +13645,7 @@
               <w:pStyle w:val="Compact"/>
               <w:jc w:val="left"/>
             </w:pPr>
-            <w:hyperlink r:id="rId109">
+            <w:hyperlink r:id="rId100">
               <w:r>
                 <w:rPr>
                   <w:rStyle w:val="Hyperlink"/>
@@ -14659,7 +13676,7 @@
               <w:pStyle w:val="Compact"/>
               <w:jc w:val="left"/>
             </w:pPr>
-            <w:hyperlink r:id="rId110">
+            <w:hyperlink r:id="rId101">
               <w:r>
                 <w:rPr>
                   <w:rStyle w:val="Hyperlink"/>
@@ -14690,7 +13707,7 @@
               <w:pStyle w:val="Compact"/>
               <w:jc w:val="left"/>
             </w:pPr>
-            <w:hyperlink r:id="rId111">
+            <w:hyperlink r:id="rId102">
               <w:r>
                 <w:rPr>
                   <w:rStyle w:val="Hyperlink"/>
@@ -14766,8 +13783,8 @@
         <w:t xml:space="preserve">not replace module-level electrical qualification.</w:t>
       </w:r>
     </w:p>
-    <w:bookmarkEnd w:id="112"/>
-    <w:bookmarkStart w:id="119" w:name="appendix"/>
+    <w:bookmarkEnd w:id="103"/>
+    <w:bookmarkStart w:id="110" w:name="appendix"/>
     <w:p>
       <w:pPr>
         <w:pStyle w:val="Heading2"/>
@@ -14780,7 +13797,7 @@
         <w:t xml:space="preserve">9 Appendix</w:t>
       </w:r>
     </w:p>
-    <w:bookmarkStart w:id="116" w:name="current-v2.0.0-schematic"/>
+    <w:bookmarkStart w:id="107" w:name="current-v2.0.0-schematic"/>
     <w:p>
       <w:pPr>
         <w:pStyle w:val="Heading3"/>
@@ -14840,18 +13857,18 @@
           <wp:inline>
             <wp:extent cx="6108700" cy="4720359"/>
             <wp:effectExtent b="0" l="0" r="0" t="0"/>
-            <wp:docPr descr="" title="" id="114" name="Picture"/>
+            <wp:docPr descr="" title="" id="105" name="Picture"/>
             <a:graphic>
               <a:graphicData uri="http://schemas.openxmlformats.org/drawingml/2006/picture">
                 <pic:pic>
                   <pic:nvPicPr>
-                    <pic:cNvPr descr="../../../hardware/resources/unit_schematic_v_2_0_0_ue0098_temt6000.png" id="115" name="Picture"/>
+                    <pic:cNvPr descr="../../../docs/hardware/resources/unit_schematic_v_2_0_0_ue0098_temt6000.png" id="106" name="Picture"/>
                     <pic:cNvPicPr>
                       <a:picLocks noChangeArrowheads="1" noChangeAspect="1"/>
                     </pic:cNvPicPr>
                   </pic:nvPicPr>
                   <pic:blipFill>
-                    <a:blip r:embed="rId113"/>
+                    <a:blip r:embed="rId104"/>
                     <a:stretch>
                       <a:fillRect/>
                     </a:stretch>
@@ -15026,8 +14043,8 @@
         <w:t xml:space="preserve">and debugging interface; there is no separate user-accessible SWD connector.</w:t>
       </w:r>
     </w:p>
-    <w:bookmarkEnd w:id="116"/>
-    <w:bookmarkStart w:id="117" w:name="document-control"/>
+    <w:bookmarkEnd w:id="107"/>
+    <w:bookmarkStart w:id="108" w:name="document-control"/>
     <w:p>
       <w:pPr>
         <w:pStyle w:val="Heading3"/>
@@ -15348,8 +14365,8 @@
         </w:tc>
       </w:tr>
     </w:tbl>
-    <w:bookmarkEnd w:id="117"/>
-    <w:bookmarkStart w:id="118" w:name="Xf1882b41e920c0e089a811d41d6ddf36e2ac2a7"/>
+    <w:bookmarkEnd w:id="108"/>
+    <w:bookmarkStart w:id="109" w:name="Xf1882b41e920c0e089a811d41d6ddf36e2ac2a7"/>
     <w:p>
       <w:pPr>
         <w:pStyle w:val="Heading3"/>
@@ -15437,8 +14454,8 @@
         <w:t xml:space="preserve">Module-level optical, electrical, environmental, and EMC characterization</w:t>
       </w:r>
     </w:p>
-    <w:bookmarkEnd w:id="118"/>
-    <w:bookmarkEnd w:id="119"/>
+    <w:bookmarkEnd w:id="109"/>
+    <w:bookmarkEnd w:id="110"/>
     <w:sectPr>
       <w:pgSz w:h="16838" w:w="11906"/>
       <w:pgMar w:bottom="1134" w:footer="708" w:gutter="0" w:header="708" w:left="1134" w:right="1134" w:top="1134"/>
